--- a/material-de-apoyo/Clase4_Guia_Estudio_Playwright_POM.docx
+++ b/material-de-apoyo/Clase4_Guia_Estudio_Playwright_POM.docx
@@ -2409,6 +2409,259 @@
           <w:sz w:val="36"/>
         </w:rPr>
         <w:t>4. Las pruebas</w:t>
+      </w:r>
+    </w:p>
+    <w:p>
+      <w:pPr>
+        <w:keepNext/>
+        <w:spacing w:before="200" w:after="80"/>
+      </w:pPr>
+      <w:r>
+        <w:rPr>
+          <w:b/>
+          <w:color w:val="0072BC"/>
+          <w:sz w:val="28"/>
+        </w:rPr>
+        <w:t>JUnit: cómo se escribe una prueba</w:t>
+      </w:r>
+    </w:p>
+    <w:p>
+      <w:r>
+        <w:rPr>
+          <w:b w:val="0"/>
+        </w:rPr>
+        <w:t xml:space="preserve">Hasta ahora escribiste programas en Java puro (clase 1) y pruebas con Cucumber y Serenity (clases 2 y 3). Hoy escribimos las pruebas a mano con JUnit, la librería de pruebas más usada en Java. Una prueba de JUnit es un método normal con unas marcas encima, que se llaman anotaciones y empiezan con </w:t>
+      </w:r>
+      <w:r>
+        <w:rPr>
+          <w:rFonts w:ascii="Consolas" w:hAnsi="Consolas" w:eastAsia="Consolas"/>
+          <w:color w:val="003D7A"/>
+        </w:rPr>
+        <w:t>@</w:t>
+      </w:r>
+      <w:r>
+        <w:rPr>
+          <w:b w:val="0"/>
+        </w:rPr>
+        <w:t>.</w:t>
+      </w:r>
+    </w:p>
+    <w:tbl>
+      <w:tblPr>
+        <w:tblW w:type="auto" w:w="0"/>
+        <w:jc w:val="center"/>
+        <w:tblLook w:firstColumn="1" w:firstRow="1" w:lastColumn="0" w:lastRow="0" w:noHBand="0" w:noVBand="1" w:val="04A0"/>
+      </w:tblPr>
+      <w:tblGrid>
+        <w:gridCol w:w="9632"/>
+      </w:tblGrid>
+      <w:tr>
+        <w:trPr>
+          <w:cantSplit/>
+        </w:trPr>
+        <w:tc>
+          <w:tcPr>
+            <w:tcW w:type="dxa" w:w="9632"/>
+            <w:shd w:val="clear" w:color="auto" w:fill="F2F5F9"/>
+            <w:tcBorders>
+              <w:top w:val="nil"/>
+              <w:left w:val="single" w:sz="18" w:color="0072BC"/>
+              <w:bottom w:val="nil"/>
+              <w:right w:val="nil"/>
+            </w:tcBorders>
+          </w:tcPr>
+          <w:p>
+            <w:r/>
+            <w:r>
+              <w:rPr>
+                <w:b/>
+                <w:color w:val="52606D"/>
+                <w:sz w:val="18"/>
+              </w:rPr>
+              <w:t>Ejemplo mínimo de JUnit</w:t>
+            </w:r>
+          </w:p>
+          <w:p>
+            <w:pPr>
+              <w:keepNext/>
+              <w:spacing w:after="0" w:line="240" w:lineRule="auto"/>
+            </w:pPr>
+            <w:r>
+              <w:rPr>
+                <w:rFonts w:ascii="Consolas" w:hAnsi="Consolas" w:eastAsia="Consolas"/>
+                <w:color w:val="1F2933"/>
+                <w:sz w:val="19"/>
+              </w:rPr>
+              <w:t>@Test</w:t>
+            </w:r>
+          </w:p>
+          <w:p>
+            <w:pPr>
+              <w:keepNext/>
+              <w:spacing w:after="0" w:line="240" w:lineRule="auto"/>
+            </w:pPr>
+            <w:r>
+              <w:rPr>
+                <w:rFonts w:ascii="Consolas" w:hAnsi="Consolas" w:eastAsia="Consolas"/>
+                <w:color w:val="1F2933"/>
+                <w:sz w:val="19"/>
+              </w:rPr>
+              <w:t>@DisplayName("Dos más dos da cuatro")</w:t>
+            </w:r>
+          </w:p>
+          <w:p>
+            <w:pPr>
+              <w:keepNext/>
+              <w:spacing w:after="0" w:line="240" w:lineRule="auto"/>
+            </w:pPr>
+            <w:r>
+              <w:rPr>
+                <w:rFonts w:ascii="Consolas" w:hAnsi="Consolas" w:eastAsia="Consolas"/>
+                <w:color w:val="1F2933"/>
+                <w:sz w:val="19"/>
+              </w:rPr>
+              <w:t>void sumaSencilla() {</w:t>
+            </w:r>
+          </w:p>
+          <w:p>
+            <w:pPr>
+              <w:keepNext/>
+              <w:spacing w:after="0" w:line="240" w:lineRule="auto"/>
+            </w:pPr>
+            <w:r>
+              <w:rPr>
+                <w:rFonts w:ascii="Consolas" w:hAnsi="Consolas" w:eastAsia="Consolas"/>
+                <w:color w:val="1F2933"/>
+                <w:sz w:val="19"/>
+              </w:rPr>
+              <w:t xml:space="preserve">    int resultado = 2 + 2;</w:t>
+            </w:r>
+          </w:p>
+          <w:p>
+            <w:pPr>
+              <w:keepNext/>
+              <w:spacing w:after="0" w:line="240" w:lineRule="auto"/>
+            </w:pPr>
+            <w:r>
+              <w:rPr>
+                <w:rFonts w:ascii="Consolas" w:hAnsi="Consolas" w:eastAsia="Consolas"/>
+                <w:color w:val="1F2933"/>
+                <w:sz w:val="19"/>
+              </w:rPr>
+              <w:t xml:space="preserve">    assertEquals(4, resultado);</w:t>
+            </w:r>
+          </w:p>
+          <w:p>
+            <w:pPr>
+              <w:keepNext/>
+              <w:spacing w:after="0" w:line="240" w:lineRule="auto"/>
+            </w:pPr>
+            <w:r>
+              <w:rPr>
+                <w:rFonts w:ascii="Consolas" w:hAnsi="Consolas" w:eastAsia="Consolas"/>
+                <w:color w:val="1F2933"/>
+                <w:sz w:val="19"/>
+              </w:rPr>
+              <w:t>}</w:t>
+            </w:r>
+          </w:p>
+        </w:tc>
+      </w:tr>
+    </w:tbl>
+    <w:p>
+      <w:pPr>
+        <w:spacing w:after="40"/>
+      </w:pPr>
+    </w:p>
+    <w:p>
+      <w:pPr>
+        <w:pStyle w:val="ListBullet"/>
+        <w:spacing w:after="60"/>
+      </w:pPr>
+      <w:r>
+        <w:rPr>
+          <w:rFonts w:ascii="Consolas" w:hAnsi="Consolas" w:eastAsia="Consolas"/>
+          <w:color w:val="003D7A"/>
+        </w:rPr>
+        <w:t>@Test</w:t>
+      </w:r>
+      <w:r>
+        <w:rPr>
+          <w:b w:val="0"/>
+        </w:rPr>
+        <w:t xml:space="preserve"> le dice a JUnit que ese método es una prueba. Sin esa marca, </w:t>
+      </w:r>
+      <w:r>
+        <w:rPr>
+          <w:rFonts w:ascii="Consolas" w:hAnsi="Consolas" w:eastAsia="Consolas"/>
+          <w:color w:val="003D7A"/>
+        </w:rPr>
+        <w:t>gradle test</w:t>
+      </w:r>
+      <w:r>
+        <w:rPr>
+          <w:b w:val="0"/>
+        </w:rPr>
+        <w:t xml:space="preserve"> no lo corre.</w:t>
+      </w:r>
+    </w:p>
+    <w:p>
+      <w:pPr>
+        <w:pStyle w:val="ListBullet"/>
+        <w:spacing w:after="60"/>
+      </w:pPr>
+      <w:r>
+        <w:rPr>
+          <w:rFonts w:ascii="Consolas" w:hAnsi="Consolas" w:eastAsia="Consolas"/>
+          <w:color w:val="003D7A"/>
+        </w:rPr>
+        <w:t>@DisplayName("...")</w:t>
+      </w:r>
+      <w:r>
+        <w:rPr>
+          <w:b w:val="0"/>
+        </w:rPr>
+        <w:t xml:space="preserve"> es el nombre que ves en la consola cuando corre la prueba. Es opcional, pero se lee mejor.</w:t>
+      </w:r>
+    </w:p>
+    <w:p>
+      <w:pPr>
+        <w:pStyle w:val="ListBullet"/>
+        <w:spacing w:after="60"/>
+      </w:pPr>
+      <w:r>
+        <w:rPr>
+          <w:rFonts w:ascii="Consolas" w:hAnsi="Consolas" w:eastAsia="Consolas"/>
+          <w:color w:val="003D7A"/>
+        </w:rPr>
+        <w:t>assertEquals(esperado, real)</w:t>
+      </w:r>
+      <w:r>
+        <w:rPr>
+          <w:b w:val="0"/>
+        </w:rPr>
+        <w:t xml:space="preserve"> compara dos valores. Si son iguales la prueba sigue y termina en PASSED. Si no, la prueba se detiene, sale FAILED y te muestra </w:t>
+      </w:r>
+      <w:r>
+        <w:rPr>
+          <w:rFonts w:ascii="Consolas" w:hAnsi="Consolas" w:eastAsia="Consolas"/>
+          <w:color w:val="003D7A"/>
+        </w:rPr>
+        <w:t>expected: &lt;esperado&gt; but was: &lt;real&gt;</w:t>
+      </w:r>
+      <w:r>
+        <w:rPr>
+          <w:b w:val="0"/>
+        </w:rPr>
+        <w:t>.</w:t>
+      </w:r>
+    </w:p>
+    <w:p>
+      <w:r>
+        <w:rPr>
+          <w:b w:val="0"/>
+        </w:rPr>
+        <w:t>El orden importa: primero lo que tú esperas y después lo que salió de verdad. Si los inviertes la prueba funciona igual, pero el mensaje de error te confunde.</w:t>
       </w:r>
     </w:p>
     <w:p>
@@ -5167,57 +5420,13 @@
         <w:spacing w:after="40"/>
       </w:pPr>
     </w:p>
-    <w:tbl>
-      <w:tblPr>
-        <w:tblW w:type="auto" w:w="0"/>
-        <w:tblLook w:firstColumn="1" w:firstRow="1" w:lastColumn="0" w:lastRow="0" w:noHBand="0" w:noVBand="1" w:val="04A0"/>
-      </w:tblPr>
-      <w:tblGrid>
-        <w:gridCol w:w="9632"/>
-      </w:tblGrid>
-      <w:tr>
-        <w:trPr>
-          <w:cantSplit/>
-        </w:trPr>
-        <w:tc>
-          <w:tcPr>
-            <w:tcW w:type="dxa" w:w="9632"/>
-            <w:shd w:val="clear" w:color="auto" w:fill="FFF4DB"/>
-            <w:tcBorders>
-              <w:top w:val="nil"/>
-              <w:left w:val="single" w:sz="24" w:color="8A5A00"/>
-              <w:bottom w:val="nil"/>
-              <w:right w:val="nil"/>
-            </w:tcBorders>
-          </w:tcPr>
-          <w:p>
-            <w:pPr>
-              <w:spacing w:after="40"/>
-            </w:pPr>
-            <w:r>
-              <w:rPr>
-                <w:b/>
-                <w:color w:val="8A5A00"/>
-                <w:sz w:val="22"/>
-              </w:rPr>
-              <w:t>Ojo</w:t>
-            </w:r>
-          </w:p>
-          <w:p>
-            <w:r>
-              <w:rPr>
-                <w:b w:val="0"/>
-              </w:rPr>
-              <w:t>El error de strict mode no es un capricho. Si Playwright encuentra tres campos y tú le dices escribe aquí, no sabe en cuál. Prefiere avisarte a adivinar.</w:t>
-            </w:r>
-          </w:p>
-        </w:tc>
-      </w:tr>
-    </w:tbl>
     <w:p>
-      <w:pPr>
-        <w:spacing w:after="40"/>
-      </w:pPr>
+      <w:r>
+        <w:rPr>
+          <w:b w:val="0"/>
+        </w:rPr>
+        <w:t>El error de strict mode no es un capricho. Si Playwright encuentra tres campos y tú le dices escribe aquí, no sabe en cuál. Prefiere avisarte a adivinar.</w:t>
+      </w:r>
     </w:p>
     <w:p>
       <w:pPr>
@@ -5263,6 +5472,9 @@
             </w:tcBorders>
           </w:tcPr>
           <w:p>
+            <w:pPr>
+              <w:keepNext/>
+            </w:pPr>
             <w:r>
               <w:rPr>
                 <w:b/>
@@ -5285,6 +5497,9 @@
             </w:tcBorders>
           </w:tcPr>
           <w:p>
+            <w:pPr>
+              <w:keepNext/>
+            </w:pPr>
             <w:r>
               <w:rPr>
                 <w:b/>
@@ -5311,6 +5526,9 @@
             </w:tcBorders>
           </w:tcPr>
           <w:p>
+            <w:pPr>
+              <w:keepNext/>
+            </w:pPr>
             <w:r>
               <w:rPr>
                 <w:b w:val="0"/>
@@ -5331,6 +5549,9 @@
             </w:tcBorders>
           </w:tcPr>
           <w:p>
+            <w:pPr>
+              <w:keepNext/>
+            </w:pPr>
             <w:r>
               <w:rPr>
                 <w:b w:val="0"/>
@@ -5357,6 +5578,9 @@
             </w:tcBorders>
           </w:tcPr>
           <w:p>
+            <w:pPr>
+              <w:keepNext/>
+            </w:pPr>
             <w:r>
               <w:rPr>
                 <w:b w:val="0"/>
@@ -5378,6 +5602,9 @@
             </w:tcBorders>
           </w:tcPr>
           <w:p>
+            <w:pPr>
+              <w:keepNext/>
+            </w:pPr>
             <w:r>
               <w:rPr>
                 <w:b w:val="0"/>
@@ -5403,6 +5630,9 @@
             </w:tcBorders>
           </w:tcPr>
           <w:p>
+            <w:pPr>
+              <w:keepNext/>
+            </w:pPr>
             <w:r>
               <w:rPr>
                 <w:b w:val="0"/>
@@ -5423,6 +5653,9 @@
             </w:tcBorders>
           </w:tcPr>
           <w:p>
+            <w:pPr>
+              <w:keepNext/>
+            </w:pPr>
             <w:r>
               <w:rPr>
                 <w:b w:val="0"/>
@@ -5449,6 +5682,9 @@
             </w:tcBorders>
           </w:tcPr>
           <w:p>
+            <w:pPr>
+              <w:keepNext/>
+            </w:pPr>
             <w:r>
               <w:rPr>
                 <w:b w:val="0"/>
@@ -5470,6 +5706,9 @@
             </w:tcBorders>
           </w:tcPr>
           <w:p>
+            <w:pPr>
+              <w:keepNext/>
+            </w:pPr>
             <w:r>
               <w:rPr>
                 <w:b w:val="0"/>
@@ -5495,6 +5734,9 @@
             </w:tcBorders>
           </w:tcPr>
           <w:p>
+            <w:pPr>
+              <w:keepNext/>
+            </w:pPr>
             <w:r>
               <w:rPr>
                 <w:b w:val="0"/>
@@ -5515,6 +5757,9 @@
             </w:tcBorders>
           </w:tcPr>
           <w:p>
+            <w:pPr>
+              <w:keepNext/>
+            </w:pPr>
             <w:r>
               <w:rPr>
                 <w:b w:val="0"/>
@@ -5541,6 +5786,9 @@
             </w:tcBorders>
           </w:tcPr>
           <w:p>
+            <w:pPr>
+              <w:keepNext/>
+            </w:pPr>
             <w:r>
               <w:rPr>
                 <w:b w:val="0"/>
@@ -5562,6 +5810,9 @@
             </w:tcBorders>
           </w:tcPr>
           <w:p>
+            <w:pPr>
+              <w:keepNext/>
+            </w:pPr>
             <w:r>
               <w:rPr>
                 <w:b w:val="0"/>
@@ -5587,6 +5838,9 @@
             </w:tcBorders>
           </w:tcPr>
           <w:p>
+            <w:pPr>
+              <w:keepNext/>
+            </w:pPr>
             <w:r>
               <w:rPr>
                 <w:b w:val="0"/>
@@ -5607,6 +5861,9 @@
             </w:tcBorders>
           </w:tcPr>
           <w:p>
+            <w:pPr>
+              <w:keepNext/>
+            </w:pPr>
             <w:r>
               <w:rPr>
                 <w:b w:val="0"/>
@@ -5633,6 +5890,58 @@
             </w:tcBorders>
           </w:tcPr>
           <w:p>
+            <w:pPr>
+              <w:keepNext/>
+            </w:pPr>
+            <w:r>
+              <w:rPr>
+                <w:b w:val="0"/>
+                <w:sz w:val="20"/>
+              </w:rPr>
+              <w:t>JUnit</w:t>
+            </w:r>
+          </w:p>
+        </w:tc>
+        <w:tc>
+          <w:tcPr>
+            <w:tcW w:type="dxa" w:w="6803"/>
+            <w:shd w:val="clear" w:color="auto" w:fill="F2F5F9"/>
+            <w:tcBorders>
+              <w:top w:val="single" w:sz="6" w:color="D0D7DE"/>
+              <w:left w:val="single" w:sz="6" w:color="D0D7DE"/>
+              <w:bottom w:val="single" w:sz="6" w:color="D0D7DE"/>
+              <w:right w:val="single" w:sz="6" w:color="D0D7DE"/>
+            </w:tcBorders>
+          </w:tcPr>
+          <w:p>
+            <w:pPr>
+              <w:keepNext/>
+            </w:pPr>
+            <w:r>
+              <w:rPr>
+                <w:b w:val="0"/>
+                <w:sz w:val="20"/>
+              </w:rPr>
+              <w:t>Librería de Java para escribir pruebas con @Test y compararlas con assertEquals.</w:t>
+            </w:r>
+          </w:p>
+        </w:tc>
+      </w:tr>
+      <w:tr>
+        <w:trPr>
+          <w:cantSplit/>
+        </w:trPr>
+        <w:tc>
+          <w:tcPr>
+            <w:tcW w:type="dxa" w:w="2835"/>
+            <w:tcBorders>
+              <w:top w:val="single" w:sz="6" w:color="D0D7DE"/>
+              <w:left w:val="single" w:sz="6" w:color="D0D7DE"/>
+              <w:bottom w:val="single" w:sz="6" w:color="D0D7DE"/>
+              <w:right w:val="single" w:sz="6" w:color="D0D7DE"/>
+            </w:tcBorders>
+          </w:tcPr>
+          <w:p>
             <w:r>
               <w:rPr>
                 <w:b w:val="0"/>
@@ -5645,7 +5954,6 @@
         <w:tc>
           <w:tcPr>
             <w:tcW w:type="dxa" w:w="6803"/>
-            <w:shd w:val="clear" w:color="auto" w:fill="F2F5F9"/>
             <w:tcBorders>
               <w:top w:val="single" w:sz="6" w:color="D0D7DE"/>
               <w:left w:val="single" w:sz="6" w:color="D0D7DE"/>
@@ -5885,6 +6193,20 @@
         <w:rPr>
           <w:b w:val="0"/>
         </w:rPr>
+        <w:t xml:space="preserve"> ¿Qué pasa si en assertEquals("Products", productos.titulo()) el título no es Products?</w:t>
+      </w:r>
+    </w:p>
+    <w:p>
+      <w:r>
+        <w:rPr>
+          <w:b/>
+        </w:rPr>
+        <w:t>7.</w:t>
+      </w:r>
+      <w:r>
+        <w:rPr>
+          <w:b w:val="0"/>
+        </w:rPr>
         <w:t xml:space="preserve"> En POM, ¿quién tiene los métodos que hacen las acciones? ¿Y en Screenplay?</w:t>
       </w:r>
     </w:p>
@@ -5978,6 +6300,20 @@
           <w:b/>
         </w:rPr>
         <w:t>6.</w:t>
+      </w:r>
+      <w:r>
+        <w:rPr>
+          <w:b w:val="0"/>
+        </w:rPr>
+        <w:t xml:space="preserve"> La prueba falla (FAILED) y la consola muestra expected: &lt;Products&gt; but was: &lt;el texto que salió&gt;.</w:t>
+      </w:r>
+    </w:p>
+    <w:p>
+      <w:r>
+        <w:rPr>
+          <w:b/>
+        </w:rPr>
+        <w:t>7.</w:t>
       </w:r>
       <w:r>
         <w:rPr>

--- a/material-de-apoyo/Clase4_Guia_Estudio_Playwright_POM.docx
+++ b/material-de-apoyo/Clase4_Guia_Estudio_Playwright_POM.docx
@@ -41,7 +41,7 @@
           <w:color w:val="52606D"/>
           <w:sz w:val="30"/>
         </w:rPr>
-        <w:t>Guía de estudio de la clase 4</w:t>
+        <w:t>Guía de estudio de la clase 4: TypeScript y VS Code</w:t>
       </w:r>
     </w:p>
     <w:p/>
@@ -241,7 +241,7 @@
         <w:rPr>
           <w:b w:val="0"/>
         </w:rPr>
-        <w:t>En la clase 2 automatizaste el login de saucedemo.com con Screenplay. Hoy vamos a automatizar los mismos dos flujos (login exitoso y usuario bloqueado) con otra herramienta, Playwright, y con otro patrón para ordenar el código, POM. Usar los mismos flujos tiene una ventaja: como ya sabes qué hace la prueba, te puedes concentrar en cómo está escrita.</w:t>
+        <w:t>En la clase 2 automatizaste el login de saucedemo.com con Screenplay, en Java. Hoy vamos a automatizar los mismos dos flujos (login exitoso y usuario bloqueado) con Playwright, en su lenguaje nativo, TypeScript, y con otro patrón para ordenar el código: POM. Como ya sabes qué hace la prueba, te puedes concentrar en cómo está escrita.</w:t>
       </w:r>
     </w:p>
     <w:p>
@@ -249,7 +249,7 @@
         <w:rPr>
           <w:b w:val="0"/>
         </w:rPr>
-        <w:t>Lee esta guía antes de la clase (por lo menos hasta la sección 4) y vuelve a ella cuando hagas la actividad.</w:t>
+        <w:t>Vas a ver un lenguaje nuevo, pero no empiezas de cero: clases, atributos, constructores y métodos funcionan casi igual que en Java. Lee esta guía antes de la clase, por lo menos hasta la sección 4.</w:t>
       </w:r>
     </w:p>
     <w:p>
@@ -274,7 +274,7 @@
         <w:rPr>
           <w:b w:val="0"/>
         </w:rPr>
-        <w:t xml:space="preserve">Si todavía no tienes JDK 21, Gradle y Git, sigue la guía </w:t>
+        <w:t xml:space="preserve">Necesitas Node.js 24 LTS, Visual Studio Code con la extensión Playwright Test for VSCode y Git. El paso a paso está en </w:t>
       </w:r>
       <w:r>
         <w:rPr>
@@ -287,7 +287,7 @@
         <w:rPr>
           <w:b w:val="0"/>
         </w:rPr>
-        <w:t xml:space="preserve"> que está en la carpeta </w:t>
+        <w:t xml:space="preserve">, en la carpeta </w:t>
       </w:r>
       <w:r>
         <w:rPr>
@@ -391,7 +391,7 @@
                 <w:color w:val="1F2933"/>
                 <w:sz w:val="19"/>
               </w:rPr>
-              <w:t>gradle instalarNavegadores</w:t>
+              <w:t>npm ci</w:t>
             </w:r>
           </w:p>
           <w:p>
@@ -405,7 +405,21 @@
                 <w:color w:val="1F2933"/>
                 <w:sz w:val="19"/>
               </w:rPr>
-              <w:t>gradle test</w:t>
+              <w:t>npm run instalar:navegador</w:t>
+            </w:r>
+          </w:p>
+          <w:p>
+            <w:pPr>
+              <w:keepNext/>
+              <w:spacing w:after="0" w:line="240" w:lineRule="auto"/>
+            </w:pPr>
+            <w:r>
+              <w:rPr>
+                <w:rFonts w:ascii="Consolas" w:hAnsi="Consolas" w:eastAsia="Consolas"/>
+                <w:color w:val="1F2933"/>
+                <w:sz w:val="19"/>
+              </w:rPr>
+              <w:t>npm test</w:t>
             </w:r>
           </w:p>
         </w:tc>
@@ -417,18 +431,107 @@
       </w:pPr>
     </w:p>
     <w:p>
+      <w:pPr>
+        <w:pStyle w:val="ListBullet"/>
+        <w:spacing w:after="60"/>
+      </w:pPr>
       <w:r>
         <w:rPr>
           <w:rFonts w:ascii="Consolas" w:hAnsi="Consolas" w:eastAsia="Consolas"/>
           <w:color w:val="003D7A"/>
         </w:rPr>
-        <w:t>gradle instalarNavegadores</w:t>
+        <w:t>npm ci</w:t>
       </w:r>
       <w:r>
         <w:rPr>
           <w:b w:val="0"/>
         </w:rPr>
-        <w:t xml:space="preserve"> descarga Chromium, el navegador que usa Playwright. Se hace una sola vez por equipo y pesa varios cientos de megas, por eso te pido que lo hagas en tu casa y no en la clase. Si ya tienes el repositorio clonado de otras clases, no lo clones otra vez: entra a la carpeta y usa </w:t>
+        <w:t xml:space="preserve"> instala las librerías del proyecto (Playwright y TypeScript) en la carpeta </w:t>
+      </w:r>
+      <w:r>
+        <w:rPr>
+          <w:rFonts w:ascii="Consolas" w:hAnsi="Consolas" w:eastAsia="Consolas"/>
+          <w:color w:val="003D7A"/>
+        </w:rPr>
+        <w:t>node_modules</w:t>
+      </w:r>
+      <w:r>
+        <w:rPr>
+          <w:b w:val="0"/>
+        </w:rPr>
+        <w:t xml:space="preserve">, con las versiones exactas de </w:t>
+      </w:r>
+      <w:r>
+        <w:rPr>
+          <w:rFonts w:ascii="Consolas" w:hAnsi="Consolas" w:eastAsia="Consolas"/>
+          <w:color w:val="003D7A"/>
+        </w:rPr>
+        <w:t>package-lock.json</w:t>
+      </w:r>
+      <w:r>
+        <w:rPr>
+          <w:b w:val="0"/>
+        </w:rPr>
+        <w:t>.</w:t>
+      </w:r>
+    </w:p>
+    <w:p>
+      <w:pPr>
+        <w:pStyle w:val="ListBullet"/>
+        <w:spacing w:after="60"/>
+      </w:pPr>
+      <w:r>
+        <w:rPr>
+          <w:rFonts w:ascii="Consolas" w:hAnsi="Consolas" w:eastAsia="Consolas"/>
+          <w:color w:val="003D7A"/>
+        </w:rPr>
+        <w:t>npm run instalar:navegador</w:t>
+      </w:r>
+      <w:r>
+        <w:rPr>
+          <w:b w:val="0"/>
+        </w:rPr>
+        <w:t xml:space="preserve"> descarga Chromium, el navegador que usa Playwright. Pesa varios cientos de megas, así que hazlo en tu casa. Ya viene preparado para la red de la empresa.</w:t>
+      </w:r>
+    </w:p>
+    <w:p>
+      <w:pPr>
+        <w:pStyle w:val="ListBullet"/>
+        <w:spacing w:after="60"/>
+      </w:pPr>
+      <w:r>
+        <w:rPr>
+          <w:rFonts w:ascii="Consolas" w:hAnsi="Consolas" w:eastAsia="Consolas"/>
+          <w:color w:val="003D7A"/>
+        </w:rPr>
+        <w:t>npm test</w:t>
+      </w:r>
+      <w:r>
+        <w:rPr>
+          <w:b w:val="0"/>
+        </w:rPr>
+        <w:t xml:space="preserve"> corre las pruebas. Si termina con </w:t>
+      </w:r>
+      <w:r>
+        <w:rPr>
+          <w:rFonts w:ascii="Consolas" w:hAnsi="Consolas" w:eastAsia="Consolas"/>
+          <w:color w:val="003D7A"/>
+        </w:rPr>
+        <w:t>5 passed</w:t>
+      </w:r>
+      <w:r>
+        <w:rPr>
+          <w:b w:val="0"/>
+        </w:rPr>
+        <w:t>, estás listo.</w:t>
+      </w:r>
+    </w:p>
+    <w:p>
+      <w:r>
+        <w:rPr>
+          <w:b w:val="0"/>
+        </w:rPr>
+        <w:t xml:space="preserve">Si ya tienes el repositorio clonado de otras clases, no lo clones otra vez: entra a la carpeta y usa </w:t>
       </w:r>
       <w:r>
         <w:rPr>
@@ -441,54 +544,7 @@
         <w:rPr>
           <w:b w:val="0"/>
         </w:rPr>
-        <w:t>.</w:t>
-      </w:r>
-    </w:p>
-    <w:p>
-      <w:r>
-        <w:rPr>
-          <w:b w:val="0"/>
-        </w:rPr>
-        <w:t xml:space="preserve">Si </w:t>
-      </w:r>
-      <w:r>
-        <w:rPr>
-          <w:rFonts w:ascii="Consolas" w:hAnsi="Consolas" w:eastAsia="Consolas"/>
-          <w:color w:val="003D7A"/>
-        </w:rPr>
-        <w:t>gradle test</w:t>
-      </w:r>
-      <w:r>
-        <w:rPr>
-          <w:b w:val="0"/>
-        </w:rPr>
-        <w:t xml:space="preserve"> termina con </w:t>
-      </w:r>
-      <w:r>
-        <w:rPr>
-          <w:rFonts w:ascii="Consolas" w:hAnsi="Consolas" w:eastAsia="Consolas"/>
-          <w:color w:val="003D7A"/>
-        </w:rPr>
-        <w:t>BUILD SUCCESSFUL</w:t>
-      </w:r>
-      <w:r>
-        <w:rPr>
-          <w:b w:val="0"/>
-        </w:rPr>
-        <w:t xml:space="preserve"> y cinco líneas que dicen </w:t>
-      </w:r>
-      <w:r>
-        <w:rPr>
-          <w:rFonts w:ascii="Consolas" w:hAnsi="Consolas" w:eastAsia="Consolas"/>
-          <w:color w:val="003D7A"/>
-        </w:rPr>
-        <w:t>PASSED</w:t>
-      </w:r>
-      <w:r>
-        <w:rPr>
-          <w:b w:val="0"/>
-        </w:rPr>
-        <w:t>, estás listo. Si algo falla, mira la sección 7 de esta guía y, si no se resuelve, escríbeme antes de la clase.</w:t>
+        <w:t>. Si algo falla, mira la sección 9 y, si no se resuelve, escríbeme antes de la clase.</w:t>
       </w:r>
     </w:p>
     <w:p>
@@ -505,7 +561,7 @@
           <w:color w:val="003D7A"/>
           <w:sz w:val="36"/>
         </w:rPr>
-        <w:t>2. Qué es un framework de automatización</w:t>
+        <w:t>2. Playwright y TypeScript</w:t>
       </w:r>
     </w:p>
     <w:p>
@@ -513,7 +569,7 @@
         <w:rPr>
           <w:b w:val="0"/>
         </w:rPr>
-        <w:t>Un framework de automatización es una librería que maneja una aplicación por ti. En la clase 2 usamos Selenium (a través de Serenity). Hoy usamos Playwright, que hace el mismo trabajo: abrir el navegador, escribir en los campos, hacer clic y leer lo que aparece en la pantalla.</w:t>
+        <w:t>Playwright es un framework de automatización hecho por Microsoft. Abre un navegador de verdad, escribe, hace clic y revisa lo que aparece en la pantalla. En la clase 2 usaste Serenity, que por dentro maneja el navegador con Selenium. Playwright hace el mismo trabajo con otro estilo.</w:t>
       </w:r>
     </w:p>
     <w:p>
@@ -521,56 +577,7 @@
         <w:rPr>
           <w:b w:val="0"/>
         </w:rPr>
-        <w:t>Playwright lo hizo Microsoft y funciona con Java, JavaScript, Python y .NET. Nosotros lo usamos con Java para no cambiar de lenguaje. Hay dos cosas de Playwright que vas a notar enseguida:</w:t>
-      </w:r>
-    </w:p>
-    <w:p>
-      <w:pPr>
-        <w:pStyle w:val="ListBullet"/>
-        <w:spacing w:after="60"/>
-      </w:pPr>
-      <w:r>
-        <w:rPr>
-          <w:b/>
-        </w:rPr>
-        <w:t>Espera solo.</w:t>
-      </w:r>
-      <w:r>
-        <w:rPr>
-          <w:b w:val="0"/>
-        </w:rPr>
-        <w:t xml:space="preserve"> Antes de hacer clic o de leer un texto, Playwright espera a que el elemento aparezca. Por eso no vas a ver esperas escritas a mano en el proyecto.</w:t>
-      </w:r>
-    </w:p>
-    <w:p>
-      <w:pPr>
-        <w:pStyle w:val="ListBullet"/>
-        <w:spacing w:after="60"/>
-      </w:pPr>
-      <w:r>
-        <w:rPr>
-          <w:b/>
-        </w:rPr>
-        <w:t>Trae su propio navegador.</w:t>
-      </w:r>
-      <w:r>
-        <w:rPr>
-          <w:b w:val="0"/>
-        </w:rPr>
-        <w:t xml:space="preserve"> No usa el Chrome que tienes instalado, sino un Chromium que descarga con </w:t>
-      </w:r>
-      <w:r>
-        <w:rPr>
-          <w:rFonts w:ascii="Consolas" w:hAnsi="Consolas" w:eastAsia="Consolas"/>
-          <w:color w:val="003D7A"/>
-        </w:rPr>
-        <w:t>gradle instalarNavegadores</w:t>
-      </w:r>
-      <w:r>
-        <w:rPr>
-          <w:b w:val="0"/>
-        </w:rPr>
-        <w:t>.</w:t>
+        <w:t>¿Por qué TypeScript? Porque es el lenguaje en el que Playwright nace, donde salen primero las novedades y donde está casi toda la documentación y los ejemplos. TypeScript es JavaScript con tipos: tú dices qué tipo de dato guarda cada variable, como en Java, y el editor te avisa si te equivocas antes de correr nada.</w:t>
       </w:r>
     </w:p>
     <w:tbl>
@@ -591,7 +598,7 @@
         </w:trPr>
         <w:tc>
           <w:tcPr>
-            <w:tcW w:type="dxa" w:w="2381"/>
+            <w:tcW w:type="dxa" w:w="2041"/>
             <w:shd w:val="clear" w:color="auto" w:fill="003D7A"/>
             <w:tcBorders>
               <w:top w:val="single" w:sz="6" w:color="D0D7DE"/>
@@ -608,7 +615,7 @@
         </w:tc>
         <w:tc>
           <w:tcPr>
-            <w:tcW w:type="dxa" w:w="3628"/>
+            <w:tcW w:type="dxa" w:w="3798"/>
             <w:shd w:val="clear" w:color="auto" w:fill="003D7A"/>
             <w:tcBorders>
               <w:top w:val="single" w:sz="6" w:color="D0D7DE"/>
@@ -627,13 +634,13 @@
                 <w:color w:val="FFFFFF"/>
                 <w:sz w:val="20"/>
               </w:rPr>
-              <w:t>Selenium (clase 2)</w:t>
+              <w:t>Serenity y Selenium (clase 2)</w:t>
             </w:r>
           </w:p>
         </w:tc>
         <w:tc>
           <w:tcPr>
-            <w:tcW w:type="dxa" w:w="3628"/>
+            <w:tcW w:type="dxa" w:w="3798"/>
             <w:shd w:val="clear" w:color="auto" w:fill="003D7A"/>
             <w:tcBorders>
               <w:top w:val="single" w:sz="6" w:color="D0D7DE"/>
@@ -663,7 +670,82 @@
         </w:trPr>
         <w:tc>
           <w:tcPr>
-            <w:tcW w:type="dxa" w:w="2381"/>
+            <w:tcW w:type="dxa" w:w="2041"/>
+            <w:tcBorders>
+              <w:top w:val="single" w:sz="6" w:color="D0D7DE"/>
+              <w:left w:val="single" w:sz="6" w:color="D0D7DE"/>
+              <w:bottom w:val="single" w:sz="6" w:color="D0D7DE"/>
+              <w:right w:val="single" w:sz="6" w:color="D0D7DE"/>
+            </w:tcBorders>
+          </w:tcPr>
+          <w:p>
+            <w:pPr>
+              <w:keepNext/>
+            </w:pPr>
+            <w:r>
+              <w:rPr>
+                <w:b w:val="0"/>
+                <w:sz w:val="20"/>
+              </w:rPr>
+              <w:t>Lenguaje</w:t>
+            </w:r>
+          </w:p>
+        </w:tc>
+        <w:tc>
+          <w:tcPr>
+            <w:tcW w:type="dxa" w:w="3798"/>
+            <w:tcBorders>
+              <w:top w:val="single" w:sz="6" w:color="D0D7DE"/>
+              <w:left w:val="single" w:sz="6" w:color="D0D7DE"/>
+              <w:bottom w:val="single" w:sz="6" w:color="D0D7DE"/>
+              <w:right w:val="single" w:sz="6" w:color="D0D7DE"/>
+            </w:tcBorders>
+          </w:tcPr>
+          <w:p>
+            <w:pPr>
+              <w:keepNext/>
+            </w:pPr>
+            <w:r>
+              <w:rPr>
+                <w:b w:val="0"/>
+                <w:sz w:val="20"/>
+              </w:rPr>
+              <w:t>Java, con Cucumber</w:t>
+            </w:r>
+          </w:p>
+        </w:tc>
+        <w:tc>
+          <w:tcPr>
+            <w:tcW w:type="dxa" w:w="3798"/>
+            <w:tcBorders>
+              <w:top w:val="single" w:sz="6" w:color="D0D7DE"/>
+              <w:left w:val="single" w:sz="6" w:color="D0D7DE"/>
+              <w:bottom w:val="single" w:sz="6" w:color="D0D7DE"/>
+              <w:right w:val="single" w:sz="6" w:color="D0D7DE"/>
+            </w:tcBorders>
+          </w:tcPr>
+          <w:p>
+            <w:pPr>
+              <w:keepNext/>
+            </w:pPr>
+            <w:r>
+              <w:rPr>
+                <w:b w:val="0"/>
+                <w:sz w:val="20"/>
+              </w:rPr>
+              <w:t>TypeScript</w:t>
+            </w:r>
+          </w:p>
+        </w:tc>
+      </w:tr>
+      <w:tr>
+        <w:trPr>
+          <w:cantSplit/>
+        </w:trPr>
+        <w:tc>
+          <w:tcPr>
+            <w:tcW w:type="dxa" w:w="2041"/>
+            <w:shd w:val="clear" w:color="auto" w:fill="F2F5F9"/>
             <w:tcBorders>
               <w:top w:val="single" w:sz="6" w:color="D0D7DE"/>
               <w:left w:val="single" w:sz="6" w:color="D0D7DE"/>
@@ -686,7 +768,8 @@
         </w:tc>
         <w:tc>
           <w:tcPr>
-            <w:tcW w:type="dxa" w:w="3628"/>
+            <w:tcW w:type="dxa" w:w="3798"/>
+            <w:shd w:val="clear" w:color="auto" w:fill="F2F5F9"/>
             <w:tcBorders>
               <w:top w:val="single" w:sz="6" w:color="D0D7DE"/>
               <w:left w:val="single" w:sz="6" w:color="D0D7DE"/>
@@ -709,7 +792,8 @@
         </w:tc>
         <w:tc>
           <w:tcPr>
-            <w:tcW w:type="dxa" w:w="3628"/>
+            <w:tcW w:type="dxa" w:w="3798"/>
+            <w:shd w:val="clear" w:color="auto" w:fill="F2F5F9"/>
             <w:tcBorders>
               <w:top w:val="single" w:sz="6" w:color="D0D7DE"/>
               <w:left w:val="single" w:sz="6" w:color="D0D7DE"/>
@@ -726,7 +810,7 @@
                 <w:b w:val="0"/>
                 <w:sz w:val="20"/>
               </w:rPr>
-              <w:t>Espera solo antes de cada acción</w:t>
+              <w:t>Espera solo antes de cada acción y en cada expect</w:t>
             </w:r>
           </w:p>
         </w:tc>
@@ -737,8 +821,7 @@
         </w:trPr>
         <w:tc>
           <w:tcPr>
-            <w:tcW w:type="dxa" w:w="2381"/>
-            <w:shd w:val="clear" w:color="auto" w:fill="F2F5F9"/>
+            <w:tcW w:type="dxa" w:w="2041"/>
             <w:tcBorders>
               <w:top w:val="single" w:sz="6" w:color="D0D7DE"/>
               <w:left w:val="single" w:sz="6" w:color="D0D7DE"/>
@@ -761,8 +844,7 @@
         </w:tc>
         <w:tc>
           <w:tcPr>
-            <w:tcW w:type="dxa" w:w="3628"/>
-            <w:shd w:val="clear" w:color="auto" w:fill="F2F5F9"/>
+            <w:tcW w:type="dxa" w:w="3798"/>
             <w:tcBorders>
               <w:top w:val="single" w:sz="6" w:color="D0D7DE"/>
               <w:left w:val="single" w:sz="6" w:color="D0D7DE"/>
@@ -779,14 +861,13 @@
                 <w:b w:val="0"/>
                 <w:sz w:val="20"/>
               </w:rPr>
-              <w:t>Usa el Chrome instalado y un driver</w:t>
+              <w:t>Usa el Chrome instalado</w:t>
             </w:r>
           </w:p>
         </w:tc>
         <w:tc>
           <w:tcPr>
-            <w:tcW w:type="dxa" w:w="3628"/>
-            <w:shd w:val="clear" w:color="auto" w:fill="F2F5F9"/>
+            <w:tcW w:type="dxa" w:w="3798"/>
             <w:tcBorders>
               <w:top w:val="single" w:sz="6" w:color="D0D7DE"/>
               <w:left w:val="single" w:sz="6" w:color="D0D7DE"/>
@@ -814,7 +895,8 @@
         </w:trPr>
         <w:tc>
           <w:tcPr>
-            <w:tcW w:type="dxa" w:w="2381"/>
+            <w:tcW w:type="dxa" w:w="2041"/>
+            <w:shd w:val="clear" w:color="auto" w:fill="F2F5F9"/>
             <w:tcBorders>
               <w:top w:val="single" w:sz="6" w:color="D0D7DE"/>
               <w:left w:val="single" w:sz="6" w:color="D0D7DE"/>
@@ -828,13 +910,14 @@
                 <w:b w:val="0"/>
                 <w:sz w:val="20"/>
               </w:rPr>
-              <w:t>Cuando no encuentra algo</w:t>
+              <w:t>Reportes</w:t>
             </w:r>
           </w:p>
         </w:tc>
         <w:tc>
           <w:tcPr>
-            <w:tcW w:type="dxa" w:w="3628"/>
+            <w:tcW w:type="dxa" w:w="3798"/>
+            <w:shd w:val="clear" w:color="auto" w:fill="F2F5F9"/>
             <w:tcBorders>
               <w:top w:val="single" w:sz="6" w:color="D0D7DE"/>
               <w:left w:val="single" w:sz="6" w:color="D0D7DE"/>
@@ -848,13 +931,14 @@
                 <w:b w:val="0"/>
                 <w:sz w:val="20"/>
               </w:rPr>
-              <w:t>Error de elemento no encontrado</w:t>
+              <w:t>Reporte de Serenity</w:t>
             </w:r>
           </w:p>
         </w:tc>
         <w:tc>
           <w:tcPr>
-            <w:tcW w:type="dxa" w:w="3628"/>
+            <w:tcW w:type="dxa" w:w="3798"/>
+            <w:shd w:val="clear" w:color="auto" w:fill="F2F5F9"/>
             <w:tcBorders>
               <w:top w:val="single" w:sz="6" w:color="D0D7DE"/>
               <w:left w:val="single" w:sz="6" w:color="D0D7DE"/>
@@ -868,7 +952,7 @@
                 <w:b w:val="0"/>
                 <w:sz w:val="20"/>
               </w:rPr>
-              <w:t>Espera 30 segundos y da un error de Timeout</w:t>
+              <w:t>Reporte HTML, capturas y trazas incluidas</w:t>
             </w:r>
           </w:p>
         </w:tc>
@@ -882,6 +966,23 @@
     <w:p>
       <w:pPr>
         <w:keepNext/>
+        <w:spacing w:before="240" w:after="160"/>
+        <w:pBdr>
+          <w:bottom w:val="single" w:sz="8" w:space="4" w:color="003D7A"/>
+        </w:pBdr>
+      </w:pPr>
+      <w:r>
+        <w:rPr>
+          <w:b/>
+          <w:color w:val="003D7A"/>
+          <w:sz w:val="36"/>
+        </w:rPr>
+        <w:t>3. Lo mínimo de TypeScript</w:t>
+      </w:r>
+    </w:p>
+    <w:p>
+      <w:pPr>
+        <w:keepNext/>
         <w:spacing w:before="200" w:after="80"/>
       </w:pPr>
       <w:r>
@@ -890,28 +991,7 @@
           <w:color w:val="0072BC"/>
           <w:sz w:val="28"/>
         </w:rPr>
-        <w:t>Localizadores</w:t>
-      </w:r>
-    </w:p>
-    <w:p>
-      <w:r>
-        <w:rPr>
-          <w:b w:val="0"/>
-        </w:rPr>
-        <w:t xml:space="preserve">Un localizador le dice a Playwright cómo encontrar un elemento en la página. Es como darle la dirección de una casa. En </w:t>
-      </w:r>
-      <w:r>
-        <w:rPr>
-          <w:rFonts w:ascii="Consolas" w:hAnsi="Consolas" w:eastAsia="Consolas"/>
-          <w:color w:val="003D7A"/>
-        </w:rPr>
-        <w:t>LoginPage</w:t>
-      </w:r>
-      <w:r>
-        <w:rPr>
-          <w:b w:val="0"/>
-        </w:rPr>
-        <w:t xml:space="preserve"> usamos tres formas distintas para que las conozcas:</w:t>
+        <w:t>De Java a TypeScript</w:t>
       </w:r>
     </w:p>
     <w:tbl>
@@ -950,7 +1030,7 @@
                 <w:color w:val="FFFFFF"/>
                 <w:sz w:val="20"/>
               </w:rPr>
-              <w:t>Localizador</w:t>
+              <w:t>En Java</w:t>
             </w:r>
           </w:p>
         </w:tc>
@@ -975,7 +1055,7 @@
                 <w:color w:val="FFFFFF"/>
                 <w:sz w:val="20"/>
               </w:rPr>
-              <w:t>Qué busca</w:t>
+              <w:t>En TypeScript</w:t>
             </w:r>
           </w:p>
         </w:tc>
@@ -1004,7 +1084,7 @@
                 <w:color w:val="003D7A"/>
                 <w:sz w:val="20"/>
               </w:rPr>
-              <w:t>getByPlaceholder("Username")</w:t>
+              <w:t>String nombre = "Ana";</w:t>
             </w:r>
           </w:p>
         </w:tc>
@@ -1024,10 +1104,11 @@
             </w:pPr>
             <w:r>
               <w:rPr>
-                <w:b w:val="0"/>
+                <w:rFonts w:ascii="Consolas" w:hAnsi="Consolas" w:eastAsia="Consolas"/>
+                <w:color w:val="003D7A"/>
                 <w:sz w:val="20"/>
               </w:rPr>
-              <w:t>El campo que tiene el texto gris Username adentro.</w:t>
+              <w:t>const nombre: string = 'Ana';</w:t>
             </w:r>
           </w:p>
         </w:tc>
@@ -1057,7 +1138,7 @@
                 <w:color w:val="003D7A"/>
                 <w:sz w:val="20"/>
               </w:rPr>
-              <w:t>getByRole(AriaRole.BUTTON, ...setName("Login"))</w:t>
+              <w:t>private final Locator boton;</w:t>
             </w:r>
           </w:p>
         </w:tc>
@@ -1078,10 +1159,11 @@
             </w:pPr>
             <w:r>
               <w:rPr>
-                <w:b w:val="0"/>
+                <w:rFonts w:ascii="Consolas" w:hAnsi="Consolas" w:eastAsia="Consolas"/>
+                <w:color w:val="003D7A"/>
                 <w:sz w:val="20"/>
               </w:rPr>
-              <w:t>Un botón que dice Login, como lo buscaría una persona.</w:t>
+              <w:t>private readonly boton: Locator;</w:t>
             </w:r>
           </w:p>
         </w:tc>
@@ -1101,13 +1183,16 @@
             </w:tcBorders>
           </w:tcPr>
           <w:p>
+            <w:pPr>
+              <w:keepNext/>
+            </w:pPr>
             <w:r>
               <w:rPr>
                 <w:rFonts w:ascii="Consolas" w:hAnsi="Consolas" w:eastAsia="Consolas"/>
                 <w:color w:val="003D7A"/>
                 <w:sz w:val="20"/>
               </w:rPr>
-              <w:t>locator("[data-test='error']")</w:t>
+              <w:t>public LoginPage(Page page) { ... }</w:t>
             </w:r>
           </w:p>
         </w:tc>
@@ -1122,12 +1207,187 @@
             </w:tcBorders>
           </w:tcPr>
           <w:p>
+            <w:pPr>
+              <w:keepNext/>
+            </w:pPr>
+            <w:r>
+              <w:rPr>
+                <w:rFonts w:ascii="Consolas" w:hAnsi="Consolas" w:eastAsia="Consolas"/>
+                <w:color w:val="003D7A"/>
+                <w:sz w:val="20"/>
+              </w:rPr>
+              <w:t>constructor(page: Page) { ... }</w:t>
+            </w:r>
+          </w:p>
+        </w:tc>
+      </w:tr>
+      <w:tr>
+        <w:trPr>
+          <w:cantSplit/>
+        </w:trPr>
+        <w:tc>
+          <w:tcPr>
+            <w:tcW w:type="dxa" w:w="4252"/>
+            <w:shd w:val="clear" w:color="auto" w:fill="F2F5F9"/>
+            <w:tcBorders>
+              <w:top w:val="single" w:sz="6" w:color="D0D7DE"/>
+              <w:left w:val="single" w:sz="6" w:color="D0D7DE"/>
+              <w:bottom w:val="single" w:sz="6" w:color="D0D7DE"/>
+              <w:right w:val="single" w:sz="6" w:color="D0D7DE"/>
+            </w:tcBorders>
+          </w:tcPr>
+          <w:p>
+            <w:pPr>
+              <w:keepNext/>
+            </w:pPr>
+            <w:r>
+              <w:rPr>
+                <w:rFonts w:ascii="Consolas" w:hAnsi="Consolas" w:eastAsia="Consolas"/>
+                <w:color w:val="003D7A"/>
+                <w:sz w:val="20"/>
+              </w:rPr>
+              <w:t>import co.com.semillero.pages.LoginPage;</w:t>
+            </w:r>
+          </w:p>
+        </w:tc>
+        <w:tc>
+          <w:tcPr>
+            <w:tcW w:type="dxa" w:w="5386"/>
+            <w:shd w:val="clear" w:color="auto" w:fill="F2F5F9"/>
+            <w:tcBorders>
+              <w:top w:val="single" w:sz="6" w:color="D0D7DE"/>
+              <w:left w:val="single" w:sz="6" w:color="D0D7DE"/>
+              <w:bottom w:val="single" w:sz="6" w:color="D0D7DE"/>
+              <w:right w:val="single" w:sz="6" w:color="D0D7DE"/>
+            </w:tcBorders>
+          </w:tcPr>
+          <w:p>
+            <w:pPr>
+              <w:keepNext/>
+            </w:pPr>
+            <w:r>
+              <w:rPr>
+                <w:rFonts w:ascii="Consolas" w:hAnsi="Consolas" w:eastAsia="Consolas"/>
+                <w:color w:val="003D7A"/>
+                <w:sz w:val="20"/>
+              </w:rPr>
+              <w:t>import { LoginPage } from '../pages/LoginPage';</w:t>
+            </w:r>
+          </w:p>
+        </w:tc>
+      </w:tr>
+      <w:tr>
+        <w:trPr>
+          <w:cantSplit/>
+        </w:trPr>
+        <w:tc>
+          <w:tcPr>
+            <w:tcW w:type="dxa" w:w="4252"/>
+            <w:tcBorders>
+              <w:top w:val="single" w:sz="6" w:color="D0D7DE"/>
+              <w:left w:val="single" w:sz="6" w:color="D0D7DE"/>
+              <w:bottom w:val="single" w:sz="6" w:color="D0D7DE"/>
+              <w:right w:val="single" w:sz="6" w:color="D0D7DE"/>
+            </w:tcBorders>
+          </w:tcPr>
+          <w:p>
+            <w:pPr>
+              <w:keepNext/>
+            </w:pPr>
+            <w:r>
+              <w:rPr>
+                <w:rFonts w:ascii="Consolas" w:hAnsi="Consolas" w:eastAsia="Consolas"/>
+                <w:color w:val="003D7A"/>
+                <w:sz w:val="20"/>
+              </w:rPr>
+              <w:t>public class</w:t>
+            </w:r>
             <w:r>
               <w:rPr>
                 <w:b w:val="0"/>
                 <w:sz w:val="20"/>
               </w:rPr>
-              <w:t>Un elemento con el atributo data-test="error", que los desarrolladores dejaron para pruebas.</w:t>
+              <w:t xml:space="preserve"> se usa desde otra clase</w:t>
+            </w:r>
+          </w:p>
+        </w:tc>
+        <w:tc>
+          <w:tcPr>
+            <w:tcW w:type="dxa" w:w="5386"/>
+            <w:tcBorders>
+              <w:top w:val="single" w:sz="6" w:color="D0D7DE"/>
+              <w:left w:val="single" w:sz="6" w:color="D0D7DE"/>
+              <w:bottom w:val="single" w:sz="6" w:color="D0D7DE"/>
+              <w:right w:val="single" w:sz="6" w:color="D0D7DE"/>
+            </w:tcBorders>
+          </w:tcPr>
+          <w:p>
+            <w:pPr>
+              <w:keepNext/>
+            </w:pPr>
+            <w:r>
+              <w:rPr>
+                <w:rFonts w:ascii="Consolas" w:hAnsi="Consolas" w:eastAsia="Consolas"/>
+                <w:color w:val="003D7A"/>
+                <w:sz w:val="20"/>
+              </w:rPr>
+              <w:t>export class</w:t>
+            </w:r>
+            <w:r>
+              <w:rPr>
+                <w:b w:val="0"/>
+                <w:sz w:val="20"/>
+              </w:rPr>
+              <w:t xml:space="preserve"> se puede importar desde otro archivo</w:t>
+            </w:r>
+          </w:p>
+        </w:tc>
+      </w:tr>
+      <w:tr>
+        <w:trPr>
+          <w:cantSplit/>
+        </w:trPr>
+        <w:tc>
+          <w:tcPr>
+            <w:tcW w:type="dxa" w:w="4252"/>
+            <w:shd w:val="clear" w:color="auto" w:fill="F2F5F9"/>
+            <w:tcBorders>
+              <w:top w:val="single" w:sz="6" w:color="D0D7DE"/>
+              <w:left w:val="single" w:sz="6" w:color="D0D7DE"/>
+              <w:bottom w:val="single" w:sz="6" w:color="D0D7DE"/>
+              <w:right w:val="single" w:sz="6" w:color="D0D7DE"/>
+            </w:tcBorders>
+          </w:tcPr>
+          <w:p>
+            <w:r>
+              <w:rPr>
+                <w:rFonts w:ascii="Consolas" w:hAnsi="Consolas" w:eastAsia="Consolas"/>
+                <w:color w:val="003D7A"/>
+                <w:sz w:val="20"/>
+              </w:rPr>
+              <w:t>@Test void loginExitoso() { ... }</w:t>
+            </w:r>
+          </w:p>
+        </w:tc>
+        <w:tc>
+          <w:tcPr>
+            <w:tcW w:type="dxa" w:w="5386"/>
+            <w:shd w:val="clear" w:color="auto" w:fill="F2F5F9"/>
+            <w:tcBorders>
+              <w:top w:val="single" w:sz="6" w:color="D0D7DE"/>
+              <w:left w:val="single" w:sz="6" w:color="D0D7DE"/>
+              <w:bottom w:val="single" w:sz="6" w:color="D0D7DE"/>
+              <w:right w:val="single" w:sz="6" w:color="D0D7DE"/>
+            </w:tcBorders>
+          </w:tcPr>
+          <w:p>
+            <w:r>
+              <w:rPr>
+                <w:rFonts w:ascii="Consolas" w:hAnsi="Consolas" w:eastAsia="Consolas"/>
+                <w:color w:val="003D7A"/>
+                <w:sz w:val="20"/>
+              </w:rPr>
+              <w:t>test('login exitoso', async ({ page }) =&gt; { ... });</w:t>
             </w:r>
           </w:p>
         </w:tc>
@@ -1139,24 +1399,300 @@
       </w:pPr>
     </w:p>
     <w:p>
+      <w:pPr>
+        <w:pStyle w:val="ListBullet"/>
+        <w:spacing w:after="60"/>
+      </w:pPr>
+      <w:r>
+        <w:rPr>
+          <w:b/>
+        </w:rPr>
+        <w:t>Tipos.</w:t>
+      </w:r>
       <w:r>
         <w:rPr>
           <w:b w:val="0"/>
         </w:rPr>
-        <w:t xml:space="preserve">Para saber qué atributos tiene un elemento, abre saucedemo.com en Chrome, haz clic derecho sobre el elemento y elige Inspeccionar. Ahí vas a ver, por ejemplo, </w:t>
+        <w:t xml:space="preserve"> Van después de dos puntos: </w:t>
       </w:r>
       <w:r>
         <w:rPr>
           <w:rFonts w:ascii="Consolas" w:hAnsi="Consolas" w:eastAsia="Consolas"/>
           <w:color w:val="003D7A"/>
         </w:rPr>
-        <w:t>data-test="username"</w:t>
+        <w:t>usuario: string</w:t>
+      </w:r>
+      <w:r>
+        <w:rPr>
+          <w:b w:val="0"/>
+        </w:rPr>
+        <w:t xml:space="preserve">. </w:t>
+      </w:r>
+      <w:r>
+        <w:rPr>
+          <w:rFonts w:ascii="Consolas" w:hAnsi="Consolas" w:eastAsia="Consolas"/>
+          <w:color w:val="003D7A"/>
+        </w:rPr>
+        <w:t>string</w:t>
+      </w:r>
+      <w:r>
+        <w:rPr>
+          <w:b w:val="0"/>
+        </w:rPr>
+        <w:t xml:space="preserve"> es texto, </w:t>
+      </w:r>
+      <w:r>
+        <w:rPr>
+          <w:rFonts w:ascii="Consolas" w:hAnsi="Consolas" w:eastAsia="Consolas"/>
+          <w:color w:val="003D7A"/>
+        </w:rPr>
+        <w:t>number</w:t>
+      </w:r>
+      <w:r>
+        <w:rPr>
+          <w:b w:val="0"/>
+        </w:rPr>
+        <w:t xml:space="preserve"> es número y </w:t>
+      </w:r>
+      <w:r>
+        <w:rPr>
+          <w:rFonts w:ascii="Consolas" w:hAnsi="Consolas" w:eastAsia="Consolas"/>
+          <w:color w:val="003D7A"/>
+        </w:rPr>
+        <w:t>Locator</w:t>
+      </w:r>
+      <w:r>
+        <w:rPr>
+          <w:b w:val="0"/>
+        </w:rPr>
+        <w:t xml:space="preserve"> es un localizador de Playwright.</w:t>
+      </w:r>
+    </w:p>
+    <w:p>
+      <w:pPr>
+        <w:pStyle w:val="ListBullet"/>
+        <w:spacing w:after="60"/>
+      </w:pPr>
+      <w:r>
+        <w:rPr>
+          <w:b/>
+        </w:rPr>
+        <w:t>import y export.</w:t>
+      </w:r>
+      <w:r>
+        <w:rPr>
+          <w:b w:val="0"/>
+        </w:rPr>
+        <w:t xml:space="preserve"> Cada archivo decide qué comparte con </w:t>
+      </w:r>
+      <w:r>
+        <w:rPr>
+          <w:rFonts w:ascii="Consolas" w:hAnsi="Consolas" w:eastAsia="Consolas"/>
+          <w:color w:val="003D7A"/>
+        </w:rPr>
+        <w:t>export</w:t>
+      </w:r>
+      <w:r>
+        <w:rPr>
+          <w:b w:val="0"/>
+        </w:rPr>
+        <w:t xml:space="preserve">. Otro archivo lo trae con </w:t>
+      </w:r>
+      <w:r>
+        <w:rPr>
+          <w:rFonts w:ascii="Consolas" w:hAnsi="Consolas" w:eastAsia="Consolas"/>
+          <w:color w:val="003D7A"/>
+        </w:rPr>
+        <w:t>import { ... } from 'ruta'</w:t>
       </w:r>
       <w:r>
         <w:rPr>
           <w:b w:val="0"/>
         </w:rPr>
         <w:t>.</w:t>
+      </w:r>
+    </w:p>
+    <w:p>
+      <w:pPr>
+        <w:pStyle w:val="ListBullet"/>
+        <w:spacing w:after="60"/>
+      </w:pPr>
+      <w:r>
+        <w:rPr>
+          <w:b/>
+        </w:rPr>
+        <w:t>Clases y constructor.</w:t>
+      </w:r>
+      <w:r>
+        <w:rPr>
+          <w:b w:val="0"/>
+        </w:rPr>
+        <w:t xml:space="preserve"> Igual que en Java, pero el constructor se llama </w:t>
+      </w:r>
+      <w:r>
+        <w:rPr>
+          <w:rFonts w:ascii="Consolas" w:hAnsi="Consolas" w:eastAsia="Consolas"/>
+          <w:color w:val="003D7A"/>
+        </w:rPr>
+        <w:t>constructor</w:t>
+      </w:r>
+      <w:r>
+        <w:rPr>
+          <w:b w:val="0"/>
+        </w:rPr>
+        <w:t xml:space="preserve"> y para usar un atributo escribes </w:t>
+      </w:r>
+      <w:r>
+        <w:rPr>
+          <w:rFonts w:ascii="Consolas" w:hAnsi="Consolas" w:eastAsia="Consolas"/>
+          <w:color w:val="003D7A"/>
+        </w:rPr>
+        <w:t>this.</w:t>
+      </w:r>
+      <w:r>
+        <w:rPr>
+          <w:b w:val="0"/>
+        </w:rPr>
+        <w:t xml:space="preserve"> delante.</w:t>
+      </w:r>
+    </w:p>
+    <w:p>
+      <w:pPr>
+        <w:pStyle w:val="ListBullet"/>
+        <w:spacing w:after="60"/>
+      </w:pPr>
+      <w:r>
+        <w:rPr>
+          <w:b/>
+        </w:rPr>
+        <w:t>readonly.</w:t>
+      </w:r>
+      <w:r>
+        <w:rPr>
+          <w:b w:val="0"/>
+        </w:rPr>
+        <w:t xml:space="preserve"> El atributo se asigna una vez en el constructor y después no se puede cambiar. Es el </w:t>
+      </w:r>
+      <w:r>
+        <w:rPr>
+          <w:rFonts w:ascii="Consolas" w:hAnsi="Consolas" w:eastAsia="Consolas"/>
+          <w:color w:val="003D7A"/>
+        </w:rPr>
+        <w:t>final</w:t>
+      </w:r>
+      <w:r>
+        <w:rPr>
+          <w:b w:val="0"/>
+        </w:rPr>
+        <w:t xml:space="preserve"> de Java.</w:t>
+      </w:r>
+    </w:p>
+    <w:p>
+      <w:pPr>
+        <w:keepNext/>
+        <w:spacing w:before="200" w:after="80"/>
+      </w:pPr>
+      <w:r>
+        <w:rPr>
+          <w:b/>
+          <w:color w:val="0072BC"/>
+          <w:sz w:val="28"/>
+        </w:rPr>
+        <w:t>async y await</w:t>
+      </w:r>
+    </w:p>
+    <w:p>
+      <w:r>
+        <w:rPr>
+          <w:b w:val="0"/>
+        </w:rPr>
+        <w:t xml:space="preserve">El navegador tarda en hacer cada cosa: cargar la página, escribir, hacer clic. </w:t>
+      </w:r>
+      <w:r>
+        <w:rPr>
+          <w:rFonts w:ascii="Consolas" w:hAnsi="Consolas" w:eastAsia="Consolas"/>
+          <w:color w:val="003D7A"/>
+        </w:rPr>
+        <w:t>await</w:t>
+      </w:r>
+      <w:r>
+        <w:rPr>
+          <w:b w:val="0"/>
+        </w:rPr>
+        <w:t xml:space="preserve"> quiere decir "espera a que esto termine antes de seguir con la siguiente línea". Piensa en una fila del banco: no pasas a la siguiente ventanilla hasta que te atienden en la primera.</w:t>
+      </w:r>
+    </w:p>
+    <w:p>
+      <w:r>
+        <w:rPr>
+          <w:b w:val="0"/>
+        </w:rPr>
+        <w:t xml:space="preserve">Toda función que usa </w:t>
+      </w:r>
+      <w:r>
+        <w:rPr>
+          <w:rFonts w:ascii="Consolas" w:hAnsi="Consolas" w:eastAsia="Consolas"/>
+          <w:color w:val="003D7A"/>
+        </w:rPr>
+        <w:t>await</w:t>
+      </w:r>
+      <w:r>
+        <w:rPr>
+          <w:b w:val="0"/>
+        </w:rPr>
+        <w:t xml:space="preserve"> se marca con </w:t>
+      </w:r>
+      <w:r>
+        <w:rPr>
+          <w:rFonts w:ascii="Consolas" w:hAnsi="Consolas" w:eastAsia="Consolas"/>
+          <w:color w:val="003D7A"/>
+        </w:rPr>
+        <w:t>async</w:t>
+      </w:r>
+      <w:r>
+        <w:rPr>
+          <w:b w:val="0"/>
+        </w:rPr>
+        <w:t xml:space="preserve">. Pon </w:t>
+      </w:r>
+      <w:r>
+        <w:rPr>
+          <w:rFonts w:ascii="Consolas" w:hAnsi="Consolas" w:eastAsia="Consolas"/>
+          <w:color w:val="003D7A"/>
+        </w:rPr>
+        <w:t>await</w:t>
+      </w:r>
+      <w:r>
+        <w:rPr>
+          <w:b w:val="0"/>
+        </w:rPr>
+        <w:t xml:space="preserve"> delante de cada acción de Playwright y de cada </w:t>
+      </w:r>
+      <w:r>
+        <w:rPr>
+          <w:rFonts w:ascii="Consolas" w:hAnsi="Consolas" w:eastAsia="Consolas"/>
+          <w:color w:val="003D7A"/>
+        </w:rPr>
+        <w:t>expect</w:t>
+      </w:r>
+      <w:r>
+        <w:rPr>
+          <w:b w:val="0"/>
+        </w:rPr>
+        <w:t xml:space="preserve">. Si lo olvidas, la prueba no espera y el resultado deja de ser confiable: al preparar esta clase, quitar un </w:t>
+      </w:r>
+      <w:r>
+        <w:rPr>
+          <w:rFonts w:ascii="Consolas" w:hAnsi="Consolas" w:eastAsia="Consolas"/>
+          <w:color w:val="003D7A"/>
+        </w:rPr>
+        <w:t>await</w:t>
+      </w:r>
+      <w:r>
+        <w:rPr>
+          <w:b w:val="0"/>
+        </w:rPr>
+        <w:t xml:space="preserve"> hizo que una prueba siguiera pasando sin que nada lo avisara.</w:t>
       </w:r>
     </w:p>
     <w:p>
@@ -1173,7 +1709,7 @@
           <w:color w:val="003D7A"/>
           <w:sz w:val="36"/>
         </w:rPr>
-        <w:t>3. POM: un control remoto por pantalla</w:t>
+        <w:t>4. POM: un control remoto por pantalla</w:t>
       </w:r>
     </w:p>
     <w:p>
@@ -1181,7 +1717,7 @@
         <w:rPr>
           <w:b w:val="0"/>
         </w:rPr>
-        <w:t>Piensa en el televisor de tu casa. Para cambiar de canal no abres el televisor y mueves cables: usas el control remoto, que tiene botones con nombres claros. POM (Page Object Model) propone lo mismo para las pruebas: cada pantalla de la aplicación tiene una clase, y esa clase es su control remoto.</w:t>
+        <w:t>Piensa en el televisor de tu casa. Para cambiar de canal no abres el televisor y mueves cables: usas el control remoto, que tiene botones con nombres claros y una pantallita donde ves el canal. POM (Page Object Model) propone lo mismo para las pruebas: cada pantalla de la aplicación tiene una clase, y esa clase es su control remoto.</w:t>
       </w:r>
     </w:p>
     <w:p>
@@ -1193,20 +1729,20 @@
         <w:rPr>
           <w:b w:val="0"/>
         </w:rPr>
-        <w:t xml:space="preserve">Los localizadores son </w:t>
+        <w:t xml:space="preserve">Los localizadores para actuar (campos y botones) son </w:t>
       </w:r>
       <w:r>
         <w:rPr>
           <w:rFonts w:ascii="Consolas" w:hAnsi="Consolas" w:eastAsia="Consolas"/>
           <w:color w:val="003D7A"/>
         </w:rPr>
-        <w:t>private</w:t>
+        <w:t>private readonly</w:t>
       </w:r>
       <w:r>
         <w:rPr>
           <w:b w:val="0"/>
         </w:rPr>
-        <w:t>. Son los cables de adentro: la prueba no los ve.</w:t>
+        <w:t>: son los cables de adentro, la prueba no los ve.</w:t>
       </w:r>
     </w:p>
     <w:p>
@@ -1218,20 +1754,7 @@
         <w:rPr>
           <w:b w:val="0"/>
         </w:rPr>
-        <w:t xml:space="preserve">Los métodos </w:t>
-      </w:r>
-      <w:r>
-        <w:rPr>
-          <w:rFonts w:ascii="Consolas" w:hAnsi="Consolas" w:eastAsia="Consolas"/>
-          <w:color w:val="003D7A"/>
-        </w:rPr>
-        <w:t>public</w:t>
-      </w:r>
-      <w:r>
-        <w:rPr>
-          <w:b w:val="0"/>
-        </w:rPr>
-        <w:t xml:space="preserve"> son los botones: </w:t>
+        <w:t xml:space="preserve">Los métodos son los botones: </w:t>
       </w:r>
       <w:r>
         <w:rPr>
@@ -1244,7 +1767,7 @@
         <w:rPr>
           <w:b w:val="0"/>
         </w:rPr>
-        <w:t xml:space="preserve">, </w:t>
+        <w:t xml:space="preserve"> e </w:t>
       </w:r>
       <w:r>
         <w:rPr>
@@ -1252,19 +1775,6 @@
           <w:color w:val="003D7A"/>
         </w:rPr>
         <w:t>iniciarSesion(usuario, clave)</w:t>
-      </w:r>
-      <w:r>
-        <w:rPr>
-          <w:b w:val="0"/>
-        </w:rPr>
-        <w:t xml:space="preserve">, </w:t>
-      </w:r>
-      <w:r>
-        <w:rPr>
-          <w:rFonts w:ascii="Consolas" w:hAnsi="Consolas" w:eastAsia="Consolas"/>
-          <w:color w:val="003D7A"/>
-        </w:rPr>
-        <w:t>mensajeDeError()</w:t>
       </w:r>
       <w:r>
         <w:rPr>
@@ -1282,7 +1792,20 @@
         <w:rPr>
           <w:b w:val="0"/>
         </w:rPr>
-        <w:t>Si cambia el HTML de la página, corriges la clase de esa página y las pruebas quedan igual.</w:t>
+        <w:t xml:space="preserve">Lo que la prueba necesita revisar (el mensaje de error, el título) es </w:t>
+      </w:r>
+      <w:r>
+        <w:rPr>
+          <w:rFonts w:ascii="Consolas" w:hAnsi="Consolas" w:eastAsia="Consolas"/>
+          <w:color w:val="003D7A"/>
+        </w:rPr>
+        <w:t>readonly</w:t>
+      </w:r>
+      <w:r>
+        <w:rPr>
+          <w:b w:val="0"/>
+        </w:rPr>
+        <w:t xml:space="preserve"> público: es la pantallita. Se mira, no se cambia.</w:t>
       </w:r>
     </w:p>
     <w:p>
@@ -1290,7 +1813,7 @@
         <w:rPr>
           <w:b w:val="0"/>
         </w:rPr>
-        <w:t xml:space="preserve">En el proyecto hay dos pantallas, así que hay dos controles remotos: </w:t>
+        <w:t xml:space="preserve">Si mañana cambia el HTML del botón Login, lo corriges en la página y ninguna prueba se toca. En el proyecto hay dos pantallas, así que hay dos controles remotos: </w:t>
       </w:r>
       <w:r>
         <w:rPr>
@@ -1316,14 +1839,14 @@
         <w:rPr>
           <w:b w:val="0"/>
         </w:rPr>
-        <w:t xml:space="preserve">. Las dos heredan de </w:t>
+        <w:t xml:space="preserve">, en la carpeta </w:t>
       </w:r>
       <w:r>
         <w:rPr>
           <w:rFonts w:ascii="Consolas" w:hAnsi="Consolas" w:eastAsia="Consolas"/>
           <w:color w:val="003D7A"/>
         </w:rPr>
-        <w:t>PaginaBase</w:t>
+        <w:t>pages</w:t>
       </w:r>
       <w:r>
         <w:rPr>
@@ -1343,7 +1866,7 @@
           <w:color w:val="0072BC"/>
           <w:sz w:val="28"/>
         </w:rPr>
-        <w:t>PaginaBase: lo que todas las páginas comparten</w:t>
+        <w:t>LoginPage</w:t>
       </w:r>
     </w:p>
     <w:p>
@@ -1351,59 +1874,85 @@
         <w:rPr>
           <w:b w:val="0"/>
         </w:rPr>
-        <w:t xml:space="preserve">Aquí aplicas la herencia que viste en la clase 1. </w:t>
+        <w:t>Cuando leas el código de abajo, fíjate en tres cosas. El constructor recibe la pestaña (</w:t>
       </w:r>
       <w:r>
         <w:rPr>
           <w:rFonts w:ascii="Consolas" w:hAnsi="Consolas" w:eastAsia="Consolas"/>
           <w:color w:val="003D7A"/>
         </w:rPr>
-        <w:t>PaginaBase</w:t>
+        <w:t>page</w:t>
       </w:r>
       <w:r>
         <w:rPr>
           <w:b w:val="0"/>
         </w:rPr>
-        <w:t xml:space="preserve"> guarda la pestaña del navegador (</w:t>
+        <w:t xml:space="preserve">) y prepara los localizadores, pero todavía no busca nada: Playwright busca cuando llamas </w:t>
       </w:r>
       <w:r>
         <w:rPr>
           <w:rFonts w:ascii="Consolas" w:hAnsi="Consolas" w:eastAsia="Consolas"/>
           <w:color w:val="003D7A"/>
         </w:rPr>
-        <w:t>Page</w:t>
+        <w:t>fill</w:t>
       </w:r>
       <w:r>
         <w:rPr>
           <w:b w:val="0"/>
         </w:rPr>
-        <w:t xml:space="preserve">) y tiene dos métodos que sirven en cualquier pantalla. Cuando </w:t>
+        <w:t xml:space="preserve"> o </w:t>
       </w:r>
       <w:r>
         <w:rPr>
           <w:rFonts w:ascii="Consolas" w:hAnsi="Consolas" w:eastAsia="Consolas"/>
           <w:color w:val="003D7A"/>
         </w:rPr>
-        <w:t>LoginPage</w:t>
+        <w:t>click</w:t>
       </w:r>
       <w:r>
         <w:rPr>
           <w:b w:val="0"/>
         </w:rPr>
-        <w:t xml:space="preserve"> escribe </w:t>
+        <w:t xml:space="preserve">. Los métodos son </w:t>
       </w:r>
       <w:r>
         <w:rPr>
           <w:rFonts w:ascii="Consolas" w:hAnsi="Consolas" w:eastAsia="Consolas"/>
           <w:color w:val="003D7A"/>
         </w:rPr>
-        <w:t>extends PaginaBase</w:t>
+        <w:t>async</w:t>
       </w:r>
       <w:r>
         <w:rPr>
           <w:b w:val="0"/>
         </w:rPr>
-        <w:t>, recibe todo eso sin copiarlo.</w:t>
+        <w:t xml:space="preserve"> porque hablan con el navegador. Y </w:t>
+      </w:r>
+      <w:r>
+        <w:rPr>
+          <w:rFonts w:ascii="Consolas" w:hAnsi="Consolas" w:eastAsia="Consolas"/>
+          <w:color w:val="003D7A"/>
+        </w:rPr>
+        <w:t>mensajeError</w:t>
+      </w:r>
+      <w:r>
+        <w:rPr>
+          <w:b w:val="0"/>
+        </w:rPr>
+        <w:t xml:space="preserve"> no dice </w:t>
+      </w:r>
+      <w:r>
+        <w:rPr>
+          <w:rFonts w:ascii="Consolas" w:hAnsi="Consolas" w:eastAsia="Consolas"/>
+          <w:color w:val="003D7A"/>
+        </w:rPr>
+        <w:t>private</w:t>
+      </w:r>
+      <w:r>
+        <w:rPr>
+          <w:b w:val="0"/>
+        </w:rPr>
+        <w:t>, porque la prueba lo va a revisar.</w:t>
       </w:r>
     </w:p>
     <w:tbl>
@@ -1438,7 +1987,7 @@
                 <w:color w:val="52606D"/>
                 <w:sz w:val="18"/>
               </w:rPr>
-              <w:t>src/main/java/.../pages/PaginaBase.java (sin algunos comentarios)</w:t>
+              <w:t>pages/LoginPage.ts (sin comentarios)</w:t>
             </w:r>
           </w:p>
           <w:p>
@@ -1452,7 +2001,7 @@
                 <w:color w:val="1F2933"/>
                 <w:sz w:val="19"/>
               </w:rPr>
-              <w:t>public class PaginaBase {</w:t>
+              <w:t>import { type Locator, type Page } from '@playwright/test';</w:t>
             </w:r>
           </w:p>
           <w:p>
@@ -1480,7 +2029,7 @@
                 <w:color w:val="1F2933"/>
                 <w:sz w:val="19"/>
               </w:rPr>
-              <w:t xml:space="preserve">    // Pestaña del navegador con la que trabaja la página.</w:t>
+              <w:t>export class LoginPage {</w:t>
             </w:r>
           </w:p>
           <w:p>
@@ -1494,7 +2043,63 @@
                 <w:color w:val="1F2933"/>
                 <w:sz w:val="19"/>
               </w:rPr>
-              <w:t xml:space="preserve">    protected final Page pagina;</w:t>
+              <w:t xml:space="preserve">  private readonly page: Page;</w:t>
+            </w:r>
+          </w:p>
+          <w:p>
+            <w:pPr>
+              <w:keepNext/>
+              <w:spacing w:after="0" w:line="240" w:lineRule="auto"/>
+            </w:pPr>
+            <w:r>
+              <w:rPr>
+                <w:rFonts w:ascii="Consolas" w:hAnsi="Consolas" w:eastAsia="Consolas"/>
+                <w:color w:val="1F2933"/>
+                <w:sz w:val="19"/>
+              </w:rPr>
+              <w:t xml:space="preserve">  private readonly campoUsuario: Locator;</w:t>
+            </w:r>
+          </w:p>
+          <w:p>
+            <w:pPr>
+              <w:keepNext/>
+              <w:spacing w:after="0" w:line="240" w:lineRule="auto"/>
+            </w:pPr>
+            <w:r>
+              <w:rPr>
+                <w:rFonts w:ascii="Consolas" w:hAnsi="Consolas" w:eastAsia="Consolas"/>
+                <w:color w:val="1F2933"/>
+                <w:sz w:val="19"/>
+              </w:rPr>
+              <w:t xml:space="preserve">  private readonly campoClave: Locator;</w:t>
+            </w:r>
+          </w:p>
+          <w:p>
+            <w:pPr>
+              <w:keepNext/>
+              <w:spacing w:after="0" w:line="240" w:lineRule="auto"/>
+            </w:pPr>
+            <w:r>
+              <w:rPr>
+                <w:rFonts w:ascii="Consolas" w:hAnsi="Consolas" w:eastAsia="Consolas"/>
+                <w:color w:val="1F2933"/>
+                <w:sz w:val="19"/>
+              </w:rPr>
+              <w:t xml:space="preserve">  private readonly botonLogin: Locator;</w:t>
+            </w:r>
+          </w:p>
+          <w:p>
+            <w:pPr>
+              <w:keepNext/>
+              <w:spacing w:after="0" w:line="240" w:lineRule="auto"/>
+            </w:pPr>
+            <w:r>
+              <w:rPr>
+                <w:rFonts w:ascii="Consolas" w:hAnsi="Consolas" w:eastAsia="Consolas"/>
+                <w:color w:val="1F2933"/>
+                <w:sz w:val="19"/>
+              </w:rPr>
+              <w:t xml:space="preserve">  readonly mensajeError: Locator;</w:t>
             </w:r>
           </w:p>
           <w:p>
@@ -1522,7 +2127,7 @@
                 <w:color w:val="1F2933"/>
                 <w:sz w:val="19"/>
               </w:rPr>
-              <w:t xml:space="preserve">    public PaginaBase(Page pagina) {</w:t>
+              <w:t xml:space="preserve">  constructor(page: Page) {</w:t>
             </w:r>
           </w:p>
           <w:p>
@@ -1536,7 +2141,7 @@
                 <w:color w:val="1F2933"/>
                 <w:sz w:val="19"/>
               </w:rPr>
-              <w:t xml:space="preserve">        this.pagina = pagina;</w:t>
+              <w:t xml:space="preserve">    this.page = page;</w:t>
             </w:r>
           </w:p>
           <w:p>
@@ -1550,7 +2155,63 @@
                 <w:color w:val="1F2933"/>
                 <w:sz w:val="19"/>
               </w:rPr>
-              <w:t xml:space="preserve">    }</w:t>
+              <w:t xml:space="preserve">    this.campoUsuario = page.getByPlaceholder('Username');</w:t>
+            </w:r>
+          </w:p>
+          <w:p>
+            <w:pPr>
+              <w:keepNext/>
+              <w:spacing w:after="0" w:line="240" w:lineRule="auto"/>
+            </w:pPr>
+            <w:r>
+              <w:rPr>
+                <w:rFonts w:ascii="Consolas" w:hAnsi="Consolas" w:eastAsia="Consolas"/>
+                <w:color w:val="1F2933"/>
+                <w:sz w:val="19"/>
+              </w:rPr>
+              <w:t xml:space="preserve">    this.campoClave = page.getByPlaceholder('Password');</w:t>
+            </w:r>
+          </w:p>
+          <w:p>
+            <w:pPr>
+              <w:keepNext/>
+              <w:spacing w:after="0" w:line="240" w:lineRule="auto"/>
+            </w:pPr>
+            <w:r>
+              <w:rPr>
+                <w:rFonts w:ascii="Consolas" w:hAnsi="Consolas" w:eastAsia="Consolas"/>
+                <w:color w:val="1F2933"/>
+                <w:sz w:val="19"/>
+              </w:rPr>
+              <w:t xml:space="preserve">    this.botonLogin = page.getByRole('button', { name: 'Login' });</w:t>
+            </w:r>
+          </w:p>
+          <w:p>
+            <w:pPr>
+              <w:keepNext/>
+              <w:spacing w:after="0" w:line="240" w:lineRule="auto"/>
+            </w:pPr>
+            <w:r>
+              <w:rPr>
+                <w:rFonts w:ascii="Consolas" w:hAnsi="Consolas" w:eastAsia="Consolas"/>
+                <w:color w:val="1F2933"/>
+                <w:sz w:val="19"/>
+              </w:rPr>
+              <w:t xml:space="preserve">    this.mensajeError = page.getByTestId('error');</w:t>
+            </w:r>
+          </w:p>
+          <w:p>
+            <w:pPr>
+              <w:keepNext/>
+              <w:spacing w:after="0" w:line="240" w:lineRule="auto"/>
+            </w:pPr>
+            <w:r>
+              <w:rPr>
+                <w:rFonts w:ascii="Consolas" w:hAnsi="Consolas" w:eastAsia="Consolas"/>
+                <w:color w:val="1F2933"/>
+                <w:sz w:val="19"/>
+              </w:rPr>
+              <w:t xml:space="preserve">  }</w:t>
             </w:r>
           </w:p>
           <w:p>
@@ -1578,7 +2239,7 @@
                 <w:color w:val="1F2933"/>
                 <w:sz w:val="19"/>
               </w:rPr>
-              <w:t xml:space="preserve">    // Lleva la pestaña a la dirección que le pases.</w:t>
+              <w:t xml:space="preserve">  async abrir() {</w:t>
             </w:r>
           </w:p>
           <w:p>
@@ -1592,7 +2253,7 @@
                 <w:color w:val="1F2933"/>
                 <w:sz w:val="19"/>
               </w:rPr>
-              <w:t xml:space="preserve">    public void navegarA(String direccion) {</w:t>
+              <w:t xml:space="preserve">    await this.page.goto('/');</w:t>
             </w:r>
           </w:p>
           <w:p>
@@ -1606,21 +2267,7 @@
                 <w:color w:val="1F2933"/>
                 <w:sz w:val="19"/>
               </w:rPr>
-              <w:t xml:space="preserve">        pagina.navigate(direccion);</w:t>
-            </w:r>
-          </w:p>
-          <w:p>
-            <w:pPr>
-              <w:keepNext/>
-              <w:spacing w:after="0" w:line="240" w:lineRule="auto"/>
-            </w:pPr>
-            <w:r>
-              <w:rPr>
-                <w:rFonts w:ascii="Consolas" w:hAnsi="Consolas" w:eastAsia="Consolas"/>
-                <w:color w:val="1F2933"/>
-                <w:sz w:val="19"/>
-              </w:rPr>
-              <w:t xml:space="preserve">    }</w:t>
+              <w:t xml:space="preserve">  }</w:t>
             </w:r>
           </w:p>
           <w:p>
@@ -1648,7 +2295,7 @@
                 <w:color w:val="1F2933"/>
                 <w:sz w:val="19"/>
               </w:rPr>
-              <w:t xml:space="preserve">    // Devuelve el texto de la pestaña (por ejemplo "Swag Labs").</w:t>
+              <w:t xml:space="preserve">  async iniciarSesion(usuario: string, clave: string) {</w:t>
             </w:r>
           </w:p>
           <w:p>
@@ -1662,7 +2309,7 @@
                 <w:color w:val="1F2933"/>
                 <w:sz w:val="19"/>
               </w:rPr>
-              <w:t xml:space="preserve">    public String tituloDeLaPestana() {</w:t>
+              <w:t xml:space="preserve">    await this.campoUsuario.fill(usuario);</w:t>
             </w:r>
           </w:p>
           <w:p>
@@ -1676,7 +2323,7 @@
                 <w:color w:val="1F2933"/>
                 <w:sz w:val="19"/>
               </w:rPr>
-              <w:t xml:space="preserve">        return pagina.title();</w:t>
+              <w:t xml:space="preserve">    await this.campoClave.fill(clave);</w:t>
             </w:r>
           </w:p>
           <w:p>
@@ -1690,7 +2337,21 @@
                 <w:color w:val="1F2933"/>
                 <w:sz w:val="19"/>
               </w:rPr>
-              <w:t xml:space="preserve">    }</w:t>
+              <w:t xml:space="preserve">    await this.botonLogin.click();</w:t>
+            </w:r>
+          </w:p>
+          <w:p>
+            <w:pPr>
+              <w:keepNext/>
+              <w:spacing w:after="0" w:line="240" w:lineRule="auto"/>
+            </w:pPr>
+            <w:r>
+              <w:rPr>
+                <w:rFonts w:ascii="Consolas" w:hAnsi="Consolas" w:eastAsia="Consolas"/>
+                <w:color w:val="1F2933"/>
+                <w:sz w:val="19"/>
+              </w:rPr>
+              <w:t xml:space="preserve">  }</w:t>
             </w:r>
           </w:p>
           <w:p>
@@ -1720,146 +2381,72 @@
         <w:rPr>
           <w:b w:val="0"/>
         </w:rPr>
-        <w:t xml:space="preserve">La pestaña es </w:t>
+        <w:t xml:space="preserve">Estas son las tres formas de localizar que usamos. </w:t>
       </w:r>
       <w:r>
         <w:rPr>
           <w:rFonts w:ascii="Consolas" w:hAnsi="Consolas" w:eastAsia="Consolas"/>
           <w:color w:val="003D7A"/>
         </w:rPr>
-        <w:t>protected</w:t>
+        <w:t>getByPlaceholder('Username')</w:t>
       </w:r>
       <w:r>
         <w:rPr>
           <w:b w:val="0"/>
         </w:rPr>
-        <w:t xml:space="preserve"> para que las clases hijas la puedan usar. Si fuera </w:t>
+        <w:t xml:space="preserve"> busca el campo por el texto gris que tiene adentro. </w:t>
       </w:r>
       <w:r>
         <w:rPr>
           <w:rFonts w:ascii="Consolas" w:hAnsi="Consolas" w:eastAsia="Consolas"/>
           <w:color w:val="003D7A"/>
         </w:rPr>
-        <w:t>private</w:t>
+        <w:t>getByRole('button', { name: 'Login' })</w:t>
       </w:r>
       <w:r>
         <w:rPr>
           <w:b w:val="0"/>
         </w:rPr>
-        <w:t xml:space="preserve">, </w:t>
+        <w:t xml:space="preserve"> busca un botón que dice Login, como lo buscaría una persona. </w:t>
       </w:r>
       <w:r>
         <w:rPr>
           <w:rFonts w:ascii="Consolas" w:hAnsi="Consolas" w:eastAsia="Consolas"/>
           <w:color w:val="003D7A"/>
         </w:rPr>
-        <w:t>LoginPage</w:t>
+        <w:t>getByTestId('error')</w:t>
       </w:r>
       <w:r>
         <w:rPr>
           <w:b w:val="0"/>
         </w:rPr>
-        <w:t xml:space="preserve"> no podría crear sus localizadores.</w:t>
-      </w:r>
-    </w:p>
-    <w:p>
-      <w:pPr>
-        <w:keepNext/>
-        <w:spacing w:before="200" w:after="80"/>
-      </w:pPr>
-      <w:r>
-        <w:rPr>
-          <w:b/>
-          <w:color w:val="0072BC"/>
-          <w:sz w:val="28"/>
-        </w:rPr>
-        <w:t>LoginPage: el control remoto del login</w:t>
-      </w:r>
-    </w:p>
-    <w:p>
-      <w:r>
-        <w:rPr>
-          <w:b w:val="0"/>
-        </w:rPr>
-        <w:t xml:space="preserve">Abajo está </w:t>
+        <w:t xml:space="preserve"> busca el atributo </w:t>
       </w:r>
       <w:r>
         <w:rPr>
           <w:rFonts w:ascii="Consolas" w:hAnsi="Consolas" w:eastAsia="Consolas"/>
           <w:color w:val="003D7A"/>
         </w:rPr>
-        <w:t>LoginPage</w:t>
+        <w:t>data-test="error"</w:t>
       </w:r>
       <w:r>
         <w:rPr>
           <w:b w:val="0"/>
         </w:rPr>
-        <w:t xml:space="preserve">. Cuando la leas, fíjate en tres cosas. El constructor llama a </w:t>
+        <w:t xml:space="preserve"> que los desarrolladores dejaron para pruebas (lo configuramos en </w:t>
       </w:r>
       <w:r>
         <w:rPr>
           <w:rFonts w:ascii="Consolas" w:hAnsi="Consolas" w:eastAsia="Consolas"/>
           <w:color w:val="003D7A"/>
         </w:rPr>
-        <w:t>super(pagina)</w:t>
+        <w:t>playwright.config.ts</w:t>
       </w:r>
       <w:r>
         <w:rPr>
           <w:b w:val="0"/>
         </w:rPr>
-        <w:t xml:space="preserve"> para que </w:t>
-      </w:r>
-      <w:r>
-        <w:rPr>
-          <w:rFonts w:ascii="Consolas" w:hAnsi="Consolas" w:eastAsia="Consolas"/>
-          <w:color w:val="003D7A"/>
-        </w:rPr>
-        <w:t>PaginaBase</w:t>
-      </w:r>
-      <w:r>
-        <w:rPr>
-          <w:b w:val="0"/>
-        </w:rPr>
-        <w:t xml:space="preserve"> guarde la pestaña. Los localizadores se preparan en el constructor, pero Playwright no busca nada todavía: busca cuando llamas </w:t>
-      </w:r>
-      <w:r>
-        <w:rPr>
-          <w:rFonts w:ascii="Consolas" w:hAnsi="Consolas" w:eastAsia="Consolas"/>
-          <w:color w:val="003D7A"/>
-        </w:rPr>
-        <w:t>fill</w:t>
-      </w:r>
-      <w:r>
-        <w:rPr>
-          <w:b w:val="0"/>
-        </w:rPr>
-        <w:t xml:space="preserve">, </w:t>
-      </w:r>
-      <w:r>
-        <w:rPr>
-          <w:rFonts w:ascii="Consolas" w:hAnsi="Consolas" w:eastAsia="Consolas"/>
-          <w:color w:val="003D7A"/>
-        </w:rPr>
-        <w:t>click</w:t>
-      </w:r>
-      <w:r>
-        <w:rPr>
-          <w:b w:val="0"/>
-        </w:rPr>
-        <w:t xml:space="preserve"> o </w:t>
-      </w:r>
-      <w:r>
-        <w:rPr>
-          <w:rFonts w:ascii="Consolas" w:hAnsi="Consolas" w:eastAsia="Consolas"/>
-          <w:color w:val="003D7A"/>
-        </w:rPr>
-        <w:t>textContent</w:t>
-      </w:r>
-      <w:r>
-        <w:rPr>
-          <w:b w:val="0"/>
-        </w:rPr>
-        <w:t>. Y los métodos tienen nombres de lo que hace una persona, no de cómo lo hace el código.</w:t>
+        <w:t>).</w:t>
       </w:r>
     </w:p>
     <w:p>
@@ -1874,33 +2461,106 @@
         <w:rPr>
           <w:b w:val="0"/>
         </w:rPr>
-        <w:t xml:space="preserve"> es todavía más corta: tiene un localizador para el título y un método </w:t>
+        <w:t xml:space="preserve"> es todavía más corta: solo tiene el localizador público </w:t>
       </w:r>
       <w:r>
         <w:rPr>
           <w:rFonts w:ascii="Consolas" w:hAnsi="Consolas" w:eastAsia="Consolas"/>
           <w:color w:val="003D7A"/>
         </w:rPr>
-        <w:t>titulo()</w:t>
+        <w:t>titulo</w:t>
       </w:r>
       <w:r>
         <w:rPr>
           <w:b w:val="0"/>
         </w:rPr>
-        <w:t xml:space="preserve"> que devuelve el texto. Si el login funcionó, ese texto es </w:t>
+        <w:t>.</w:t>
+      </w:r>
+    </w:p>
+    <w:p>
+      <w:r>
+        <w:rPr>
+          <w:b w:val="0"/>
+        </w:rPr>
+        <w:t xml:space="preserve">No hay una clase padre para las páginas. Con dos páginas tan pequeñas lo único que compartirían es guardar </w:t>
       </w:r>
       <w:r>
         <w:rPr>
           <w:rFonts w:ascii="Consolas" w:hAnsi="Consolas" w:eastAsia="Consolas"/>
           <w:color w:val="003D7A"/>
         </w:rPr>
-        <w:t>Products</w:t>
+        <w:t>page</w:t>
       </w:r>
       <w:r>
         <w:rPr>
           <w:b w:val="0"/>
         </w:rPr>
-        <w:t>.</w:t>
+        <w:t>, y otra clase sería un archivo más para leer sin ganar nada. Cuando el proyecto crezca y varias páginas repitan lo mismo, ahí sí vale la pena.</w:t>
+      </w:r>
+    </w:p>
+    <w:p>
+      <w:pPr>
+        <w:keepNext/>
+        <w:spacing w:before="240" w:after="160"/>
+        <w:pBdr>
+          <w:bottom w:val="single" w:sz="8" w:space="4" w:color="003D7A"/>
+        </w:pBdr>
+      </w:pPr>
+      <w:r>
+        <w:rPr>
+          <w:b/>
+          <w:color w:val="003D7A"/>
+          <w:sz w:val="36"/>
+        </w:rPr>
+        <w:t>5. Los datos y las pruebas</w:t>
+      </w:r>
+    </w:p>
+    <w:p>
+      <w:pPr>
+        <w:keepNext/>
+        <w:spacing w:before="200" w:after="80"/>
+      </w:pPr>
+      <w:r>
+        <w:rPr>
+          <w:b/>
+          <w:color w:val="0072BC"/>
+          <w:sz w:val="28"/>
+        </w:rPr>
+        <w:t>data/usuarios.ts</w:t>
+      </w:r>
+    </w:p>
+    <w:p>
+      <w:r>
+        <w:rPr>
+          <w:b w:val="0"/>
+        </w:rPr>
+        <w:t xml:space="preserve">Los usuarios y los casos inválidos están aparte de las pruebas. </w:t>
+      </w:r>
+      <w:r>
+        <w:rPr>
+          <w:rFonts w:ascii="Consolas" w:hAnsi="Consolas" w:eastAsia="Consolas"/>
+          <w:color w:val="003D7A"/>
+        </w:rPr>
+        <w:t>type</w:t>
+      </w:r>
+      <w:r>
+        <w:rPr>
+          <w:b w:val="0"/>
+        </w:rPr>
+        <w:t xml:space="preserve"> describe la forma de un dato (qué campos tiene y de qué tipo) y </w:t>
+      </w:r>
+      <w:r>
+        <w:rPr>
+          <w:rFonts w:ascii="Consolas" w:hAnsi="Consolas" w:eastAsia="Consolas"/>
+          <w:color w:val="003D7A"/>
+        </w:rPr>
+        <w:t>export const</w:t>
+      </w:r>
+      <w:r>
+        <w:rPr>
+          <w:b w:val="0"/>
+        </w:rPr>
+        <w:t xml:space="preserve"> los comparte con otros archivos. Este es el comienzo del archivo; la lista completa tiene tres casos:</w:t>
       </w:r>
     </w:p>
     <w:tbl>
@@ -1935,7 +2595,7 @@
                 <w:color w:val="52606D"/>
                 <w:sz w:val="18"/>
               </w:rPr>
-              <w:t>src/main/java/.../pages/LoginPage.java (sin comentarios)</w:t>
+              <w:t>data/usuarios.ts (primer caso de la lista)</w:t>
             </w:r>
           </w:p>
           <w:p>
@@ -1949,7 +2609,49 @@
                 <w:color w:val="1F2933"/>
                 <w:sz w:val="19"/>
               </w:rPr>
-              <w:t>public class LoginPage extends PaginaBase {</w:t>
+              <w:t>export type Usuario = {</w:t>
+            </w:r>
+          </w:p>
+          <w:p>
+            <w:pPr>
+              <w:keepNext/>
+              <w:spacing w:after="0" w:line="240" w:lineRule="auto"/>
+            </w:pPr>
+            <w:r>
+              <w:rPr>
+                <w:rFonts w:ascii="Consolas" w:hAnsi="Consolas" w:eastAsia="Consolas"/>
+                <w:color w:val="1F2933"/>
+                <w:sz w:val="19"/>
+              </w:rPr>
+              <w:t xml:space="preserve">  nombre: string;</w:t>
+            </w:r>
+          </w:p>
+          <w:p>
+            <w:pPr>
+              <w:keepNext/>
+              <w:spacing w:after="0" w:line="240" w:lineRule="auto"/>
+            </w:pPr>
+            <w:r>
+              <w:rPr>
+                <w:rFonts w:ascii="Consolas" w:hAnsi="Consolas" w:eastAsia="Consolas"/>
+                <w:color w:val="1F2933"/>
+                <w:sz w:val="19"/>
+              </w:rPr>
+              <w:t xml:space="preserve">  clave: string;</w:t>
+            </w:r>
+          </w:p>
+          <w:p>
+            <w:pPr>
+              <w:keepNext/>
+              <w:spacing w:after="0" w:line="240" w:lineRule="auto"/>
+            </w:pPr>
+            <w:r>
+              <w:rPr>
+                <w:rFonts w:ascii="Consolas" w:hAnsi="Consolas" w:eastAsia="Consolas"/>
+                <w:color w:val="1F2933"/>
+                <w:sz w:val="19"/>
+              </w:rPr>
+              <w:t>};</w:t>
             </w:r>
           </w:p>
           <w:p>
@@ -1977,7 +2679,77 @@
                 <w:color w:val="1F2933"/>
                 <w:sz w:val="19"/>
               </w:rPr>
-              <w:t xml:space="preserve">    private static final String DIRECCION = "https://www.saucedemo.com/";</w:t>
+              <w:t>export type LoginInvalido = {</w:t>
+            </w:r>
+          </w:p>
+          <w:p>
+            <w:pPr>
+              <w:keepNext/>
+              <w:spacing w:after="0" w:line="240" w:lineRule="auto"/>
+            </w:pPr>
+            <w:r>
+              <w:rPr>
+                <w:rFonts w:ascii="Consolas" w:hAnsi="Consolas" w:eastAsia="Consolas"/>
+                <w:color w:val="1F2933"/>
+                <w:sz w:val="19"/>
+              </w:rPr>
+              <w:t xml:space="preserve">  descripcion: string;</w:t>
+            </w:r>
+          </w:p>
+          <w:p>
+            <w:pPr>
+              <w:keepNext/>
+              <w:spacing w:after="0" w:line="240" w:lineRule="auto"/>
+            </w:pPr>
+            <w:r>
+              <w:rPr>
+                <w:rFonts w:ascii="Consolas" w:hAnsi="Consolas" w:eastAsia="Consolas"/>
+                <w:color w:val="1F2933"/>
+                <w:sz w:val="19"/>
+              </w:rPr>
+              <w:t xml:space="preserve">  nombre: string;</w:t>
+            </w:r>
+          </w:p>
+          <w:p>
+            <w:pPr>
+              <w:keepNext/>
+              <w:spacing w:after="0" w:line="240" w:lineRule="auto"/>
+            </w:pPr>
+            <w:r>
+              <w:rPr>
+                <w:rFonts w:ascii="Consolas" w:hAnsi="Consolas" w:eastAsia="Consolas"/>
+                <w:color w:val="1F2933"/>
+                <w:sz w:val="19"/>
+              </w:rPr>
+              <w:t xml:space="preserve">  clave: string;</w:t>
+            </w:r>
+          </w:p>
+          <w:p>
+            <w:pPr>
+              <w:keepNext/>
+              <w:spacing w:after="0" w:line="240" w:lineRule="auto"/>
+            </w:pPr>
+            <w:r>
+              <w:rPr>
+                <w:rFonts w:ascii="Consolas" w:hAnsi="Consolas" w:eastAsia="Consolas"/>
+                <w:color w:val="1F2933"/>
+                <w:sz w:val="19"/>
+              </w:rPr>
+              <w:t xml:space="preserve">  mensajeEsperado: string;</w:t>
+            </w:r>
+          </w:p>
+          <w:p>
+            <w:pPr>
+              <w:keepNext/>
+              <w:spacing w:after="0" w:line="240" w:lineRule="auto"/>
+            </w:pPr>
+            <w:r>
+              <w:rPr>
+                <w:rFonts w:ascii="Consolas" w:hAnsi="Consolas" w:eastAsia="Consolas"/>
+                <w:color w:val="1F2933"/>
+                <w:sz w:val="19"/>
+              </w:rPr>
+              <w:t>};</w:t>
             </w:r>
           </w:p>
           <w:p>
@@ -2005,49 +2777,7 @@
                 <w:color w:val="1F2933"/>
                 <w:sz w:val="19"/>
               </w:rPr>
-              <w:t xml:space="preserve">    private final Locator campoUsuario;</w:t>
-            </w:r>
-          </w:p>
-          <w:p>
-            <w:pPr>
-              <w:keepNext/>
-              <w:spacing w:after="0" w:line="240" w:lineRule="auto"/>
-            </w:pPr>
-            <w:r>
-              <w:rPr>
-                <w:rFonts w:ascii="Consolas" w:hAnsi="Consolas" w:eastAsia="Consolas"/>
-                <w:color w:val="1F2933"/>
-                <w:sz w:val="19"/>
-              </w:rPr>
-              <w:t xml:space="preserve">    private final Locator campoClave;</w:t>
-            </w:r>
-          </w:p>
-          <w:p>
-            <w:pPr>
-              <w:keepNext/>
-              <w:spacing w:after="0" w:line="240" w:lineRule="auto"/>
-            </w:pPr>
-            <w:r>
-              <w:rPr>
-                <w:rFonts w:ascii="Consolas" w:hAnsi="Consolas" w:eastAsia="Consolas"/>
-                <w:color w:val="1F2933"/>
-                <w:sz w:val="19"/>
-              </w:rPr>
-              <w:t xml:space="preserve">    private final Locator botonLogin;</w:t>
-            </w:r>
-          </w:p>
-          <w:p>
-            <w:pPr>
-              <w:keepNext/>
-              <w:spacing w:after="0" w:line="240" w:lineRule="auto"/>
-            </w:pPr>
-            <w:r>
-              <w:rPr>
-                <w:rFonts w:ascii="Consolas" w:hAnsi="Consolas" w:eastAsia="Consolas"/>
-                <w:color w:val="1F2933"/>
-                <w:sz w:val="19"/>
-              </w:rPr>
-              <w:t xml:space="preserve">    private final Locator mensajeError;</w:t>
+              <w:t>export const usuarioEstandar: Usuario = { nombre: 'standard_user', clave: 'secret_sauce' };</w:t>
             </w:r>
           </w:p>
           <w:p>
@@ -2075,105 +2805,7 @@
                 <w:color w:val="1F2933"/>
                 <w:sz w:val="19"/>
               </w:rPr>
-              <w:t xml:space="preserve">    public LoginPage(Page pagina) {</w:t>
-            </w:r>
-          </w:p>
-          <w:p>
-            <w:pPr>
-              <w:keepNext/>
-              <w:spacing w:after="0" w:line="240" w:lineRule="auto"/>
-            </w:pPr>
-            <w:r>
-              <w:rPr>
-                <w:rFonts w:ascii="Consolas" w:hAnsi="Consolas" w:eastAsia="Consolas"/>
-                <w:color w:val="1F2933"/>
-                <w:sz w:val="19"/>
-              </w:rPr>
-              <w:t xml:space="preserve">        super(pagina);</w:t>
-            </w:r>
-          </w:p>
-          <w:p>
-            <w:pPr>
-              <w:keepNext/>
-              <w:spacing w:after="0" w:line="240" w:lineRule="auto"/>
-            </w:pPr>
-            <w:r>
-              <w:rPr>
-                <w:rFonts w:ascii="Consolas" w:hAnsi="Consolas" w:eastAsia="Consolas"/>
-                <w:color w:val="1F2933"/>
-                <w:sz w:val="19"/>
-              </w:rPr>
-              <w:t xml:space="preserve">        campoUsuario = pagina.getByPlaceholder("Username");</w:t>
-            </w:r>
-          </w:p>
-          <w:p>
-            <w:pPr>
-              <w:keepNext/>
-              <w:spacing w:after="0" w:line="240" w:lineRule="auto"/>
-            </w:pPr>
-            <w:r>
-              <w:rPr>
-                <w:rFonts w:ascii="Consolas" w:hAnsi="Consolas" w:eastAsia="Consolas"/>
-                <w:color w:val="1F2933"/>
-                <w:sz w:val="19"/>
-              </w:rPr>
-              <w:t xml:space="preserve">        campoClave = pagina.getByPlaceholder("Password");</w:t>
-            </w:r>
-          </w:p>
-          <w:p>
-            <w:pPr>
-              <w:keepNext/>
-              <w:spacing w:after="0" w:line="240" w:lineRule="auto"/>
-            </w:pPr>
-            <w:r>
-              <w:rPr>
-                <w:rFonts w:ascii="Consolas" w:hAnsi="Consolas" w:eastAsia="Consolas"/>
-                <w:color w:val="1F2933"/>
-                <w:sz w:val="19"/>
-              </w:rPr>
-              <w:t xml:space="preserve">        botonLogin = pagina.getByRole(AriaRole.BUTTON,</w:t>
-            </w:r>
-          </w:p>
-          <w:p>
-            <w:pPr>
-              <w:keepNext/>
-              <w:spacing w:after="0" w:line="240" w:lineRule="auto"/>
-            </w:pPr>
-            <w:r>
-              <w:rPr>
-                <w:rFonts w:ascii="Consolas" w:hAnsi="Consolas" w:eastAsia="Consolas"/>
-                <w:color w:val="1F2933"/>
-                <w:sz w:val="19"/>
-              </w:rPr>
-              <w:t xml:space="preserve">                new Page.GetByRoleOptions().setName("Login"));</w:t>
-            </w:r>
-          </w:p>
-          <w:p>
-            <w:pPr>
-              <w:keepNext/>
-              <w:spacing w:after="0" w:line="240" w:lineRule="auto"/>
-            </w:pPr>
-            <w:r>
-              <w:rPr>
-                <w:rFonts w:ascii="Consolas" w:hAnsi="Consolas" w:eastAsia="Consolas"/>
-                <w:color w:val="1F2933"/>
-                <w:sz w:val="19"/>
-              </w:rPr>
-              <w:t xml:space="preserve">        mensajeError = pagina.locator("[data-test='error']");</w:t>
-            </w:r>
-          </w:p>
-          <w:p>
-            <w:pPr>
-              <w:keepNext/>
-              <w:spacing w:after="0" w:line="240" w:lineRule="auto"/>
-            </w:pPr>
-            <w:r>
-              <w:rPr>
-                <w:rFonts w:ascii="Consolas" w:hAnsi="Consolas" w:eastAsia="Consolas"/>
-                <w:color w:val="1F2933"/>
-                <w:sz w:val="19"/>
-              </w:rPr>
-              <w:t xml:space="preserve">    }</w:t>
+              <w:t>export const usuarioBloqueado: Usuario = { nombre: 'locked_out_user', clave: 'secret_sauce' };</w:t>
             </w:r>
           </w:p>
           <w:p>
@@ -2201,7 +2833,7 @@
                 <w:color w:val="1F2933"/>
                 <w:sz w:val="19"/>
               </w:rPr>
-              <w:t xml:space="preserve">    public void abrir() {</w:t>
+              <w:t>export const loginsInvalidos: LoginInvalido[] = [</w:t>
             </w:r>
           </w:p>
           <w:p>
@@ -2215,7 +2847,7 @@
                 <w:color w:val="1F2933"/>
                 <w:sz w:val="19"/>
               </w:rPr>
-              <w:t xml:space="preserve">        navegarA(DIRECCION);</w:t>
+              <w:t xml:space="preserve">  {</w:t>
             </w:r>
           </w:p>
           <w:p>
@@ -2229,7 +2861,7 @@
                 <w:color w:val="1F2933"/>
                 <w:sz w:val="19"/>
               </w:rPr>
-              <w:t xml:space="preserve">    }</w:t>
+              <w:t xml:space="preserve">    descripcion: 'clave incorrecta',</w:t>
             </w:r>
           </w:p>
           <w:p>
@@ -2243,7 +2875,7 @@
                 <w:color w:val="1F2933"/>
                 <w:sz w:val="19"/>
               </w:rPr>
-              <w:t xml:space="preserve"> </w:t>
+              <w:t xml:space="preserve">    nombre: 'standard_user',</w:t>
             </w:r>
           </w:p>
           <w:p>
@@ -2257,7 +2889,7 @@
                 <w:color w:val="1F2933"/>
                 <w:sz w:val="19"/>
               </w:rPr>
-              <w:t xml:space="preserve">    public void iniciarSesion(String usuario, String clave) {</w:t>
+              <w:t xml:space="preserve">    clave: 'clave_mala',</w:t>
             </w:r>
           </w:p>
           <w:p>
@@ -2271,7 +2903,7 @@
                 <w:color w:val="1F2933"/>
                 <w:sz w:val="19"/>
               </w:rPr>
-              <w:t xml:space="preserve">        campoUsuario.fill(usuario);</w:t>
+              <w:t xml:space="preserve">    mensajeEsperado: 'Epic sadface: Username and password do not match any user in this service',</w:t>
             </w:r>
           </w:p>
           <w:p>
@@ -2285,7 +2917,7 @@
                 <w:color w:val="1F2933"/>
                 <w:sz w:val="19"/>
               </w:rPr>
-              <w:t xml:space="preserve">        campoClave.fill(clave);</w:t>
+              <w:t xml:space="preserve">  },</w:t>
             </w:r>
           </w:p>
           <w:p>
@@ -2299,7 +2931,7 @@
                 <w:color w:val="1F2933"/>
                 <w:sz w:val="19"/>
               </w:rPr>
-              <w:t xml:space="preserve">        botonLogin.click();</w:t>
+              <w:t xml:space="preserve">  ...</w:t>
             </w:r>
           </w:p>
           <w:p>
@@ -2313,77 +2945,7 @@
                 <w:color w:val="1F2933"/>
                 <w:sz w:val="19"/>
               </w:rPr>
-              <w:t xml:space="preserve">    }</w:t>
-            </w:r>
-          </w:p>
-          <w:p>
-            <w:pPr>
-              <w:keepNext/>
-              <w:spacing w:after="0" w:line="240" w:lineRule="auto"/>
-            </w:pPr>
-            <w:r>
-              <w:rPr>
-                <w:rFonts w:ascii="Consolas" w:hAnsi="Consolas" w:eastAsia="Consolas"/>
-                <w:color w:val="1F2933"/>
-                <w:sz w:val="19"/>
-              </w:rPr>
-              <w:t xml:space="preserve"> </w:t>
-            </w:r>
-          </w:p>
-          <w:p>
-            <w:pPr>
-              <w:keepNext/>
-              <w:spacing w:after="0" w:line="240" w:lineRule="auto"/>
-            </w:pPr>
-            <w:r>
-              <w:rPr>
-                <w:rFonts w:ascii="Consolas" w:hAnsi="Consolas" w:eastAsia="Consolas"/>
-                <w:color w:val="1F2933"/>
-                <w:sz w:val="19"/>
-              </w:rPr>
-              <w:t xml:space="preserve">    public String mensajeDeError() {</w:t>
-            </w:r>
-          </w:p>
-          <w:p>
-            <w:pPr>
-              <w:keepNext/>
-              <w:spacing w:after="0" w:line="240" w:lineRule="auto"/>
-            </w:pPr>
-            <w:r>
-              <w:rPr>
-                <w:rFonts w:ascii="Consolas" w:hAnsi="Consolas" w:eastAsia="Consolas"/>
-                <w:color w:val="1F2933"/>
-                <w:sz w:val="19"/>
-              </w:rPr>
-              <w:t xml:space="preserve">        return mensajeError.textContent();</w:t>
-            </w:r>
-          </w:p>
-          <w:p>
-            <w:pPr>
-              <w:keepNext/>
-              <w:spacing w:after="0" w:line="240" w:lineRule="auto"/>
-            </w:pPr>
-            <w:r>
-              <w:rPr>
-                <w:rFonts w:ascii="Consolas" w:hAnsi="Consolas" w:eastAsia="Consolas"/>
-                <w:color w:val="1F2933"/>
-                <w:sz w:val="19"/>
-              </w:rPr>
-              <w:t xml:space="preserve">    }</w:t>
-            </w:r>
-          </w:p>
-          <w:p>
-            <w:pPr>
-              <w:keepNext/>
-              <w:spacing w:after="0" w:line="240" w:lineRule="auto"/>
-            </w:pPr>
-            <w:r>
-              <w:rPr>
-                <w:rFonts w:ascii="Consolas" w:hAnsi="Consolas" w:eastAsia="Consolas"/>
-                <w:color w:val="1F2933"/>
-                <w:sz w:val="19"/>
-              </w:rPr>
-              <w:t>}</w:t>
+              <w:t>];</w:t>
             </w:r>
           </w:p>
         </w:tc>
@@ -2397,23 +2959,6 @@
     <w:p>
       <w:pPr>
         <w:keepNext/>
-        <w:spacing w:before="240" w:after="160"/>
-        <w:pBdr>
-          <w:bottom w:val="single" w:sz="8" w:space="4" w:color="003D7A"/>
-        </w:pBdr>
-      </w:pPr>
-      <w:r>
-        <w:rPr>
-          <w:b/>
-          <w:color w:val="003D7A"/>
-          <w:sz w:val="36"/>
-        </w:rPr>
-        <w:t>4. Las pruebas</w:t>
-      </w:r>
-    </w:p>
-    <w:p>
-      <w:pPr>
-        <w:keepNext/>
         <w:spacing w:before="200" w:after="80"/>
       </w:pPr>
       <w:r>
@@ -2422,28 +2967,7 @@
           <w:color w:val="0072BC"/>
           <w:sz w:val="28"/>
         </w:rPr>
-        <w:t>JUnit: cómo se escribe una prueba</w:t>
-      </w:r>
-    </w:p>
-    <w:p>
-      <w:r>
-        <w:rPr>
-          <w:b w:val="0"/>
-        </w:rPr>
-        <w:t xml:space="preserve">Hasta ahora escribiste programas en Java puro (clase 1) y pruebas con Cucumber y Serenity (clases 2 y 3). Hoy escribimos las pruebas a mano con JUnit, la librería de pruebas más usada en Java. Una prueba de JUnit es un método normal con unas marcas encima, que se llaman anotaciones y empiezan con </w:t>
-      </w:r>
-      <w:r>
-        <w:rPr>
-          <w:rFonts w:ascii="Consolas" w:hAnsi="Consolas" w:eastAsia="Consolas"/>
-          <w:color w:val="003D7A"/>
-        </w:rPr>
-        <w:t>@</w:t>
-      </w:r>
-      <w:r>
-        <w:rPr>
-          <w:b w:val="0"/>
-        </w:rPr>
-        <w:t>.</w:t>
+        <w:t>tests/login.spec.ts</w:t>
       </w:r>
     </w:p>
     <w:tbl>
@@ -2478,7 +3002,7 @@
                 <w:color w:val="52606D"/>
                 <w:sz w:val="18"/>
               </w:rPr>
-              <w:t>Ejemplo mínimo de JUnit</w:t>
+              <w:t>tests/login.spec.ts (primera prueba)</w:t>
             </w:r>
           </w:p>
           <w:p>
@@ -2492,7 +3016,7 @@
                 <w:color w:val="1F2933"/>
                 <w:sz w:val="19"/>
               </w:rPr>
-              <w:t>@Test</w:t>
+              <w:t>test.describe('Inicio de sesión en SauceDemo', () =&gt; {</w:t>
             </w:r>
           </w:p>
           <w:p>
@@ -2506,7 +3030,7 @@
                 <w:color w:val="1F2933"/>
                 <w:sz w:val="19"/>
               </w:rPr>
-              <w:t>@DisplayName("Dos más dos da cuatro")</w:t>
+              <w:t xml:space="preserve">  test('login exitoso con usuario estándar', async ({ page }) =&gt; {</w:t>
             </w:r>
           </w:p>
           <w:p>
@@ -2520,7 +3044,7 @@
                 <w:color w:val="1F2933"/>
                 <w:sz w:val="19"/>
               </w:rPr>
-              <w:t>void sumaSencilla() {</w:t>
+              <w:t xml:space="preserve">    const login = new LoginPage(page);</w:t>
             </w:r>
           </w:p>
           <w:p>
@@ -2534,7 +3058,7 @@
                 <w:color w:val="1F2933"/>
                 <w:sz w:val="19"/>
               </w:rPr>
-              <w:t xml:space="preserve">    int resultado = 2 + 2;</w:t>
+              <w:t xml:space="preserve">    await login.abrir();</w:t>
             </w:r>
           </w:p>
           <w:p>
@@ -2548,7 +3072,7 @@
                 <w:color w:val="1F2933"/>
                 <w:sz w:val="19"/>
               </w:rPr>
-              <w:t xml:space="preserve">    assertEquals(4, resultado);</w:t>
+              <w:t xml:space="preserve">    await login.iniciarSesion(usuarioEstandar.nombre, usuarioEstandar.clave);</w:t>
             </w:r>
           </w:p>
           <w:p>
@@ -2562,7 +3086,105 @@
                 <w:color w:val="1F2933"/>
                 <w:sz w:val="19"/>
               </w:rPr>
-              <w:t>}</w:t>
+              <w:t xml:space="preserve"> </w:t>
+            </w:r>
+          </w:p>
+          <w:p>
+            <w:pPr>
+              <w:keepNext/>
+              <w:spacing w:after="0" w:line="240" w:lineRule="auto"/>
+            </w:pPr>
+            <w:r>
+              <w:rPr>
+                <w:rFonts w:ascii="Consolas" w:hAnsi="Consolas" w:eastAsia="Consolas"/>
+                <w:color w:val="1F2933"/>
+                <w:sz w:val="19"/>
+              </w:rPr>
+              <w:t xml:space="preserve">    const productos = new ProductosPage(page);</w:t>
+            </w:r>
+          </w:p>
+          <w:p>
+            <w:pPr>
+              <w:keepNext/>
+              <w:spacing w:after="0" w:line="240" w:lineRule="auto"/>
+            </w:pPr>
+            <w:r>
+              <w:rPr>
+                <w:rFonts w:ascii="Consolas" w:hAnsi="Consolas" w:eastAsia="Consolas"/>
+                <w:color w:val="1F2933"/>
+                <w:sz w:val="19"/>
+              </w:rPr>
+              <w:t xml:space="preserve">    await expect(productos.titulo).toHaveText('Products');</w:t>
+            </w:r>
+          </w:p>
+          <w:p>
+            <w:pPr>
+              <w:keepNext/>
+              <w:spacing w:after="0" w:line="240" w:lineRule="auto"/>
+            </w:pPr>
+            <w:r>
+              <w:rPr>
+                <w:rFonts w:ascii="Consolas" w:hAnsi="Consolas" w:eastAsia="Consolas"/>
+                <w:color w:val="1F2933"/>
+                <w:sz w:val="19"/>
+              </w:rPr>
+              <w:t xml:space="preserve">  });</w:t>
+            </w:r>
+          </w:p>
+          <w:p>
+            <w:pPr>
+              <w:keepNext/>
+              <w:spacing w:after="0" w:line="240" w:lineRule="auto"/>
+            </w:pPr>
+            <w:r>
+              <w:rPr>
+                <w:rFonts w:ascii="Consolas" w:hAnsi="Consolas" w:eastAsia="Consolas"/>
+                <w:color w:val="1F2933"/>
+                <w:sz w:val="19"/>
+              </w:rPr>
+              <w:t xml:space="preserve"> </w:t>
+            </w:r>
+          </w:p>
+          <w:p>
+            <w:pPr>
+              <w:keepNext/>
+              <w:spacing w:after="0" w:line="240" w:lineRule="auto"/>
+            </w:pPr>
+            <w:r>
+              <w:rPr>
+                <w:rFonts w:ascii="Consolas" w:hAnsi="Consolas" w:eastAsia="Consolas"/>
+                <w:color w:val="1F2933"/>
+                <w:sz w:val="19"/>
+              </w:rPr>
+              <w:t xml:space="preserve">  test('login con usuario bloqueado muestra mensaje de error', async ({ page }) =&gt; {</w:t>
+            </w:r>
+          </w:p>
+          <w:p>
+            <w:pPr>
+              <w:keepNext/>
+              <w:spacing w:after="0" w:line="240" w:lineRule="auto"/>
+            </w:pPr>
+            <w:r>
+              <w:rPr>
+                <w:rFonts w:ascii="Consolas" w:hAnsi="Consolas" w:eastAsia="Consolas"/>
+                <w:color w:val="1F2933"/>
+                <w:sz w:val="19"/>
+              </w:rPr>
+              <w:t xml:space="preserve">    ...</w:t>
+            </w:r>
+          </w:p>
+          <w:p>
+            <w:pPr>
+              <w:keepNext/>
+              <w:spacing w:after="0" w:line="240" w:lineRule="auto"/>
+            </w:pPr>
+            <w:r>
+              <w:rPr>
+                <w:rFonts w:ascii="Consolas" w:hAnsi="Consolas" w:eastAsia="Consolas"/>
+                <w:color w:val="1F2933"/>
+                <w:sz w:val="19"/>
+              </w:rPr>
+              <w:t xml:space="preserve">  });</w:t>
             </w:r>
           </w:p>
         </w:tc>
@@ -2583,26 +3205,13 @@
           <w:rFonts w:ascii="Consolas" w:hAnsi="Consolas" w:eastAsia="Consolas"/>
           <w:color w:val="003D7A"/>
         </w:rPr>
-        <w:t>@Test</w:t>
+        <w:t>test.describe('...', () =&gt; { ... })</w:t>
       </w:r>
       <w:r>
         <w:rPr>
           <w:b w:val="0"/>
         </w:rPr>
-        <w:t xml:space="preserve"> le dice a JUnit que ese método es una prueba. Sin esa marca, </w:t>
-      </w:r>
-      <w:r>
-        <w:rPr>
-          <w:rFonts w:ascii="Consolas" w:hAnsi="Consolas" w:eastAsia="Consolas"/>
-          <w:color w:val="003D7A"/>
-        </w:rPr>
-        <w:t>gradle test</w:t>
-      </w:r>
-      <w:r>
-        <w:rPr>
-          <w:b w:val="0"/>
-        </w:rPr>
-        <w:t xml:space="preserve"> no lo corre.</w:t>
+        <w:t xml:space="preserve"> agrupa las pruebas bajo un nombre.</w:t>
       </w:r>
     </w:p>
     <w:p>
@@ -2615,13 +3224,26 @@
           <w:rFonts w:ascii="Consolas" w:hAnsi="Consolas" w:eastAsia="Consolas"/>
           <w:color w:val="003D7A"/>
         </w:rPr>
-        <w:t>@DisplayName("...")</w:t>
+        <w:t>test('nombre', async ({ page }) =&gt; { ... })</w:t>
       </w:r>
       <w:r>
         <w:rPr>
           <w:b w:val="0"/>
         </w:rPr>
-        <w:t xml:space="preserve"> es el nombre que ves en la consola cuando corre la prueba. Es opcional, pero se lee mejor.</w:t>
+        <w:t xml:space="preserve"> es una prueba. Playwright le entrega una pestaña nueva y limpia llamada </w:t>
+      </w:r>
+      <w:r>
+        <w:rPr>
+          <w:rFonts w:ascii="Consolas" w:hAnsi="Consolas" w:eastAsia="Consolas"/>
+          <w:color w:val="003D7A"/>
+        </w:rPr>
+        <w:t>page</w:t>
+      </w:r>
+      <w:r>
+        <w:rPr>
+          <w:b w:val="0"/>
+        </w:rPr>
+        <w:t xml:space="preserve"> y la cierra al terminar. Por eso no hay una clase que abra y cierre el navegador.</w:t>
       </w:r>
     </w:p>
     <w:p>
@@ -2634,34 +3256,13 @@
           <w:rFonts w:ascii="Consolas" w:hAnsi="Consolas" w:eastAsia="Consolas"/>
           <w:color w:val="003D7A"/>
         </w:rPr>
-        <w:t>assertEquals(esperado, real)</w:t>
+        <w:t>await expect(productos.titulo).toHaveText('Products')</w:t>
       </w:r>
       <w:r>
         <w:rPr>
           <w:b w:val="0"/>
         </w:rPr>
-        <w:t xml:space="preserve"> compara dos valores. Si son iguales la prueba sigue y termina en PASSED. Si no, la prueba se detiene, sale FAILED y te muestra </w:t>
-      </w:r>
-      <w:r>
-        <w:rPr>
-          <w:rFonts w:ascii="Consolas" w:hAnsi="Consolas" w:eastAsia="Consolas"/>
-          <w:color w:val="003D7A"/>
-        </w:rPr>
-        <w:t>expected: &lt;esperado&gt; but was: &lt;real&gt;</w:t>
-      </w:r>
-      <w:r>
-        <w:rPr>
-          <w:b w:val="0"/>
-        </w:rPr>
-        <w:t>.</w:t>
-      </w:r>
-    </w:p>
-    <w:p>
-      <w:r>
-        <w:rPr>
-          <w:b w:val="0"/>
-        </w:rPr>
-        <w:t>El orden importa: primero lo que tú esperas y después lo que salió de verdad. Si los inviertes la prueba funciona igual, pero el mensaje de error te confunde.</w:t>
+        <w:t xml:space="preserve"> revisa el texto. Si no coincide, vuelve a mirar la página hasta 5 segundos antes de fallar. A eso le llaman aserción web-first.</w:t>
       </w:r>
     </w:p>
     <w:p>
@@ -2675,28 +3276,7 @@
           <w:color w:val="0072BC"/>
           <w:sz w:val="28"/>
         </w:rPr>
-        <w:t>BaseTest: quién abre y cierra el navegador</w:t>
-      </w:r>
-    </w:p>
-    <w:p>
-      <w:r>
-        <w:rPr>
-          <w:b w:val="0"/>
-        </w:rPr>
-        <w:t xml:space="preserve">Las pruebas no deberían ocuparse de abrir el navegador. Para eso está </w:t>
-      </w:r>
-      <w:r>
-        <w:rPr>
-          <w:rFonts w:ascii="Consolas" w:hAnsi="Consolas" w:eastAsia="Consolas"/>
-          <w:color w:val="003D7A"/>
-        </w:rPr>
-        <w:t>BaseTest</w:t>
-      </w:r>
-      <w:r>
-        <w:rPr>
-          <w:b w:val="0"/>
-        </w:rPr>
-        <w:t>, la clase padre de las pruebas. Usa cuatro anotaciones de JUnit que marcan cuándo se ejecuta cada método:</w:t>
+        <w:t>Data driven con un for</w:t>
       </w:r>
     </w:p>
     <w:tbl>
@@ -2731,7 +3311,7 @@
                 <w:color w:val="52606D"/>
                 <w:sz w:val="18"/>
               </w:rPr>
-              <w:t>src/test/java/.../tests/BaseTest.java (sin comentarios)</w:t>
+              <w:t>tests/login.spec.ts (casos inválidos)</w:t>
             </w:r>
           </w:p>
           <w:p>
@@ -2745,7 +3325,63 @@
                 <w:color w:val="1F2933"/>
                 <w:sz w:val="19"/>
               </w:rPr>
-              <w:t>public class BaseTest {</w:t>
+              <w:t xml:space="preserve">  for (const caso of loginsInvalidos) {</w:t>
+            </w:r>
+          </w:p>
+          <w:p>
+            <w:pPr>
+              <w:keepNext/>
+              <w:spacing w:after="0" w:line="240" w:lineRule="auto"/>
+            </w:pPr>
+            <w:r>
+              <w:rPr>
+                <w:rFonts w:ascii="Consolas" w:hAnsi="Consolas" w:eastAsia="Consolas"/>
+                <w:color w:val="1F2933"/>
+                <w:sz w:val="19"/>
+              </w:rPr>
+              <w:t xml:space="preserve">    test(`login inválido: ${caso.descripcion}`, async ({ page }) =&gt; {</w:t>
+            </w:r>
+          </w:p>
+          <w:p>
+            <w:pPr>
+              <w:keepNext/>
+              <w:spacing w:after="0" w:line="240" w:lineRule="auto"/>
+            </w:pPr>
+            <w:r>
+              <w:rPr>
+                <w:rFonts w:ascii="Consolas" w:hAnsi="Consolas" w:eastAsia="Consolas"/>
+                <w:color w:val="1F2933"/>
+                <w:sz w:val="19"/>
+              </w:rPr>
+              <w:t xml:space="preserve">      const login = new LoginPage(page);</w:t>
+            </w:r>
+          </w:p>
+          <w:p>
+            <w:pPr>
+              <w:keepNext/>
+              <w:spacing w:after="0" w:line="240" w:lineRule="auto"/>
+            </w:pPr>
+            <w:r>
+              <w:rPr>
+                <w:rFonts w:ascii="Consolas" w:hAnsi="Consolas" w:eastAsia="Consolas"/>
+                <w:color w:val="1F2933"/>
+                <w:sz w:val="19"/>
+              </w:rPr>
+              <w:t xml:space="preserve">      await login.abrir();</w:t>
+            </w:r>
+          </w:p>
+          <w:p>
+            <w:pPr>
+              <w:keepNext/>
+              <w:spacing w:after="0" w:line="240" w:lineRule="auto"/>
+            </w:pPr>
+            <w:r>
+              <w:rPr>
+                <w:rFonts w:ascii="Consolas" w:hAnsi="Consolas" w:eastAsia="Consolas"/>
+                <w:color w:val="1F2933"/>
+                <w:sz w:val="19"/>
+              </w:rPr>
+              <w:t xml:space="preserve">      await login.iniciarSesion(caso.nombre, caso.clave);</w:t>
             </w:r>
           </w:p>
           <w:p>
@@ -2773,7 +3409,7 @@
                 <w:color w:val="1F2933"/>
                 <w:sz w:val="19"/>
               </w:rPr>
-              <w:t xml:space="preserve">    private static Playwright playwright;</w:t>
+              <w:t xml:space="preserve">      await expect(login.mensajeError).toHaveText(caso.mensajeEsperado);</w:t>
             </w:r>
           </w:p>
           <w:p>
@@ -2787,7 +3423,7 @@
                 <w:color w:val="1F2933"/>
                 <w:sz w:val="19"/>
               </w:rPr>
-              <w:t xml:space="preserve">    private static Browser navegador;</w:t>
+              <w:t xml:space="preserve">    });</w:t>
             </w:r>
           </w:p>
           <w:p>
@@ -2801,357 +3437,7 @@
                 <w:color w:val="1F2933"/>
                 <w:sz w:val="19"/>
               </w:rPr>
-              <w:t xml:space="preserve">    protected Page pagina;</w:t>
-            </w:r>
-          </w:p>
-          <w:p>
-            <w:pPr>
-              <w:keepNext/>
-              <w:spacing w:after="0" w:line="240" w:lineRule="auto"/>
-            </w:pPr>
-            <w:r>
-              <w:rPr>
-                <w:rFonts w:ascii="Consolas" w:hAnsi="Consolas" w:eastAsia="Consolas"/>
-                <w:color w:val="1F2933"/>
-                <w:sz w:val="19"/>
-              </w:rPr>
-              <w:t xml:space="preserve"> </w:t>
-            </w:r>
-          </w:p>
-          <w:p>
-            <w:pPr>
-              <w:keepNext/>
-              <w:spacing w:after="0" w:line="240" w:lineRule="auto"/>
-            </w:pPr>
-            <w:r>
-              <w:rPr>
-                <w:rFonts w:ascii="Consolas" w:hAnsi="Consolas" w:eastAsia="Consolas"/>
-                <w:color w:val="1F2933"/>
-                <w:sz w:val="19"/>
-              </w:rPr>
-              <w:t xml:space="preserve">    @BeforeAll</w:t>
-            </w:r>
-          </w:p>
-          <w:p>
-            <w:pPr>
-              <w:keepNext/>
-              <w:spacing w:after="0" w:line="240" w:lineRule="auto"/>
-            </w:pPr>
-            <w:r>
-              <w:rPr>
-                <w:rFonts w:ascii="Consolas" w:hAnsi="Consolas" w:eastAsia="Consolas"/>
-                <w:color w:val="1F2933"/>
-                <w:sz w:val="19"/>
-              </w:rPr>
-              <w:t xml:space="preserve">    static void abrirNavegador() {</w:t>
-            </w:r>
-          </w:p>
-          <w:p>
-            <w:pPr>
-              <w:keepNext/>
-              <w:spacing w:after="0" w:line="240" w:lineRule="auto"/>
-            </w:pPr>
-            <w:r>
-              <w:rPr>
-                <w:rFonts w:ascii="Consolas" w:hAnsi="Consolas" w:eastAsia="Consolas"/>
-                <w:color w:val="1F2933"/>
-                <w:sz w:val="19"/>
-              </w:rPr>
-              <w:t xml:space="preserve">        boolean sinVentana = Boolean.parseBoolean(System.getProperty("headless", "true"));</w:t>
-            </w:r>
-          </w:p>
-          <w:p>
-            <w:pPr>
-              <w:keepNext/>
-              <w:spacing w:after="0" w:line="240" w:lineRule="auto"/>
-            </w:pPr>
-            <w:r>
-              <w:rPr>
-                <w:rFonts w:ascii="Consolas" w:hAnsi="Consolas" w:eastAsia="Consolas"/>
-                <w:color w:val="1F2933"/>
-                <w:sz w:val="19"/>
-              </w:rPr>
-              <w:t xml:space="preserve">        playwright = Playwright.create();</w:t>
-            </w:r>
-          </w:p>
-          <w:p>
-            <w:pPr>
-              <w:keepNext/>
-              <w:spacing w:after="0" w:line="240" w:lineRule="auto"/>
-            </w:pPr>
-            <w:r>
-              <w:rPr>
-                <w:rFonts w:ascii="Consolas" w:hAnsi="Consolas" w:eastAsia="Consolas"/>
-                <w:color w:val="1F2933"/>
-                <w:sz w:val="19"/>
-              </w:rPr>
-              <w:t xml:space="preserve">        navegador = playwright.chromium().launch(</w:t>
-            </w:r>
-          </w:p>
-          <w:p>
-            <w:pPr>
-              <w:keepNext/>
-              <w:spacing w:after="0" w:line="240" w:lineRule="auto"/>
-            </w:pPr>
-            <w:r>
-              <w:rPr>
-                <w:rFonts w:ascii="Consolas" w:hAnsi="Consolas" w:eastAsia="Consolas"/>
-                <w:color w:val="1F2933"/>
-                <w:sz w:val="19"/>
-              </w:rPr>
-              <w:t xml:space="preserve">                new BrowserType.LaunchOptions().setHeadless(sinVentana));</w:t>
-            </w:r>
-          </w:p>
-          <w:p>
-            <w:pPr>
-              <w:keepNext/>
-              <w:spacing w:after="0" w:line="240" w:lineRule="auto"/>
-            </w:pPr>
-            <w:r>
-              <w:rPr>
-                <w:rFonts w:ascii="Consolas" w:hAnsi="Consolas" w:eastAsia="Consolas"/>
-                <w:color w:val="1F2933"/>
-                <w:sz w:val="19"/>
-              </w:rPr>
-              <w:t xml:space="preserve">    }</w:t>
-            </w:r>
-          </w:p>
-          <w:p>
-            <w:pPr>
-              <w:keepNext/>
-              <w:spacing w:after="0" w:line="240" w:lineRule="auto"/>
-            </w:pPr>
-            <w:r>
-              <w:rPr>
-                <w:rFonts w:ascii="Consolas" w:hAnsi="Consolas" w:eastAsia="Consolas"/>
-                <w:color w:val="1F2933"/>
-                <w:sz w:val="19"/>
-              </w:rPr>
-              <w:t xml:space="preserve"> </w:t>
-            </w:r>
-          </w:p>
-          <w:p>
-            <w:pPr>
-              <w:keepNext/>
-              <w:spacing w:after="0" w:line="240" w:lineRule="auto"/>
-            </w:pPr>
-            <w:r>
-              <w:rPr>
-                <w:rFonts w:ascii="Consolas" w:hAnsi="Consolas" w:eastAsia="Consolas"/>
-                <w:color w:val="1F2933"/>
-                <w:sz w:val="19"/>
-              </w:rPr>
-              <w:t xml:space="preserve">    @BeforeEach</w:t>
-            </w:r>
-          </w:p>
-          <w:p>
-            <w:pPr>
-              <w:keepNext/>
-              <w:spacing w:after="0" w:line="240" w:lineRule="auto"/>
-            </w:pPr>
-            <w:r>
-              <w:rPr>
-                <w:rFonts w:ascii="Consolas" w:hAnsi="Consolas" w:eastAsia="Consolas"/>
-                <w:color w:val="1F2933"/>
-                <w:sz w:val="19"/>
-              </w:rPr>
-              <w:t xml:space="preserve">    void abrirPagina() {</w:t>
-            </w:r>
-          </w:p>
-          <w:p>
-            <w:pPr>
-              <w:keepNext/>
-              <w:spacing w:after="0" w:line="240" w:lineRule="auto"/>
-            </w:pPr>
-            <w:r>
-              <w:rPr>
-                <w:rFonts w:ascii="Consolas" w:hAnsi="Consolas" w:eastAsia="Consolas"/>
-                <w:color w:val="1F2933"/>
-                <w:sz w:val="19"/>
-              </w:rPr>
-              <w:t xml:space="preserve">        pagina = navegador.newPage();</w:t>
-            </w:r>
-          </w:p>
-          <w:p>
-            <w:pPr>
-              <w:keepNext/>
-              <w:spacing w:after="0" w:line="240" w:lineRule="auto"/>
-            </w:pPr>
-            <w:r>
-              <w:rPr>
-                <w:rFonts w:ascii="Consolas" w:hAnsi="Consolas" w:eastAsia="Consolas"/>
-                <w:color w:val="1F2933"/>
-                <w:sz w:val="19"/>
-              </w:rPr>
-              <w:t xml:space="preserve">    }</w:t>
-            </w:r>
-          </w:p>
-          <w:p>
-            <w:pPr>
-              <w:keepNext/>
-              <w:spacing w:after="0" w:line="240" w:lineRule="auto"/>
-            </w:pPr>
-            <w:r>
-              <w:rPr>
-                <w:rFonts w:ascii="Consolas" w:hAnsi="Consolas" w:eastAsia="Consolas"/>
-                <w:color w:val="1F2933"/>
-                <w:sz w:val="19"/>
-              </w:rPr>
-              <w:t xml:space="preserve"> </w:t>
-            </w:r>
-          </w:p>
-          <w:p>
-            <w:pPr>
-              <w:keepNext/>
-              <w:spacing w:after="0" w:line="240" w:lineRule="auto"/>
-            </w:pPr>
-            <w:r>
-              <w:rPr>
-                <w:rFonts w:ascii="Consolas" w:hAnsi="Consolas" w:eastAsia="Consolas"/>
-                <w:color w:val="1F2933"/>
-                <w:sz w:val="19"/>
-              </w:rPr>
-              <w:t xml:space="preserve">    @AfterEach</w:t>
-            </w:r>
-          </w:p>
-          <w:p>
-            <w:pPr>
-              <w:keepNext/>
-              <w:spacing w:after="0" w:line="240" w:lineRule="auto"/>
-            </w:pPr>
-            <w:r>
-              <w:rPr>
-                <w:rFonts w:ascii="Consolas" w:hAnsi="Consolas" w:eastAsia="Consolas"/>
-                <w:color w:val="1F2933"/>
-                <w:sz w:val="19"/>
-              </w:rPr>
-              <w:t xml:space="preserve">    void cerrarPagina() {</w:t>
-            </w:r>
-          </w:p>
-          <w:p>
-            <w:pPr>
-              <w:keepNext/>
-              <w:spacing w:after="0" w:line="240" w:lineRule="auto"/>
-            </w:pPr>
-            <w:r>
-              <w:rPr>
-                <w:rFonts w:ascii="Consolas" w:hAnsi="Consolas" w:eastAsia="Consolas"/>
-                <w:color w:val="1F2933"/>
-                <w:sz w:val="19"/>
-              </w:rPr>
-              <w:t xml:space="preserve">        pagina.close();</w:t>
-            </w:r>
-          </w:p>
-          <w:p>
-            <w:pPr>
-              <w:keepNext/>
-              <w:spacing w:after="0" w:line="240" w:lineRule="auto"/>
-            </w:pPr>
-            <w:r>
-              <w:rPr>
-                <w:rFonts w:ascii="Consolas" w:hAnsi="Consolas" w:eastAsia="Consolas"/>
-                <w:color w:val="1F2933"/>
-                <w:sz w:val="19"/>
-              </w:rPr>
-              <w:t xml:space="preserve">    }</w:t>
-            </w:r>
-          </w:p>
-          <w:p>
-            <w:pPr>
-              <w:keepNext/>
-              <w:spacing w:after="0" w:line="240" w:lineRule="auto"/>
-            </w:pPr>
-            <w:r>
-              <w:rPr>
-                <w:rFonts w:ascii="Consolas" w:hAnsi="Consolas" w:eastAsia="Consolas"/>
-                <w:color w:val="1F2933"/>
-                <w:sz w:val="19"/>
-              </w:rPr>
-              <w:t xml:space="preserve"> </w:t>
-            </w:r>
-          </w:p>
-          <w:p>
-            <w:pPr>
-              <w:keepNext/>
-              <w:spacing w:after="0" w:line="240" w:lineRule="auto"/>
-            </w:pPr>
-            <w:r>
-              <w:rPr>
-                <w:rFonts w:ascii="Consolas" w:hAnsi="Consolas" w:eastAsia="Consolas"/>
-                <w:color w:val="1F2933"/>
-                <w:sz w:val="19"/>
-              </w:rPr>
-              <w:t xml:space="preserve">    @AfterAll</w:t>
-            </w:r>
-          </w:p>
-          <w:p>
-            <w:pPr>
-              <w:keepNext/>
-              <w:spacing w:after="0" w:line="240" w:lineRule="auto"/>
-            </w:pPr>
-            <w:r>
-              <w:rPr>
-                <w:rFonts w:ascii="Consolas" w:hAnsi="Consolas" w:eastAsia="Consolas"/>
-                <w:color w:val="1F2933"/>
-                <w:sz w:val="19"/>
-              </w:rPr>
-              <w:t xml:space="preserve">    static void cerrarNavegador() {</w:t>
-            </w:r>
-          </w:p>
-          <w:p>
-            <w:pPr>
-              <w:keepNext/>
-              <w:spacing w:after="0" w:line="240" w:lineRule="auto"/>
-            </w:pPr>
-            <w:r>
-              <w:rPr>
-                <w:rFonts w:ascii="Consolas" w:hAnsi="Consolas" w:eastAsia="Consolas"/>
-                <w:color w:val="1F2933"/>
-                <w:sz w:val="19"/>
-              </w:rPr>
-              <w:t xml:space="preserve">        navegador.close();</w:t>
-            </w:r>
-          </w:p>
-          <w:p>
-            <w:pPr>
-              <w:keepNext/>
-              <w:spacing w:after="0" w:line="240" w:lineRule="auto"/>
-            </w:pPr>
-            <w:r>
-              <w:rPr>
-                <w:rFonts w:ascii="Consolas" w:hAnsi="Consolas" w:eastAsia="Consolas"/>
-                <w:color w:val="1F2933"/>
-                <w:sz w:val="19"/>
-              </w:rPr>
-              <w:t xml:space="preserve">        playwright.close();</w:t>
-            </w:r>
-          </w:p>
-          <w:p>
-            <w:pPr>
-              <w:keepNext/>
-              <w:spacing w:after="0" w:line="240" w:lineRule="auto"/>
-            </w:pPr>
-            <w:r>
-              <w:rPr>
-                <w:rFonts w:ascii="Consolas" w:hAnsi="Consolas" w:eastAsia="Consolas"/>
-                <w:color w:val="1F2933"/>
-                <w:sz w:val="19"/>
-              </w:rPr>
-              <w:t xml:space="preserve">    }</w:t>
-            </w:r>
-          </w:p>
-          <w:p>
-            <w:pPr>
-              <w:keepNext/>
-              <w:spacing w:after="0" w:line="240" w:lineRule="auto"/>
-            </w:pPr>
-            <w:r>
-              <w:rPr>
-                <w:rFonts w:ascii="Consolas" w:hAnsi="Consolas" w:eastAsia="Consolas"/>
-                <w:color w:val="1F2933"/>
-                <w:sz w:val="19"/>
-              </w:rPr>
-              <w:t>}</w:t>
+              <w:t xml:space="preserve">  }</w:t>
             </w:r>
           </w:p>
         </w:tc>
@@ -3163,79 +3449,67 @@
       </w:pPr>
     </w:p>
     <w:p>
-      <w:pPr>
-        <w:pStyle w:val="ListBullet"/>
-        <w:spacing w:after="60"/>
-      </w:pPr>
+      <w:r>
+        <w:rPr>
+          <w:b w:val="0"/>
+        </w:rPr>
+        <w:t xml:space="preserve">El </w:t>
+      </w:r>
       <w:r>
         <w:rPr>
           <w:rFonts w:ascii="Consolas" w:hAnsi="Consolas" w:eastAsia="Consolas"/>
           <w:color w:val="003D7A"/>
         </w:rPr>
-        <w:t>@BeforeAll</w:t>
+        <w:t>for</w:t>
       </w:r>
       <w:r>
         <w:rPr>
           <w:b w:val="0"/>
         </w:rPr>
-        <w:t xml:space="preserve"> corre una vez antes de todas las pruebas: arranca Playwright y abre Chromium.</w:t>
+        <w:t xml:space="preserve"> recorre la lista </w:t>
       </w:r>
-    </w:p>
-    <w:p>
-      <w:pPr>
-        <w:pStyle w:val="ListBullet"/>
-        <w:spacing w:after="60"/>
-      </w:pPr>
       <w:r>
         <w:rPr>
           <w:rFonts w:ascii="Consolas" w:hAnsi="Consolas" w:eastAsia="Consolas"/>
           <w:color w:val="003D7A"/>
         </w:rPr>
-        <w:t>@BeforeEach</w:t>
+        <w:t>loginsInvalidos</w:t>
       </w:r>
       <w:r>
         <w:rPr>
           <w:b w:val="0"/>
         </w:rPr>
-        <w:t xml:space="preserve"> corre antes de cada prueba: abre una pestaña nueva, limpia, sin la sesión de la prueba anterior.</w:t>
+        <w:t xml:space="preserve"> y crea una prueba por cada caso. El nombre usa comillas invertidas y </w:t>
       </w:r>
-    </w:p>
-    <w:p>
-      <w:pPr>
-        <w:pStyle w:val="ListBullet"/>
-        <w:spacing w:after="60"/>
-      </w:pPr>
       <w:r>
         <w:rPr>
           <w:rFonts w:ascii="Consolas" w:hAnsi="Consolas" w:eastAsia="Consolas"/>
           <w:color w:val="003D7A"/>
         </w:rPr>
-        <w:t>@AfterEach</w:t>
+        <w:t>${caso.descripcion}</w:t>
       </w:r>
       <w:r>
         <w:rPr>
           <w:b w:val="0"/>
         </w:rPr>
-        <w:t xml:space="preserve"> corre después de cada prueba: cierra la pestaña.</w:t>
+        <w:t xml:space="preserve"> para meter la descripción dentro del texto. Por eso 3 pruebas escritas dan 5 resultados, y para agregar un caso nuevo solo agregas un elemento a la lista.</w:t>
       </w:r>
     </w:p>
     <w:p>
       <w:pPr>
-        <w:pStyle w:val="ListBullet"/>
-        <w:spacing w:after="60"/>
+        <w:keepNext/>
+        <w:spacing w:before="240" w:after="160"/>
+        <w:pBdr>
+          <w:bottom w:val="single" w:sz="8" w:space="4" w:color="003D7A"/>
+        </w:pBdr>
       </w:pPr>
       <w:r>
         <w:rPr>
-          <w:rFonts w:ascii="Consolas" w:hAnsi="Consolas" w:eastAsia="Consolas"/>
+          <w:b/>
           <w:color w:val="003D7A"/>
+          <w:sz w:val="36"/>
         </w:rPr>
-        <w:t>@AfterAll</w:t>
-      </w:r>
-      <w:r>
-        <w:rPr>
-          <w:b w:val="0"/>
-        </w:rPr>
-        <w:t xml:space="preserve"> corre al final: cierra el navegador y Playwright.</w:t>
+        <w:t>6. Cómo ejecutar en Windows</w:t>
       </w:r>
     </w:p>
     <w:p>
@@ -3243,47 +3517,435 @@
         <w:rPr>
           <w:b w:val="0"/>
         </w:rPr>
-        <w:t xml:space="preserve">La línea de </w:t>
+        <w:t xml:space="preserve">Abre PowerShell dentro de la carpeta del proyecto (donde está </w:t>
       </w:r>
       <w:r>
         <w:rPr>
           <w:rFonts w:ascii="Consolas" w:hAnsi="Consolas" w:eastAsia="Consolas"/>
           <w:color w:val="003D7A"/>
         </w:rPr>
-        <w:t>System.getProperty("headless", "true")</w:t>
+        <w:t>package.json</w:t>
       </w:r>
       <w:r>
         <w:rPr>
           <w:b w:val="0"/>
         </w:rPr>
-        <w:t xml:space="preserve"> lee un valor que le manda Gradle. Si no le mandas nada vale </w:t>
+        <w:t>).</w:t>
+      </w:r>
+    </w:p>
+    <w:tbl>
+      <w:tblPr>
+        <w:tblW w:type="auto" w:w="0"/>
+        <w:jc w:val="center"/>
+        <w:tblLook w:firstColumn="1" w:firstRow="1" w:lastColumn="0" w:lastRow="0" w:noHBand="0" w:noVBand="1" w:val="04A0"/>
+      </w:tblPr>
+      <w:tblGrid>
+        <w:gridCol w:w="4816"/>
+        <w:gridCol w:w="4816"/>
+      </w:tblGrid>
+      <w:tr>
+        <w:trPr>
+          <w:cantSplit/>
+          <w:tblHeader/>
+        </w:trPr>
+        <w:tc>
+          <w:tcPr>
+            <w:tcW w:type="dxa" w:w="3969"/>
+            <w:shd w:val="clear" w:color="auto" w:fill="003D7A"/>
+            <w:tcBorders>
+              <w:top w:val="single" w:sz="6" w:color="D0D7DE"/>
+              <w:left w:val="single" w:sz="6" w:color="D0D7DE"/>
+              <w:bottom w:val="single" w:sz="6" w:color="D0D7DE"/>
+              <w:right w:val="single" w:sz="6" w:color="D0D7DE"/>
+            </w:tcBorders>
+          </w:tcPr>
+          <w:p>
+            <w:r>
+              <w:rPr>
+                <w:b/>
+                <w:color w:val="FFFFFF"/>
+                <w:sz w:val="20"/>
+              </w:rPr>
+              <w:t>Qué quieres hacer</w:t>
+            </w:r>
+          </w:p>
+        </w:tc>
+        <w:tc>
+          <w:tcPr>
+            <w:tcW w:type="dxa" w:w="5669"/>
+            <w:shd w:val="clear" w:color="auto" w:fill="003D7A"/>
+            <w:tcBorders>
+              <w:top w:val="single" w:sz="6" w:color="D0D7DE"/>
+              <w:left w:val="single" w:sz="6" w:color="D0D7DE"/>
+              <w:bottom w:val="single" w:sz="6" w:color="D0D7DE"/>
+              <w:right w:val="single" w:sz="6" w:color="D0D7DE"/>
+            </w:tcBorders>
+          </w:tcPr>
+          <w:p>
+            <w:r>
+              <w:rPr>
+                <w:b/>
+                <w:color w:val="FFFFFF"/>
+                <w:sz w:val="20"/>
+              </w:rPr>
+              <w:t>Comando</w:t>
+            </w:r>
+          </w:p>
+        </w:tc>
+      </w:tr>
+      <w:tr>
+        <w:trPr>
+          <w:cantSplit/>
+        </w:trPr>
+        <w:tc>
+          <w:tcPr>
+            <w:tcW w:type="dxa" w:w="3969"/>
+            <w:tcBorders>
+              <w:top w:val="single" w:sz="6" w:color="D0D7DE"/>
+              <w:left w:val="single" w:sz="6" w:color="D0D7DE"/>
+              <w:bottom w:val="single" w:sz="6" w:color="D0D7DE"/>
+              <w:right w:val="single" w:sz="6" w:color="D0D7DE"/>
+            </w:tcBorders>
+          </w:tcPr>
+          <w:p>
+            <w:r>
+              <w:rPr>
+                <w:b w:val="0"/>
+                <w:sz w:val="20"/>
+              </w:rPr>
+              <w:t>Correr todas las pruebas</w:t>
+            </w:r>
+          </w:p>
+        </w:tc>
+        <w:tc>
+          <w:tcPr>
+            <w:tcW w:type="dxa" w:w="5669"/>
+            <w:tcBorders>
+              <w:top w:val="single" w:sz="6" w:color="D0D7DE"/>
+              <w:left w:val="single" w:sz="6" w:color="D0D7DE"/>
+              <w:bottom w:val="single" w:sz="6" w:color="D0D7DE"/>
+              <w:right w:val="single" w:sz="6" w:color="D0D7DE"/>
+            </w:tcBorders>
+          </w:tcPr>
+          <w:p>
+            <w:r>
+              <w:rPr>
+                <w:rFonts w:ascii="Consolas" w:hAnsi="Consolas" w:eastAsia="Consolas"/>
+                <w:color w:val="003D7A"/>
+                <w:sz w:val="20"/>
+              </w:rPr>
+              <w:t>npm test</w:t>
+            </w:r>
+          </w:p>
+        </w:tc>
+      </w:tr>
+      <w:tr>
+        <w:trPr>
+          <w:cantSplit/>
+        </w:trPr>
+        <w:tc>
+          <w:tcPr>
+            <w:tcW w:type="dxa" w:w="3969"/>
+            <w:shd w:val="clear" w:color="auto" w:fill="F2F5F9"/>
+            <w:tcBorders>
+              <w:top w:val="single" w:sz="6" w:color="D0D7DE"/>
+              <w:left w:val="single" w:sz="6" w:color="D0D7DE"/>
+              <w:bottom w:val="single" w:sz="6" w:color="D0D7DE"/>
+              <w:right w:val="single" w:sz="6" w:color="D0D7DE"/>
+            </w:tcBorders>
+          </w:tcPr>
+          <w:p>
+            <w:r>
+              <w:rPr>
+                <w:b w:val="0"/>
+                <w:sz w:val="20"/>
+              </w:rPr>
+              <w:t>Ver el navegador mientras corren</w:t>
+            </w:r>
+          </w:p>
+        </w:tc>
+        <w:tc>
+          <w:tcPr>
+            <w:tcW w:type="dxa" w:w="5669"/>
+            <w:shd w:val="clear" w:color="auto" w:fill="F2F5F9"/>
+            <w:tcBorders>
+              <w:top w:val="single" w:sz="6" w:color="D0D7DE"/>
+              <w:left w:val="single" w:sz="6" w:color="D0D7DE"/>
+              <w:bottom w:val="single" w:sz="6" w:color="D0D7DE"/>
+              <w:right w:val="single" w:sz="6" w:color="D0D7DE"/>
+            </w:tcBorders>
+          </w:tcPr>
+          <w:p>
+            <w:r>
+              <w:rPr>
+                <w:rFonts w:ascii="Consolas" w:hAnsi="Consolas" w:eastAsia="Consolas"/>
+                <w:color w:val="003D7A"/>
+                <w:sz w:val="20"/>
+              </w:rPr>
+              <w:t>npm run test:visible</w:t>
+            </w:r>
+          </w:p>
+        </w:tc>
+      </w:tr>
+      <w:tr>
+        <w:trPr>
+          <w:cantSplit/>
+        </w:trPr>
+        <w:tc>
+          <w:tcPr>
+            <w:tcW w:type="dxa" w:w="3969"/>
+            <w:tcBorders>
+              <w:top w:val="single" w:sz="6" w:color="D0D7DE"/>
+              <w:left w:val="single" w:sz="6" w:color="D0D7DE"/>
+              <w:bottom w:val="single" w:sz="6" w:color="D0D7DE"/>
+              <w:right w:val="single" w:sz="6" w:color="D0D7DE"/>
+            </w:tcBorders>
+          </w:tcPr>
+          <w:p>
+            <w:r>
+              <w:rPr>
+                <w:b w:val="0"/>
+                <w:sz w:val="20"/>
+              </w:rPr>
+              <w:t>Modo visual de Playwright</w:t>
+            </w:r>
+          </w:p>
+        </w:tc>
+        <w:tc>
+          <w:tcPr>
+            <w:tcW w:type="dxa" w:w="5669"/>
+            <w:tcBorders>
+              <w:top w:val="single" w:sz="6" w:color="D0D7DE"/>
+              <w:left w:val="single" w:sz="6" w:color="D0D7DE"/>
+              <w:bottom w:val="single" w:sz="6" w:color="D0D7DE"/>
+              <w:right w:val="single" w:sz="6" w:color="D0D7DE"/>
+            </w:tcBorders>
+          </w:tcPr>
+          <w:p>
+            <w:r>
+              <w:rPr>
+                <w:rFonts w:ascii="Consolas" w:hAnsi="Consolas" w:eastAsia="Consolas"/>
+                <w:color w:val="003D7A"/>
+                <w:sz w:val="20"/>
+              </w:rPr>
+              <w:t>npm run test:ui</w:t>
+            </w:r>
+          </w:p>
+        </w:tc>
+      </w:tr>
+      <w:tr>
+        <w:trPr>
+          <w:cantSplit/>
+        </w:trPr>
+        <w:tc>
+          <w:tcPr>
+            <w:tcW w:type="dxa" w:w="3969"/>
+            <w:shd w:val="clear" w:color="auto" w:fill="F2F5F9"/>
+            <w:tcBorders>
+              <w:top w:val="single" w:sz="6" w:color="D0D7DE"/>
+              <w:left w:val="single" w:sz="6" w:color="D0D7DE"/>
+              <w:bottom w:val="single" w:sz="6" w:color="D0D7DE"/>
+              <w:right w:val="single" w:sz="6" w:color="D0D7DE"/>
+            </w:tcBorders>
+          </w:tcPr>
+          <w:p>
+            <w:r>
+              <w:rPr>
+                <w:b w:val="0"/>
+                <w:sz w:val="20"/>
+              </w:rPr>
+              <w:t>Abrir el reporte HTML</w:t>
+            </w:r>
+          </w:p>
+        </w:tc>
+        <w:tc>
+          <w:tcPr>
+            <w:tcW w:type="dxa" w:w="5669"/>
+            <w:shd w:val="clear" w:color="auto" w:fill="F2F5F9"/>
+            <w:tcBorders>
+              <w:top w:val="single" w:sz="6" w:color="D0D7DE"/>
+              <w:left w:val="single" w:sz="6" w:color="D0D7DE"/>
+              <w:bottom w:val="single" w:sz="6" w:color="D0D7DE"/>
+              <w:right w:val="single" w:sz="6" w:color="D0D7DE"/>
+            </w:tcBorders>
+          </w:tcPr>
+          <w:p>
+            <w:r>
+              <w:rPr>
+                <w:rFonts w:ascii="Consolas" w:hAnsi="Consolas" w:eastAsia="Consolas"/>
+                <w:color w:val="003D7A"/>
+                <w:sz w:val="20"/>
+              </w:rPr>
+              <w:t>npm run reporte</w:t>
+            </w:r>
+          </w:p>
+        </w:tc>
+      </w:tr>
+      <w:tr>
+        <w:trPr>
+          <w:cantSplit/>
+        </w:trPr>
+        <w:tc>
+          <w:tcPr>
+            <w:tcW w:type="dxa" w:w="3969"/>
+            <w:tcBorders>
+              <w:top w:val="single" w:sz="6" w:color="D0D7DE"/>
+              <w:left w:val="single" w:sz="6" w:color="D0D7DE"/>
+              <w:bottom w:val="single" w:sz="6" w:color="D0D7DE"/>
+              <w:right w:val="single" w:sz="6" w:color="D0D7DE"/>
+            </w:tcBorders>
+          </w:tcPr>
+          <w:p>
+            <w:r>
+              <w:rPr>
+                <w:b w:val="0"/>
+                <w:sz w:val="20"/>
+              </w:rPr>
+              <w:t>Correr un solo archivo</w:t>
+            </w:r>
+          </w:p>
+        </w:tc>
+        <w:tc>
+          <w:tcPr>
+            <w:tcW w:type="dxa" w:w="5669"/>
+            <w:tcBorders>
+              <w:top w:val="single" w:sz="6" w:color="D0D7DE"/>
+              <w:left w:val="single" w:sz="6" w:color="D0D7DE"/>
+              <w:bottom w:val="single" w:sz="6" w:color="D0D7DE"/>
+              <w:right w:val="single" w:sz="6" w:color="D0D7DE"/>
+            </w:tcBorders>
+          </w:tcPr>
+          <w:p>
+            <w:r>
+              <w:rPr>
+                <w:rFonts w:ascii="Consolas" w:hAnsi="Consolas" w:eastAsia="Consolas"/>
+                <w:color w:val="003D7A"/>
+                <w:sz w:val="20"/>
+              </w:rPr>
+              <w:t>npx playwright test tests/login.spec.ts</w:t>
+            </w:r>
+          </w:p>
+        </w:tc>
+      </w:tr>
+      <w:tr>
+        <w:trPr>
+          <w:cantSplit/>
+        </w:trPr>
+        <w:tc>
+          <w:tcPr>
+            <w:tcW w:type="dxa" w:w="3969"/>
+            <w:shd w:val="clear" w:color="auto" w:fill="F2F5F9"/>
+            <w:tcBorders>
+              <w:top w:val="single" w:sz="6" w:color="D0D7DE"/>
+              <w:left w:val="single" w:sz="6" w:color="D0D7DE"/>
+              <w:bottom w:val="single" w:sz="6" w:color="D0D7DE"/>
+              <w:right w:val="single" w:sz="6" w:color="D0D7DE"/>
+            </w:tcBorders>
+          </w:tcPr>
+          <w:p>
+            <w:r>
+              <w:rPr>
+                <w:b w:val="0"/>
+                <w:sz w:val="20"/>
+              </w:rPr>
+              <w:t>Correr por nombre</w:t>
+            </w:r>
+          </w:p>
+        </w:tc>
+        <w:tc>
+          <w:tcPr>
+            <w:tcW w:type="dxa" w:w="5669"/>
+            <w:shd w:val="clear" w:color="auto" w:fill="F2F5F9"/>
+            <w:tcBorders>
+              <w:top w:val="single" w:sz="6" w:color="D0D7DE"/>
+              <w:left w:val="single" w:sz="6" w:color="D0D7DE"/>
+              <w:bottom w:val="single" w:sz="6" w:color="D0D7DE"/>
+              <w:right w:val="single" w:sz="6" w:color="D0D7DE"/>
+            </w:tcBorders>
+          </w:tcPr>
+          <w:p>
+            <w:r>
+              <w:rPr>
+                <w:rFonts w:ascii="Consolas" w:hAnsi="Consolas" w:eastAsia="Consolas"/>
+                <w:color w:val="003D7A"/>
+                <w:sz w:val="20"/>
+              </w:rPr>
+              <w:t>npx playwright test -g "usuario bloqueado"</w:t>
+            </w:r>
+          </w:p>
+        </w:tc>
+      </w:tr>
+      <w:tr>
+        <w:trPr>
+          <w:cantSplit/>
+        </w:trPr>
+        <w:tc>
+          <w:tcPr>
+            <w:tcW w:type="dxa" w:w="3969"/>
+            <w:tcBorders>
+              <w:top w:val="single" w:sz="6" w:color="D0D7DE"/>
+              <w:left w:val="single" w:sz="6" w:color="D0D7DE"/>
+              <w:bottom w:val="single" w:sz="6" w:color="D0D7DE"/>
+              <w:right w:val="single" w:sz="6" w:color="D0D7DE"/>
+            </w:tcBorders>
+          </w:tcPr>
+          <w:p>
+            <w:r>
+              <w:rPr>
+                <w:b w:val="0"/>
+                <w:sz w:val="20"/>
+              </w:rPr>
+              <w:t>Revisar los tipos de TypeScript</w:t>
+            </w:r>
+          </w:p>
+        </w:tc>
+        <w:tc>
+          <w:tcPr>
+            <w:tcW w:type="dxa" w:w="5669"/>
+            <w:tcBorders>
+              <w:top w:val="single" w:sz="6" w:color="D0D7DE"/>
+              <w:left w:val="single" w:sz="6" w:color="D0D7DE"/>
+              <w:bottom w:val="single" w:sz="6" w:color="D0D7DE"/>
+              <w:right w:val="single" w:sz="6" w:color="D0D7DE"/>
+            </w:tcBorders>
+          </w:tcPr>
+          <w:p>
+            <w:r>
+              <w:rPr>
+                <w:rFonts w:ascii="Consolas" w:hAnsi="Consolas" w:eastAsia="Consolas"/>
+                <w:color w:val="003D7A"/>
+                <w:sz w:val="20"/>
+              </w:rPr>
+              <w:t>npm run revisar:tipos</w:t>
+            </w:r>
+          </w:p>
+        </w:tc>
+      </w:tr>
+    </w:tbl>
+    <w:p>
+      <w:pPr>
+        <w:spacing w:after="40"/>
+      </w:pPr>
+    </w:p>
+    <w:p>
+      <w:r>
+        <w:rPr>
+          <w:b w:val="0"/>
+        </w:rPr>
+        <w:t xml:space="preserve">Esto es lo que debes ver con </w:t>
       </w:r>
       <w:r>
         <w:rPr>
           <w:rFonts w:ascii="Consolas" w:hAnsi="Consolas" w:eastAsia="Consolas"/>
           <w:color w:val="003D7A"/>
         </w:rPr>
-        <w:t>true</w:t>
+        <w:t>npm test</w:t>
       </w:r>
       <w:r>
         <w:rPr>
           <w:b w:val="0"/>
         </w:rPr>
-        <w:t xml:space="preserve"> y el navegador trabaja sin ventana. En la sección 5 ves cómo cambiarlo.</w:t>
-      </w:r>
-    </w:p>
-    <w:p>
-      <w:pPr>
-        <w:keepNext/>
-        <w:spacing w:before="200" w:after="80"/>
-      </w:pPr>
-      <w:r>
-        <w:rPr>
-          <w:b/>
-          <w:color w:val="0072BC"/>
-          <w:sz w:val="28"/>
-        </w:rPr>
-        <w:t>LoginTest: las pruebas se leen como pasos</w:t>
+        <w:t xml:space="preserve"> (acorté un poco las líneas):</w:t>
       </w:r>
     </w:p>
     <w:tbl>
@@ -3318,7 +3980,7 @@
                 <w:color w:val="52606D"/>
                 <w:sz w:val="18"/>
               </w:rPr>
-              <w:t>LoginTest.java, prueba de login exitoso</w:t>
+              <w:t>Salida real de npm test</w:t>
             </w:r>
           </w:p>
           <w:p>
@@ -3332,77 +3994,7 @@
                 <w:color w:val="1F2933"/>
                 <w:sz w:val="19"/>
               </w:rPr>
-              <w:t>@Test</w:t>
-            </w:r>
-          </w:p>
-          <w:p>
-            <w:pPr>
-              <w:keepNext/>
-              <w:spacing w:after="0" w:line="240" w:lineRule="auto"/>
-            </w:pPr>
-            <w:r>
-              <w:rPr>
-                <w:rFonts w:ascii="Consolas" w:hAnsi="Consolas" w:eastAsia="Consolas"/>
-                <w:color w:val="1F2933"/>
-                <w:sz w:val="19"/>
-              </w:rPr>
-              <w:t>@DisplayName("Login exitoso con usuario estándar")</w:t>
-            </w:r>
-          </w:p>
-          <w:p>
-            <w:pPr>
-              <w:keepNext/>
-              <w:spacing w:after="0" w:line="240" w:lineRule="auto"/>
-            </w:pPr>
-            <w:r>
-              <w:rPr>
-                <w:rFonts w:ascii="Consolas" w:hAnsi="Consolas" w:eastAsia="Consolas"/>
-                <w:color w:val="1F2933"/>
-                <w:sz w:val="19"/>
-              </w:rPr>
-              <w:t>void loginExitoso() {</w:t>
-            </w:r>
-          </w:p>
-          <w:p>
-            <w:pPr>
-              <w:keepNext/>
-              <w:spacing w:after="0" w:line="240" w:lineRule="auto"/>
-            </w:pPr>
-            <w:r>
-              <w:rPr>
-                <w:rFonts w:ascii="Consolas" w:hAnsi="Consolas" w:eastAsia="Consolas"/>
-                <w:color w:val="1F2933"/>
-                <w:sz w:val="19"/>
-              </w:rPr>
-              <w:t xml:space="preserve">    LoginPage login = new LoginPage(pagina);</w:t>
-            </w:r>
-          </w:p>
-          <w:p>
-            <w:pPr>
-              <w:keepNext/>
-              <w:spacing w:after="0" w:line="240" w:lineRule="auto"/>
-            </w:pPr>
-            <w:r>
-              <w:rPr>
-                <w:rFonts w:ascii="Consolas" w:hAnsi="Consolas" w:eastAsia="Consolas"/>
-                <w:color w:val="1F2933"/>
-                <w:sz w:val="19"/>
-              </w:rPr>
-              <w:t xml:space="preserve">    login.abrir();</w:t>
-            </w:r>
-          </w:p>
-          <w:p>
-            <w:pPr>
-              <w:keepNext/>
-              <w:spacing w:after="0" w:line="240" w:lineRule="auto"/>
-            </w:pPr>
-            <w:r>
-              <w:rPr>
-                <w:rFonts w:ascii="Consolas" w:hAnsi="Consolas" w:eastAsia="Consolas"/>
-                <w:color w:val="1F2933"/>
-                <w:sz w:val="19"/>
-              </w:rPr>
-              <w:t xml:space="preserve">    login.iniciarSesion("standard_user", "secret_sauce");</w:t>
+              <w:t>Running 5 tests using 1 worker</w:t>
             </w:r>
           </w:p>
           <w:p>
@@ -3430,7 +4022,7 @@
                 <w:color w:val="1F2933"/>
                 <w:sz w:val="19"/>
               </w:rPr>
-              <w:t xml:space="preserve">    ProductosPage productos = new ProductosPage(pagina);</w:t>
+              <w:t xml:space="preserve">  ✓  1 tests/login.spec.ts:11:7 › login exitoso con usuario estándar (2.8s)</w:t>
             </w:r>
           </w:p>
           <w:p>
@@ -3444,7 +4036,7 @@
                 <w:color w:val="1F2933"/>
                 <w:sz w:val="19"/>
               </w:rPr>
-              <w:t xml:space="preserve">    assertEquals("Products", productos.titulo());</w:t>
+              <w:t xml:space="preserve">  ✓  2 tests/login.spec.ts:21:7 › login con usuario bloqueado muestra mensaje de error (1.0s)</w:t>
             </w:r>
           </w:p>
           <w:p>
@@ -3458,126 +4050,7 @@
                 <w:color w:val="1F2933"/>
                 <w:sz w:val="19"/>
               </w:rPr>
-              <w:t>}</w:t>
-            </w:r>
-          </w:p>
-        </w:tc>
-      </w:tr>
-    </w:tbl>
-    <w:p>
-      <w:pPr>
-        <w:spacing w:after="40"/>
-      </w:pPr>
-    </w:p>
-    <w:p>
-      <w:r>
-        <w:rPr>
-          <w:b w:val="0"/>
-        </w:rPr>
-        <w:t>La prueba crea el control remoto (</w:t>
-      </w:r>
-      <w:r>
-        <w:rPr>
-          <w:rFonts w:ascii="Consolas" w:hAnsi="Consolas" w:eastAsia="Consolas"/>
-          <w:color w:val="003D7A"/>
-        </w:rPr>
-        <w:t>new LoginPage(pagina)</w:t>
-      </w:r>
-      <w:r>
-        <w:rPr>
-          <w:b w:val="0"/>
-        </w:rPr>
-        <w:t xml:space="preserve">), aprieta sus botones y al final compara con </w:t>
-      </w:r>
-      <w:r>
-        <w:rPr>
-          <w:rFonts w:ascii="Consolas" w:hAnsi="Consolas" w:eastAsia="Consolas"/>
-          <w:color w:val="003D7A"/>
-        </w:rPr>
-        <w:t>assertEquals(esperado, real)</w:t>
-      </w:r>
-      <w:r>
-        <w:rPr>
-          <w:b w:val="0"/>
-        </w:rPr>
-        <w:t xml:space="preserve">. No hay ni un localizador en la prueba. La del usuario bloqueado es igual, pero compara </w:t>
-      </w:r>
-      <w:r>
-        <w:rPr>
-          <w:rFonts w:ascii="Consolas" w:hAnsi="Consolas" w:eastAsia="Consolas"/>
-          <w:color w:val="003D7A"/>
-        </w:rPr>
-        <w:t>login.mensajeDeError()</w:t>
-      </w:r>
-      <w:r>
-        <w:rPr>
-          <w:b w:val="0"/>
-        </w:rPr>
-        <w:t xml:space="preserve"> con </w:t>
-      </w:r>
-      <w:r>
-        <w:rPr>
-          <w:rFonts w:ascii="Consolas" w:hAnsi="Consolas" w:eastAsia="Consolas"/>
-          <w:color w:val="003D7A"/>
-        </w:rPr>
-        <w:t>Epic sadface: Sorry, this user has been locked out.</w:t>
-      </w:r>
-    </w:p>
-    <w:p>
-      <w:pPr>
-        <w:keepNext/>
-        <w:spacing w:before="200" w:after="80"/>
-      </w:pPr>
-      <w:r>
-        <w:rPr>
-          <w:b/>
-          <w:color w:val="0072BC"/>
-          <w:sz w:val="28"/>
-        </w:rPr>
-        <w:t>Data driven con @CsvSource</w:t>
-      </w:r>
-    </w:p>
-    <w:p>
-      <w:r>
-        <w:rPr>
-          <w:b w:val="0"/>
-        </w:rPr>
-        <w:t>Data driven quiere decir que la misma prueba se ejecuta con varios datos. En vez de escribir tres pruebas casi iguales para tres logins inválidos, escribes una y le pasas una tabla:</w:t>
-      </w:r>
-    </w:p>
-    <w:tbl>
-      <w:tblPr>
-        <w:tblW w:type="auto" w:w="0"/>
-        <w:jc w:val="center"/>
-        <w:tblLook w:firstColumn="1" w:firstRow="1" w:lastColumn="0" w:lastRow="0" w:noHBand="0" w:noVBand="1" w:val="04A0"/>
-      </w:tblPr>
-      <w:tblGrid>
-        <w:gridCol w:w="9632"/>
-      </w:tblGrid>
-      <w:tr>
-        <w:trPr>
-          <w:cantSplit/>
-        </w:trPr>
-        <w:tc>
-          <w:tcPr>
-            <w:tcW w:type="dxa" w:w="9632"/>
-            <w:shd w:val="clear" w:color="auto" w:fill="F2F5F9"/>
-            <w:tcBorders>
-              <w:top w:val="nil"/>
-              <w:left w:val="single" w:sz="18" w:color="0072BC"/>
-              <w:bottom w:val="nil"/>
-              <w:right w:val="nil"/>
-            </w:tcBorders>
-          </w:tcPr>
-          <w:p>
-            <w:r/>
-            <w:r>
-              <w:rPr>
-                <w:b/>
-                <w:color w:val="52606D"/>
-                <w:sz w:val="18"/>
-              </w:rPr>
-              <w:t>LoginTest.java, prueba data driven</w:t>
+              <w:t xml:space="preserve">  ✓  3 tests/login.spec.ts:32:9 › login inválido: clave incorrecta (953ms)</w:t>
             </w:r>
           </w:p>
           <w:p>
@@ -3591,7 +4064,7 @@
                 <w:color w:val="1F2933"/>
                 <w:sz w:val="19"/>
               </w:rPr>
-              <w:t>@DisplayName("Login inválido muestra el mensaje correcto")</w:t>
+              <w:t xml:space="preserve">  ✓  4 tests/login.spec.ts:32:9 › login inválido: usuario vacío (897ms)</w:t>
             </w:r>
           </w:p>
           <w:p>
@@ -3605,133 +4078,7 @@
                 <w:color w:val="1F2933"/>
                 <w:sz w:val="19"/>
               </w:rPr>
-              <w:t>@ParameterizedTest(name = "Login inválido: usuario ''{0}'', clave ''{1}''")</w:t>
-            </w:r>
-          </w:p>
-          <w:p>
-            <w:pPr>
-              <w:keepNext/>
-              <w:spacing w:after="0" w:line="240" w:lineRule="auto"/>
-            </w:pPr>
-            <w:r>
-              <w:rPr>
-                <w:rFonts w:ascii="Consolas" w:hAnsi="Consolas" w:eastAsia="Consolas"/>
-                <w:color w:val="1F2933"/>
-                <w:sz w:val="19"/>
-              </w:rPr>
-              <w:t>@CsvSource({</w:t>
-            </w:r>
-          </w:p>
-          <w:p>
-            <w:pPr>
-              <w:keepNext/>
-              <w:spacing w:after="0" w:line="240" w:lineRule="auto"/>
-            </w:pPr>
-            <w:r>
-              <w:rPr>
-                <w:rFonts w:ascii="Consolas" w:hAnsi="Consolas" w:eastAsia="Consolas"/>
-                <w:color w:val="1F2933"/>
-                <w:sz w:val="19"/>
-              </w:rPr>
-              <w:t xml:space="preserve">    "standard_user, clave_mala,   Epic sadface: Username and password do not match any user in this service",</w:t>
-            </w:r>
-          </w:p>
-          <w:p>
-            <w:pPr>
-              <w:keepNext/>
-              <w:spacing w:after="0" w:line="240" w:lineRule="auto"/>
-            </w:pPr>
-            <w:r>
-              <w:rPr>
-                <w:rFonts w:ascii="Consolas" w:hAnsi="Consolas" w:eastAsia="Consolas"/>
-                <w:color w:val="1F2933"/>
-                <w:sz w:val="19"/>
-              </w:rPr>
-              <w:t xml:space="preserve">    "'',            secret_sauce, Epic sadface: Username is required",</w:t>
-            </w:r>
-          </w:p>
-          <w:p>
-            <w:pPr>
-              <w:keepNext/>
-              <w:spacing w:after="0" w:line="240" w:lineRule="auto"/>
-            </w:pPr>
-            <w:r>
-              <w:rPr>
-                <w:rFonts w:ascii="Consolas" w:hAnsi="Consolas" w:eastAsia="Consolas"/>
-                <w:color w:val="1F2933"/>
-                <w:sz w:val="19"/>
-              </w:rPr>
-              <w:t xml:space="preserve">    "standard_user, '',           Epic sadface: Password is required"</w:t>
-            </w:r>
-          </w:p>
-          <w:p>
-            <w:pPr>
-              <w:keepNext/>
-              <w:spacing w:after="0" w:line="240" w:lineRule="auto"/>
-            </w:pPr>
-            <w:r>
-              <w:rPr>
-                <w:rFonts w:ascii="Consolas" w:hAnsi="Consolas" w:eastAsia="Consolas"/>
-                <w:color w:val="1F2933"/>
-                <w:sz w:val="19"/>
-              </w:rPr>
-              <w:t>})</w:t>
-            </w:r>
-          </w:p>
-          <w:p>
-            <w:pPr>
-              <w:keepNext/>
-              <w:spacing w:after="0" w:line="240" w:lineRule="auto"/>
-            </w:pPr>
-            <w:r>
-              <w:rPr>
-                <w:rFonts w:ascii="Consolas" w:hAnsi="Consolas" w:eastAsia="Consolas"/>
-                <w:color w:val="1F2933"/>
-                <w:sz w:val="19"/>
-              </w:rPr>
-              <w:t>void loginInvalido(String usuario, String clave, String mensajeEsperado) {</w:t>
-            </w:r>
-          </w:p>
-          <w:p>
-            <w:pPr>
-              <w:keepNext/>
-              <w:spacing w:after="0" w:line="240" w:lineRule="auto"/>
-            </w:pPr>
-            <w:r>
-              <w:rPr>
-                <w:rFonts w:ascii="Consolas" w:hAnsi="Consolas" w:eastAsia="Consolas"/>
-                <w:color w:val="1F2933"/>
-                <w:sz w:val="19"/>
-              </w:rPr>
-              <w:t xml:space="preserve">    LoginPage login = new LoginPage(pagina);</w:t>
-            </w:r>
-          </w:p>
-          <w:p>
-            <w:pPr>
-              <w:keepNext/>
-              <w:spacing w:after="0" w:line="240" w:lineRule="auto"/>
-            </w:pPr>
-            <w:r>
-              <w:rPr>
-                <w:rFonts w:ascii="Consolas" w:hAnsi="Consolas" w:eastAsia="Consolas"/>
-                <w:color w:val="1F2933"/>
-                <w:sz w:val="19"/>
-              </w:rPr>
-              <w:t xml:space="preserve">    login.abrir();</w:t>
-            </w:r>
-          </w:p>
-          <w:p>
-            <w:pPr>
-              <w:keepNext/>
-              <w:spacing w:after="0" w:line="240" w:lineRule="auto"/>
-            </w:pPr>
-            <w:r>
-              <w:rPr>
-                <w:rFonts w:ascii="Consolas" w:hAnsi="Consolas" w:eastAsia="Consolas"/>
-                <w:color w:val="1F2933"/>
-                <w:sz w:val="19"/>
-              </w:rPr>
-              <w:t xml:space="preserve">    login.iniciarSesion(usuario, clave);</w:t>
+              <w:t xml:space="preserve">  ✓  5 tests/login.spec.ts:32:9 › login inválido: clave vacía (925ms)</w:t>
             </w:r>
           </w:p>
           <w:p>
@@ -3759,21 +4106,7 @@
                 <w:color w:val="1F2933"/>
                 <w:sz w:val="19"/>
               </w:rPr>
-              <w:t xml:space="preserve">    assertEquals(mensajeEsperado, login.mensajeDeError());</w:t>
-            </w:r>
-          </w:p>
-          <w:p>
-            <w:pPr>
-              <w:keepNext/>
-              <w:spacing w:after="0" w:line="240" w:lineRule="auto"/>
-            </w:pPr>
-            <w:r>
-              <w:rPr>
-                <w:rFonts w:ascii="Consolas" w:hAnsi="Consolas" w:eastAsia="Consolas"/>
-                <w:color w:val="1F2933"/>
-                <w:sz w:val="19"/>
-              </w:rPr>
-              <w:t>}</w:t>
+              <w:t xml:space="preserve">  5 passed (8.7s)</w:t>
             </w:r>
           </w:p>
         </w:tc>
@@ -3785,37 +4118,91 @@
       </w:pPr>
     </w:p>
     <w:p>
+      <w:pPr>
+        <w:keepNext/>
+        <w:spacing w:before="200" w:after="80"/>
+      </w:pPr>
+      <w:r>
+        <w:rPr>
+          <w:b/>
+          <w:color w:val="0072BC"/>
+          <w:sz w:val="28"/>
+        </w:rPr>
+        <w:t>Desde VS Code</w:t>
+      </w:r>
+    </w:p>
+    <w:p>
+      <w:pPr>
+        <w:pStyle w:val="ListBullet"/>
+        <w:spacing w:after="60"/>
+      </w:pPr>
       <w:r>
         <w:rPr>
           <w:b w:val="0"/>
         </w:rPr>
-        <w:t xml:space="preserve">Cada fila de </w:t>
+        <w:t>Abre la carpeta del proyecto en VS Code. Si te sugiere la extensión recomendada, acepta.</w:t>
+      </w:r>
+    </w:p>
+    <w:p>
+      <w:pPr>
+        <w:pStyle w:val="ListBullet"/>
+        <w:spacing w:after="60"/>
+      </w:pPr>
+      <w:r>
+        <w:rPr>
+          <w:b w:val="0"/>
+        </w:rPr>
+        <w:t xml:space="preserve">En </w:t>
       </w:r>
       <w:r>
         <w:rPr>
           <w:rFonts w:ascii="Consolas" w:hAnsi="Consolas" w:eastAsia="Consolas"/>
           <w:color w:val="003D7A"/>
         </w:rPr>
-        <w:t>@CsvSource</w:t>
+        <w:t>tests/login.spec.ts</w:t>
       </w:r>
       <w:r>
         <w:rPr>
           <w:b w:val="0"/>
         </w:rPr>
-        <w:t xml:space="preserve"> tiene tres valores separados por comas: usuario, clave y mensaje esperado. JUnit los pasa en ese orden a los parámetros del método. </w:t>
+        <w:t xml:space="preserve"> aparece un triángulo verde junto a cada </w:t>
       </w:r>
       <w:r>
         <w:rPr>
           <w:rFonts w:ascii="Consolas" w:hAnsi="Consolas" w:eastAsia="Consolas"/>
           <w:color w:val="003D7A"/>
         </w:rPr>
-        <w:t>''</w:t>
+        <w:t>test</w:t>
       </w:r>
       <w:r>
         <w:rPr>
           <w:b w:val="0"/>
         </w:rPr>
-        <w:t xml:space="preserve"> quiere decir texto vacío, para probar qué pasa si dejas un campo en blanco. Por eso las 3 pruebas escritas dan 5 resultados.</w:t>
+        <w:t>. Clic y corre esa prueba. Clic derecho y Debug Test la corre en modo depuración.</w:t>
+      </w:r>
+    </w:p>
+    <w:p>
+      <w:pPr>
+        <w:pStyle w:val="ListBullet"/>
+        <w:spacing w:after="60"/>
+      </w:pPr>
+      <w:r>
+        <w:rPr>
+          <w:b w:val="0"/>
+        </w:rPr>
+        <w:t>La pestaña Testing (el ícono del matraz, a la izquierda) muestra todas las pruebas en árbol.</w:t>
+      </w:r>
+    </w:p>
+    <w:p>
+      <w:pPr>
+        <w:pStyle w:val="ListBullet"/>
+        <w:spacing w:after="60"/>
+      </w:pPr>
+      <w:r>
+        <w:rPr>
+          <w:b w:val="0"/>
+        </w:rPr>
+        <w:t>En esa pestaña, Show browser muestra el navegador mientras corre, y Pick locator te propone el localizador del elemento sobre el que pases el mouse.</w:t>
       </w:r>
     </w:p>
     <w:p>
@@ -3832,7 +4219,7 @@
           <w:color w:val="003D7A"/>
           <w:sz w:val="36"/>
         </w:rPr>
-        <w:t>5. Cómo ejecutar el proyecto en Windows</w:t>
+        <w:t>7. Reporte, capturas y trazas</w:t>
       </w:r>
     </w:p>
     <w:p>
@@ -3840,533 +4227,73 @@
         <w:rPr>
           <w:b w:val="0"/>
         </w:rPr>
-        <w:t xml:space="preserve">Abre PowerShell dentro de la carpeta del proyecto (donde está </w:t>
+        <w:t xml:space="preserve">Cada vez que corres las pruebas, Playwright arma un reporte HTML. Ábrelo con </w:t>
       </w:r>
       <w:r>
         <w:rPr>
           <w:rFonts w:ascii="Consolas" w:hAnsi="Consolas" w:eastAsia="Consolas"/>
           <w:color w:val="003D7A"/>
         </w:rPr>
-        <w:t>build.gradle</w:t>
+        <w:t>npm run reporte</w:t>
       </w:r>
       <w:r>
         <w:rPr>
           <w:b w:val="0"/>
         </w:rPr>
-        <w:t>).</w:t>
+        <w:t>.</w:t>
       </w:r>
     </w:p>
-    <w:tbl>
-      <w:tblPr>
-        <w:tblW w:type="auto" w:w="0"/>
-        <w:jc w:val="center"/>
-        <w:tblLook w:firstColumn="1" w:firstRow="1" w:lastColumn="0" w:lastRow="0" w:noHBand="0" w:noVBand="1" w:val="04A0"/>
-      </w:tblPr>
-      <w:tblGrid>
-        <w:gridCol w:w="4816"/>
-        <w:gridCol w:w="4816"/>
-      </w:tblGrid>
-      <w:tr>
-        <w:trPr>
-          <w:cantSplit/>
-          <w:tblHeader/>
-        </w:trPr>
-        <w:tc>
-          <w:tcPr>
-            <w:tcW w:type="dxa" w:w="4252"/>
-            <w:shd w:val="clear" w:color="auto" w:fill="003D7A"/>
-            <w:tcBorders>
-              <w:top w:val="single" w:sz="6" w:color="D0D7DE"/>
-              <w:left w:val="single" w:sz="6" w:color="D0D7DE"/>
-              <w:bottom w:val="single" w:sz="6" w:color="D0D7DE"/>
-              <w:right w:val="single" w:sz="6" w:color="D0D7DE"/>
-            </w:tcBorders>
-          </w:tcPr>
-          <w:p>
-            <w:pPr>
-              <w:keepNext/>
-            </w:pPr>
-            <w:r>
-              <w:rPr>
-                <w:b/>
-                <w:color w:val="FFFFFF"/>
-                <w:sz w:val="20"/>
-              </w:rPr>
-              <w:t>Qué quieres hacer</w:t>
-            </w:r>
-          </w:p>
-        </w:tc>
-        <w:tc>
-          <w:tcPr>
-            <w:tcW w:type="dxa" w:w="5386"/>
-            <w:shd w:val="clear" w:color="auto" w:fill="003D7A"/>
-            <w:tcBorders>
-              <w:top w:val="single" w:sz="6" w:color="D0D7DE"/>
-              <w:left w:val="single" w:sz="6" w:color="D0D7DE"/>
-              <w:bottom w:val="single" w:sz="6" w:color="D0D7DE"/>
-              <w:right w:val="single" w:sz="6" w:color="D0D7DE"/>
-            </w:tcBorders>
-          </w:tcPr>
-          <w:p>
-            <w:pPr>
-              <w:keepNext/>
-            </w:pPr>
-            <w:r>
-              <w:rPr>
-                <w:b/>
-                <w:color w:val="FFFFFF"/>
-                <w:sz w:val="20"/>
-              </w:rPr>
-              <w:t>Comando</w:t>
-            </w:r>
-          </w:p>
-        </w:tc>
-      </w:tr>
-      <w:tr>
-        <w:trPr>
-          <w:cantSplit/>
-        </w:trPr>
-        <w:tc>
-          <w:tcPr>
-            <w:tcW w:type="dxa" w:w="4252"/>
-            <w:tcBorders>
-              <w:top w:val="single" w:sz="6" w:color="D0D7DE"/>
-              <w:left w:val="single" w:sz="6" w:color="D0D7DE"/>
-              <w:bottom w:val="single" w:sz="6" w:color="D0D7DE"/>
-              <w:right w:val="single" w:sz="6" w:color="D0D7DE"/>
-            </w:tcBorders>
-          </w:tcPr>
-          <w:p>
-            <w:pPr>
-              <w:keepNext/>
-            </w:pPr>
-            <w:r>
-              <w:rPr>
-                <w:b w:val="0"/>
-                <w:sz w:val="20"/>
-              </w:rPr>
-              <w:t>Instalar el navegador (una vez por equipo)</w:t>
-            </w:r>
-          </w:p>
-        </w:tc>
-        <w:tc>
-          <w:tcPr>
-            <w:tcW w:type="dxa" w:w="5386"/>
-            <w:tcBorders>
-              <w:top w:val="single" w:sz="6" w:color="D0D7DE"/>
-              <w:left w:val="single" w:sz="6" w:color="D0D7DE"/>
-              <w:bottom w:val="single" w:sz="6" w:color="D0D7DE"/>
-              <w:right w:val="single" w:sz="6" w:color="D0D7DE"/>
-            </w:tcBorders>
-          </w:tcPr>
-          <w:p>
-            <w:pPr>
-              <w:keepNext/>
-            </w:pPr>
-            <w:r>
-              <w:rPr>
-                <w:rFonts w:ascii="Consolas" w:hAnsi="Consolas" w:eastAsia="Consolas"/>
-                <w:color w:val="003D7A"/>
-                <w:sz w:val="20"/>
-              </w:rPr>
-              <w:t>gradle instalarNavegadores</w:t>
-            </w:r>
-          </w:p>
-        </w:tc>
-      </w:tr>
-      <w:tr>
-        <w:trPr>
-          <w:cantSplit/>
-        </w:trPr>
-        <w:tc>
-          <w:tcPr>
-            <w:tcW w:type="dxa" w:w="4252"/>
-            <w:shd w:val="clear" w:color="auto" w:fill="F2F5F9"/>
-            <w:tcBorders>
-              <w:top w:val="single" w:sz="6" w:color="D0D7DE"/>
-              <w:left w:val="single" w:sz="6" w:color="D0D7DE"/>
-              <w:bottom w:val="single" w:sz="6" w:color="D0D7DE"/>
-              <w:right w:val="single" w:sz="6" w:color="D0D7DE"/>
-            </w:tcBorders>
-          </w:tcPr>
-          <w:p>
-            <w:pPr>
-              <w:keepNext/>
-            </w:pPr>
-            <w:r>
-              <w:rPr>
-                <w:b w:val="0"/>
-                <w:sz w:val="20"/>
-              </w:rPr>
-              <w:t>Correr todas las pruebas</w:t>
-            </w:r>
-          </w:p>
-        </w:tc>
-        <w:tc>
-          <w:tcPr>
-            <w:tcW w:type="dxa" w:w="5386"/>
-            <w:shd w:val="clear" w:color="auto" w:fill="F2F5F9"/>
-            <w:tcBorders>
-              <w:top w:val="single" w:sz="6" w:color="D0D7DE"/>
-              <w:left w:val="single" w:sz="6" w:color="D0D7DE"/>
-              <w:bottom w:val="single" w:sz="6" w:color="D0D7DE"/>
-              <w:right w:val="single" w:sz="6" w:color="D0D7DE"/>
-            </w:tcBorders>
-          </w:tcPr>
-          <w:p>
-            <w:pPr>
-              <w:keepNext/>
-            </w:pPr>
-            <w:r>
-              <w:rPr>
-                <w:rFonts w:ascii="Consolas" w:hAnsi="Consolas" w:eastAsia="Consolas"/>
-                <w:color w:val="003D7A"/>
-                <w:sz w:val="20"/>
-              </w:rPr>
-              <w:t>gradle test</w:t>
-            </w:r>
-          </w:p>
-        </w:tc>
-      </w:tr>
-      <w:tr>
-        <w:trPr>
-          <w:cantSplit/>
-        </w:trPr>
-        <w:tc>
-          <w:tcPr>
-            <w:tcW w:type="dxa" w:w="4252"/>
-            <w:tcBorders>
-              <w:top w:val="single" w:sz="6" w:color="D0D7DE"/>
-              <w:left w:val="single" w:sz="6" w:color="D0D7DE"/>
-              <w:bottom w:val="single" w:sz="6" w:color="D0D7DE"/>
-              <w:right w:val="single" w:sz="6" w:color="D0D7DE"/>
-            </w:tcBorders>
-          </w:tcPr>
-          <w:p>
-            <w:pPr>
-              <w:keepNext/>
-            </w:pPr>
-            <w:r>
-              <w:rPr>
-                <w:b w:val="0"/>
-                <w:sz w:val="20"/>
-              </w:rPr>
-              <w:t>Ver el navegador mientras corren</w:t>
-            </w:r>
-          </w:p>
-        </w:tc>
-        <w:tc>
-          <w:tcPr>
-            <w:tcW w:type="dxa" w:w="5386"/>
-            <w:tcBorders>
-              <w:top w:val="single" w:sz="6" w:color="D0D7DE"/>
-              <w:left w:val="single" w:sz="6" w:color="D0D7DE"/>
-              <w:bottom w:val="single" w:sz="6" w:color="D0D7DE"/>
-              <w:right w:val="single" w:sz="6" w:color="D0D7DE"/>
-            </w:tcBorders>
-          </w:tcPr>
-          <w:p>
-            <w:pPr>
-              <w:keepNext/>
-            </w:pPr>
-            <w:r>
-              <w:rPr>
-                <w:rFonts w:ascii="Consolas" w:hAnsi="Consolas" w:eastAsia="Consolas"/>
-                <w:color w:val="003D7A"/>
-                <w:sz w:val="20"/>
-              </w:rPr>
-              <w:t>gradle test -Dheadless=false</w:t>
-            </w:r>
-          </w:p>
-        </w:tc>
-      </w:tr>
-      <w:tr>
-        <w:trPr>
-          <w:cantSplit/>
-        </w:trPr>
-        <w:tc>
-          <w:tcPr>
-            <w:tcW w:type="dxa" w:w="4252"/>
-            <w:shd w:val="clear" w:color="auto" w:fill="F2F5F9"/>
-            <w:tcBorders>
-              <w:top w:val="single" w:sz="6" w:color="D0D7DE"/>
-              <w:left w:val="single" w:sz="6" w:color="D0D7DE"/>
-              <w:bottom w:val="single" w:sz="6" w:color="D0D7DE"/>
-              <w:right w:val="single" w:sz="6" w:color="D0D7DE"/>
-            </w:tcBorders>
-          </w:tcPr>
-          <w:p>
-            <w:pPr>
-              <w:keepNext/>
-            </w:pPr>
-            <w:r>
-              <w:rPr>
-                <w:b w:val="0"/>
-                <w:sz w:val="20"/>
-              </w:rPr>
-              <w:t>Correr solo una clase</w:t>
-            </w:r>
-          </w:p>
-        </w:tc>
-        <w:tc>
-          <w:tcPr>
-            <w:tcW w:type="dxa" w:w="5386"/>
-            <w:shd w:val="clear" w:color="auto" w:fill="F2F5F9"/>
-            <w:tcBorders>
-              <w:top w:val="single" w:sz="6" w:color="D0D7DE"/>
-              <w:left w:val="single" w:sz="6" w:color="D0D7DE"/>
-              <w:bottom w:val="single" w:sz="6" w:color="D0D7DE"/>
-              <w:right w:val="single" w:sz="6" w:color="D0D7DE"/>
-            </w:tcBorders>
-          </w:tcPr>
-          <w:p>
-            <w:pPr>
-              <w:keepNext/>
-            </w:pPr>
-            <w:r>
-              <w:rPr>
-                <w:rFonts w:ascii="Consolas" w:hAnsi="Consolas" w:eastAsia="Consolas"/>
-                <w:color w:val="003D7A"/>
-                <w:sz w:val="20"/>
-              </w:rPr>
-              <w:t>gradle test --tests LoginTest</w:t>
-            </w:r>
-          </w:p>
-        </w:tc>
-      </w:tr>
-      <w:tr>
-        <w:trPr>
-          <w:cantSplit/>
-        </w:trPr>
-        <w:tc>
-          <w:tcPr>
-            <w:tcW w:type="dxa" w:w="4252"/>
-            <w:tcBorders>
-              <w:top w:val="single" w:sz="6" w:color="D0D7DE"/>
-              <w:left w:val="single" w:sz="6" w:color="D0D7DE"/>
-              <w:bottom w:val="single" w:sz="6" w:color="D0D7DE"/>
-              <w:right w:val="single" w:sz="6" w:color="D0D7DE"/>
-            </w:tcBorders>
-          </w:tcPr>
-          <w:p>
-            <w:r>
-              <w:rPr>
-                <w:b w:val="0"/>
-                <w:sz w:val="20"/>
-              </w:rPr>
-              <w:t>Correr una sola prueba</w:t>
-            </w:r>
-          </w:p>
-        </w:tc>
-        <w:tc>
-          <w:tcPr>
-            <w:tcW w:type="dxa" w:w="5386"/>
-            <w:tcBorders>
-              <w:top w:val="single" w:sz="6" w:color="D0D7DE"/>
-              <w:left w:val="single" w:sz="6" w:color="D0D7DE"/>
-              <w:bottom w:val="single" w:sz="6" w:color="D0D7DE"/>
-              <w:right w:val="single" w:sz="6" w:color="D0D7DE"/>
-            </w:tcBorders>
-          </w:tcPr>
-          <w:p>
-            <w:r>
-              <w:rPr>
-                <w:rFonts w:ascii="Consolas" w:hAnsi="Consolas" w:eastAsia="Consolas"/>
-                <w:color w:val="003D7A"/>
-                <w:sz w:val="20"/>
-              </w:rPr>
-              <w:t>gradle test --tests LoginTest.loginExitoso</w:t>
-            </w:r>
-          </w:p>
-        </w:tc>
-      </w:tr>
-    </w:tbl>
     <w:p>
       <w:pPr>
-        <w:spacing w:after="40"/>
+        <w:keepNext/>
+        <w:jc w:val="center"/>
       </w:pPr>
+      <w:r>
+        <w:drawing>
+          <wp:inline xmlns:a="http://schemas.openxmlformats.org/drawingml/2006/main" xmlns:pic="http://schemas.openxmlformats.org/drawingml/2006/picture">
+            <wp:extent cx="4140000" cy="1821600"/>
+            <wp:docPr id="1" name="Picture 1"/>
+            <wp:cNvGraphicFramePr>
+              <a:graphicFrameLocks noChangeAspect="1"/>
+            </wp:cNvGraphicFramePr>
+            <a:graphic>
+              <a:graphicData uri="http://schemas.openxmlformats.org/drawingml/2006/picture">
+                <pic:pic>
+                  <pic:nvPicPr>
+                    <pic:cNvPr id="0" name="img_reporte_verde.png"/>
+                    <pic:cNvPicPr/>
+                  </pic:nvPicPr>
+                  <pic:blipFill>
+                    <a:blip r:embed="rId10"/>
+                    <a:stretch>
+                      <a:fillRect/>
+                    </a:stretch>
+                  </pic:blipFill>
+                  <pic:spPr>
+                    <a:xfrm>
+                      <a:off x="0" y="0"/>
+                      <a:ext cx="4140000" cy="1821600"/>
+                    </a:xfrm>
+                    <a:prstGeom prst="rect"/>
+                  </pic:spPr>
+                </pic:pic>
+              </a:graphicData>
+            </a:graphic>
+          </wp:inline>
+        </w:drawing>
+      </w:r>
     </w:p>
     <w:p>
+      <w:pPr>
+        <w:jc w:val="center"/>
+      </w:pPr>
       <w:r>
         <w:rPr>
           <w:b w:val="0"/>
+          <w:color w:val="52606D"/>
+          <w:sz w:val="18"/>
         </w:rPr>
-        <w:t xml:space="preserve">Esto es lo que debes ver con </w:t>
-      </w:r>
-      <w:r>
-        <w:rPr>
-          <w:rFonts w:ascii="Consolas" w:hAnsi="Consolas" w:eastAsia="Consolas"/>
-          <w:color w:val="003D7A"/>
-        </w:rPr>
-        <w:t>gradle test</w:t>
-      </w:r>
-      <w:r>
-        <w:rPr>
-          <w:b w:val="0"/>
-        </w:rPr>
-        <w:t>:</w:t>
-      </w:r>
-    </w:p>
-    <w:tbl>
-      <w:tblPr>
-        <w:tblW w:type="auto" w:w="0"/>
-        <w:jc w:val="center"/>
-        <w:tblLook w:firstColumn="1" w:firstRow="1" w:lastColumn="0" w:lastRow="0" w:noHBand="0" w:noVBand="1" w:val="04A0"/>
-      </w:tblPr>
-      <w:tblGrid>
-        <w:gridCol w:w="9632"/>
-      </w:tblGrid>
-      <w:tr>
-        <w:trPr>
-          <w:cantSplit/>
-        </w:trPr>
-        <w:tc>
-          <w:tcPr>
-            <w:tcW w:type="dxa" w:w="9632"/>
-            <w:shd w:val="clear" w:color="auto" w:fill="F2F5F9"/>
-            <w:tcBorders>
-              <w:top w:val="nil"/>
-              <w:left w:val="single" w:sz="18" w:color="0072BC"/>
-              <w:bottom w:val="nil"/>
-              <w:right w:val="nil"/>
-            </w:tcBorders>
-          </w:tcPr>
-          <w:p>
-            <w:r/>
-            <w:r>
-              <w:rPr>
-                <w:b/>
-                <w:color w:val="52606D"/>
-                <w:sz w:val="18"/>
-              </w:rPr>
-              <w:t>Salida real de gradle test</w:t>
-            </w:r>
-          </w:p>
-          <w:p>
-            <w:pPr>
-              <w:keepNext/>
-              <w:spacing w:after="0" w:line="240" w:lineRule="auto"/>
-            </w:pPr>
-            <w:r>
-              <w:rPr>
-                <w:rFonts w:ascii="Consolas" w:hAnsi="Consolas" w:eastAsia="Consolas"/>
-                <w:color w:val="1F2933"/>
-                <w:sz w:val="19"/>
-              </w:rPr>
-              <w:t>LoginTest &gt; Login exitoso con usuario estándar PASSED</w:t>
-            </w:r>
-          </w:p>
-          <w:p>
-            <w:pPr>
-              <w:keepNext/>
-              <w:spacing w:after="0" w:line="240" w:lineRule="auto"/>
-            </w:pPr>
-            <w:r>
-              <w:rPr>
-                <w:rFonts w:ascii="Consolas" w:hAnsi="Consolas" w:eastAsia="Consolas"/>
-                <w:color w:val="1F2933"/>
-                <w:sz w:val="19"/>
-              </w:rPr>
-              <w:t>LoginTest &gt; Login con usuario bloqueado muestra mensaje de error PASSED</w:t>
-            </w:r>
-          </w:p>
-          <w:p>
-            <w:pPr>
-              <w:keepNext/>
-              <w:spacing w:after="0" w:line="240" w:lineRule="auto"/>
-            </w:pPr>
-            <w:r>
-              <w:rPr>
-                <w:rFonts w:ascii="Consolas" w:hAnsi="Consolas" w:eastAsia="Consolas"/>
-                <w:color w:val="1F2933"/>
-                <w:sz w:val="19"/>
-              </w:rPr>
-              <w:t>LoginTest &gt; Login inválido muestra el mensaje correcto &gt; Login inválido: usuario 'standard_user', clave 'clave_mala' PASSED</w:t>
-            </w:r>
-          </w:p>
-          <w:p>
-            <w:pPr>
-              <w:keepNext/>
-              <w:spacing w:after="0" w:line="240" w:lineRule="auto"/>
-            </w:pPr>
-            <w:r>
-              <w:rPr>
-                <w:rFonts w:ascii="Consolas" w:hAnsi="Consolas" w:eastAsia="Consolas"/>
-                <w:color w:val="1F2933"/>
-                <w:sz w:val="19"/>
-              </w:rPr>
-              <w:t>LoginTest &gt; Login inválido muestra el mensaje correcto &gt; Login inválido: usuario '', clave 'secret_sauce' PASSED</w:t>
-            </w:r>
-          </w:p>
-          <w:p>
-            <w:pPr>
-              <w:keepNext/>
-              <w:spacing w:after="0" w:line="240" w:lineRule="auto"/>
-            </w:pPr>
-            <w:r>
-              <w:rPr>
-                <w:rFonts w:ascii="Consolas" w:hAnsi="Consolas" w:eastAsia="Consolas"/>
-                <w:color w:val="1F2933"/>
-                <w:sz w:val="19"/>
-              </w:rPr>
-              <w:t>LoginTest &gt; Login inválido muestra el mensaje correcto &gt; Login inválido: usuario 'standard_user', clave '' PASSED</w:t>
-            </w:r>
-          </w:p>
-          <w:p>
-            <w:pPr>
-              <w:keepNext/>
-              <w:spacing w:after="0" w:line="240" w:lineRule="auto"/>
-            </w:pPr>
-            <w:r>
-              <w:rPr>
-                <w:rFonts w:ascii="Consolas" w:hAnsi="Consolas" w:eastAsia="Consolas"/>
-                <w:color w:val="1F2933"/>
-                <w:sz w:val="19"/>
-              </w:rPr>
-              <w:t xml:space="preserve"> </w:t>
-            </w:r>
-          </w:p>
-          <w:p>
-            <w:pPr>
-              <w:keepNext/>
-              <w:spacing w:after="0" w:line="240" w:lineRule="auto"/>
-            </w:pPr>
-            <w:r>
-              <w:rPr>
-                <w:rFonts w:ascii="Consolas" w:hAnsi="Consolas" w:eastAsia="Consolas"/>
-                <w:color w:val="1F2933"/>
-                <w:sz w:val="19"/>
-              </w:rPr>
-              <w:t>BUILD SUCCESSFUL in 10s</w:t>
-            </w:r>
-          </w:p>
-        </w:tc>
-      </w:tr>
-    </w:tbl>
-    <w:p>
-      <w:pPr>
-        <w:spacing w:after="40"/>
-      </w:pPr>
-    </w:p>
-    <w:p>
-      <w:r>
-        <w:rPr>
-          <w:b w:val="0"/>
-        </w:rPr>
-        <w:t xml:space="preserve">Headless quiere decir sin ventana. Por defecto las pruebas corren así porque es más rápido. Cuando quieras ver qué pasa, usa </w:t>
-      </w:r>
-      <w:r>
-        <w:rPr>
-          <w:rFonts w:ascii="Consolas" w:hAnsi="Consolas" w:eastAsia="Consolas"/>
-          <w:color w:val="003D7A"/>
-        </w:rPr>
-        <w:t>-Dheadless=false</w:t>
-      </w:r>
-      <w:r>
-        <w:rPr>
-          <w:b w:val="0"/>
-        </w:rPr>
-        <w:t>: se abre Chromium, escribe solo y se cierra. Va rápido, así que no parpadees.</w:t>
+        <w:t>Reporte HTML real con las 5 pruebas en verde</w:t>
       </w:r>
     </w:p>
     <w:p>
@@ -4374,20 +4301,113 @@
         <w:rPr>
           <w:b w:val="0"/>
         </w:rPr>
-        <w:t xml:space="preserve">Gradle vuelve a correr las pruebas cada vez que escribes </w:t>
+        <w:t>Si una prueba falla, el reporte muestra el error, una captura de cómo quedó la página y un enlace View Trace. La traza es una grabación paso a paso: ves cada acción, la página antes y después, y el localizador que se usó.</w:t>
       </w:r>
+    </w:p>
+    <w:p>
+      <w:pPr>
+        <w:keepNext/>
+        <w:jc w:val="center"/>
+      </w:pPr>
       <w:r>
-        <w:rPr>
-          <w:rFonts w:ascii="Consolas" w:hAnsi="Consolas" w:eastAsia="Consolas"/>
-          <w:color w:val="003D7A"/>
-        </w:rPr>
-        <w:t>gradle test</w:t>
+        <w:drawing>
+          <wp:inline xmlns:a="http://schemas.openxmlformats.org/drawingml/2006/main" xmlns:pic="http://schemas.openxmlformats.org/drawingml/2006/picture">
+            <wp:extent cx="4860000" cy="2721600"/>
+            <wp:docPr id="2" name="Picture 2"/>
+            <wp:cNvGraphicFramePr>
+              <a:graphicFrameLocks noChangeAspect="1"/>
+            </wp:cNvGraphicFramePr>
+            <a:graphic>
+              <a:graphicData uri="http://schemas.openxmlformats.org/drawingml/2006/picture">
+                <pic:pic>
+                  <pic:nvPicPr>
+                    <pic:cNvPr id="0" name="img_reporte_error.png"/>
+                    <pic:cNvPicPr/>
+                  </pic:nvPicPr>
+                  <pic:blipFill>
+                    <a:blip r:embed="rId11"/>
+                    <a:stretch>
+                      <a:fillRect/>
+                    </a:stretch>
+                  </pic:blipFill>
+                  <pic:spPr>
+                    <a:xfrm>
+                      <a:off x="0" y="0"/>
+                      <a:ext cx="4860000" cy="2721600"/>
+                    </a:xfrm>
+                    <a:prstGeom prst="rect"/>
+                  </pic:spPr>
+                </pic:pic>
+              </a:graphicData>
+            </a:graphic>
+          </wp:inline>
+        </w:drawing>
       </w:r>
+    </w:p>
+    <w:p>
+      <w:pPr>
+        <w:jc w:val="center"/>
+      </w:pPr>
       <w:r>
         <w:rPr>
           <w:b w:val="0"/>
+          <w:color w:val="52606D"/>
+          <w:sz w:val="18"/>
         </w:rPr>
-        <w:t>, aunque no hayas cambiado nada. Lo dejamos así a propósito, porque las pruebas visitan una página real que puede cambiar.</w:t>
+        <w:t>Error real en el reporte después de cambiar el localizador del mensaje a propósito</w:t>
+      </w:r>
+    </w:p>
+    <w:p>
+      <w:pPr>
+        <w:keepNext/>
+        <w:jc w:val="center"/>
+      </w:pPr>
+      <w:r>
+        <w:drawing>
+          <wp:inline xmlns:a="http://schemas.openxmlformats.org/drawingml/2006/main" xmlns:pic="http://schemas.openxmlformats.org/drawingml/2006/picture">
+            <wp:extent cx="5400000" cy="2507143"/>
+            <wp:docPr id="3" name="Picture 3"/>
+            <wp:cNvGraphicFramePr>
+              <a:graphicFrameLocks noChangeAspect="1"/>
+            </wp:cNvGraphicFramePr>
+            <a:graphic>
+              <a:graphicData uri="http://schemas.openxmlformats.org/drawingml/2006/picture">
+                <pic:pic>
+                  <pic:nvPicPr>
+                    <pic:cNvPr id="0" name="img_traza.png"/>
+                    <pic:cNvPicPr/>
+                  </pic:nvPicPr>
+                  <pic:blipFill>
+                    <a:blip r:embed="rId12"/>
+                    <a:stretch>
+                      <a:fillRect/>
+                    </a:stretch>
+                  </pic:blipFill>
+                  <pic:spPr>
+                    <a:xfrm>
+                      <a:off x="0" y="0"/>
+                      <a:ext cx="5400000" cy="2507143"/>
+                    </a:xfrm>
+                    <a:prstGeom prst="rect"/>
+                  </pic:spPr>
+                </pic:pic>
+              </a:graphicData>
+            </a:graphic>
+          </wp:inline>
+        </w:drawing>
+      </w:r>
+    </w:p>
+    <w:p>
+      <w:pPr>
+        <w:jc w:val="center"/>
+      </w:pPr>
+      <w:r>
+        <w:rPr>
+          <w:b w:val="0"/>
+          <w:color w:val="52606D"/>
+          <w:sz w:val="18"/>
+        </w:rPr>
+        <w:t>La traza de esa misma prueba: el paso en rojo es el expect que no encontró el elemento</w:t>
       </w:r>
     </w:p>
     <w:p>
@@ -4404,15 +4424,7 @@
           <w:color w:val="003D7A"/>
           <w:sz w:val="36"/>
         </w:rPr>
-        <w:t>6. POM frente a Screenplay</w:t>
-      </w:r>
-    </w:p>
-    <w:p>
-      <w:r>
-        <w:rPr>
-          <w:b w:val="0"/>
-        </w:rPr>
-        <w:t>Los dos patrones sirven para lo mismo: que el código de las pruebas sea fácil de leer y de mantener. Cambia la forma de repartir el trabajo.</w:t>
+        <w:t>8. POM frente a Screenplay</w:t>
       </w:r>
     </w:p>
     <w:tbl>
@@ -4645,7 +4657,7 @@
                 <w:b w:val="0"/>
                 <w:sz w:val="20"/>
               </w:rPr>
-              <w:t>Privados dentro de cada página</w:t>
+              <w:t>Dentro de cada página</w:t>
             </w:r>
           </w:p>
         </w:tc>
@@ -4719,7 +4731,7 @@
                 <w:b w:val="0"/>
                 <w:sz w:val="20"/>
               </w:rPr>
-              <w:t>La página devuelve un texto y la prueba usa assertEquals</w:t>
+              <w:t>La prueba revisa un localizador de la página con expect</w:t>
             </w:r>
           </w:p>
         </w:tc>
@@ -4877,7 +4889,7 @@
         <w:rPr>
           <w:b w:val="0"/>
         </w:rPr>
-        <w:t>Ninguno es mejor siempre. POM es más directo y por eso es bueno para empezar o para proyectos pequeños. Cuando una página de POM crece y termina con 40 métodos, Screenplay ayuda a partir ese trabajo en tareas y preguntas más pequeñas.</w:t>
+        <w:t>Ninguno es mejor siempre. POM es más directo y por eso es bueno para empezar o para proyectos pequeños. Cuando una página crece y termina con 40 métodos, Screenplay ayuda a partir ese trabajo en tareas y preguntas.</w:t>
       </w:r>
     </w:p>
     <w:p>
@@ -4894,15 +4906,7 @@
           <w:color w:val="003D7A"/>
           <w:sz w:val="36"/>
         </w:rPr>
-        <w:t>7. Cuando algo falla</w:t>
-      </w:r>
-    </w:p>
-    <w:p>
-      <w:r>
-        <w:rPr>
-          <w:b w:val="0"/>
-        </w:rPr>
-        <w:t>Leer el error es la mitad del trabajo. Estos son los que más vas a ver:</w:t>
+        <w:t>9. Cuando algo falla</w:t>
       </w:r>
     </w:p>
     <w:tbl>
@@ -4933,9 +4937,6 @@
             </w:tcBorders>
           </w:tcPr>
           <w:p>
-            <w:pPr>
-              <w:keepNext/>
-            </w:pPr>
             <w:r>
               <w:rPr>
                 <w:b/>
@@ -4958,9 +4959,6 @@
             </w:tcBorders>
           </w:tcPr>
           <w:p>
-            <w:pPr>
-              <w:keepNext/>
-            </w:pPr>
             <w:r>
               <w:rPr>
                 <w:b/>
@@ -4983,9 +4981,6 @@
             </w:tcBorders>
           </w:tcPr>
           <w:p>
-            <w:pPr>
-              <w:keepNext/>
-            </w:pPr>
             <w:r>
               <w:rPr>
                 <w:b/>
@@ -5012,31 +5007,20 @@
             </w:tcBorders>
           </w:tcPr>
           <w:p>
-            <w:pPr>
-              <w:keepNext/>
-            </w:pPr>
             <w:r>
               <w:rPr>
                 <w:rFonts w:ascii="Consolas" w:hAnsi="Consolas" w:eastAsia="Consolas"/>
                 <w:color w:val="003D7A"/>
                 <w:sz w:val="20"/>
               </w:rPr>
-              <w:t>Executable doesn't exist at ...ms-playwright...</w:t>
+              <w:t>npm</w:t>
             </w:r>
             <w:r>
               <w:rPr>
                 <w:b w:val="0"/>
                 <w:sz w:val="20"/>
               </w:rPr>
-              <w:t xml:space="preserve"> y </w:t>
-            </w:r>
-            <w:r>
-              <w:rPr>
-                <w:rFonts w:ascii="Consolas" w:hAnsi="Consolas" w:eastAsia="Consolas"/>
-                <w:color w:val="003D7A"/>
-                <w:sz w:val="20"/>
-              </w:rPr>
-              <w:t>initializationError</w:t>
+              <w:t xml:space="preserve"> no se reconoce</w:t>
             </w:r>
           </w:p>
         </w:tc>
@@ -5051,15 +5035,12 @@
             </w:tcBorders>
           </w:tcPr>
           <w:p>
-            <w:pPr>
-              <w:keepNext/>
-            </w:pPr>
             <w:r>
               <w:rPr>
                 <w:b w:val="0"/>
                 <w:sz w:val="20"/>
               </w:rPr>
-              <w:t>El navegador no está instalado.</w:t>
+              <w:t>Node.js no está instalado o no está en el PATH.</w:t>
             </w:r>
           </w:p>
         </w:tc>
@@ -5074,23 +5055,12 @@
             </w:tcBorders>
           </w:tcPr>
           <w:p>
-            <w:pPr>
-              <w:keepNext/>
-            </w:pPr>
-            <w:r>
-              <w:rPr>
-                <w:rFonts w:ascii="Consolas" w:hAnsi="Consolas" w:eastAsia="Consolas"/>
-                <w:color w:val="003D7A"/>
-                <w:sz w:val="20"/>
-              </w:rPr>
-              <w:t>gradle instalarNavegadores</w:t>
-            </w:r>
             <w:r>
               <w:rPr>
                 <w:b w:val="0"/>
                 <w:sz w:val="20"/>
               </w:rPr>
-              <w:t>. Ignora el comando con mvn que sugiere el mensaje.</w:t>
+              <w:t>Revisa la guía de prerrequisitos y abre otra ventana de PowerShell.</w:t>
             </w:r>
           </w:p>
         </w:tc>
@@ -5111,23 +5081,13 @@
             </w:tcBorders>
           </w:tcPr>
           <w:p>
-            <w:pPr>
-              <w:keepNext/>
-            </w:pPr>
             <w:r>
               <w:rPr>
                 <w:rFonts w:ascii="Consolas" w:hAnsi="Consolas" w:eastAsia="Consolas"/>
                 <w:color w:val="003D7A"/>
                 <w:sz w:val="20"/>
               </w:rPr>
-              <w:t>unable to get local issuer certificate</w:t>
-            </w:r>
-            <w:r>
-              <w:rPr>
-                <w:b w:val="0"/>
-                <w:sz w:val="20"/>
-              </w:rPr>
-              <w:t xml:space="preserve"> al instalar</w:t>
+              <w:t>npm.ps1 no se puede cargar</w:t>
             </w:r>
           </w:p>
         </w:tc>
@@ -5143,15 +5103,12 @@
             </w:tcBorders>
           </w:tcPr>
           <w:p>
-            <w:pPr>
-              <w:keepNext/>
-            </w:pPr>
             <w:r>
               <w:rPr>
                 <w:b w:val="0"/>
                 <w:sz w:val="20"/>
               </w:rPr>
-              <w:t>El proxy de la red de la empresa bloquea la descarga.</w:t>
+              <w:t>PowerShell no deja ejecutar scripts.</w:t>
             </w:r>
           </w:p>
         </w:tc>
@@ -5167,183 +5124,12 @@
             </w:tcBorders>
           </w:tcPr>
           <w:p>
-            <w:pPr>
-              <w:keepNext/>
-            </w:pPr>
             <w:r>
               <w:rPr>
                 <w:b w:val="0"/>
                 <w:sz w:val="20"/>
               </w:rPr>
-              <w:t>Mira el README, sección Problemas comunes. Si no sale, avísame.</w:t>
-            </w:r>
-          </w:p>
-        </w:tc>
-      </w:tr>
-      <w:tr>
-        <w:trPr>
-          <w:cantSplit/>
-        </w:trPr>
-        <w:tc>
-          <w:tcPr>
-            <w:tcW w:type="dxa" w:w="3175"/>
-            <w:tcBorders>
-              <w:top w:val="single" w:sz="6" w:color="D0D7DE"/>
-              <w:left w:val="single" w:sz="6" w:color="D0D7DE"/>
-              <w:bottom w:val="single" w:sz="6" w:color="D0D7DE"/>
-              <w:right w:val="single" w:sz="6" w:color="D0D7DE"/>
-            </w:tcBorders>
-          </w:tcPr>
-          <w:p>
-            <w:pPr>
-              <w:keepNext/>
-            </w:pPr>
-            <w:r>
-              <w:rPr>
-                <w:rFonts w:ascii="Consolas" w:hAnsi="Consolas" w:eastAsia="Consolas"/>
-                <w:color w:val="003D7A"/>
-                <w:sz w:val="20"/>
-              </w:rPr>
-              <w:t>Timeout 30000ms exceeded</w:t>
-            </w:r>
-            <w:r>
-              <w:rPr>
-                <w:b w:val="0"/>
-                <w:sz w:val="20"/>
-              </w:rPr>
-              <w:t xml:space="preserve"> y </w:t>
-            </w:r>
-            <w:r>
-              <w:rPr>
-                <w:rFonts w:ascii="Consolas" w:hAnsi="Consolas" w:eastAsia="Consolas"/>
-                <w:color w:val="003D7A"/>
-                <w:sz w:val="20"/>
-              </w:rPr>
-              <w:t>waiting for locator(...)</w:t>
-            </w:r>
-          </w:p>
-        </w:tc>
-        <w:tc>
-          <w:tcPr>
-            <w:tcW w:type="dxa" w:w="3061"/>
-            <w:tcBorders>
-              <w:top w:val="single" w:sz="6" w:color="D0D7DE"/>
-              <w:left w:val="single" w:sz="6" w:color="D0D7DE"/>
-              <w:bottom w:val="single" w:sz="6" w:color="D0D7DE"/>
-              <w:right w:val="single" w:sz="6" w:color="D0D7DE"/>
-            </w:tcBorders>
-          </w:tcPr>
-          <w:p>
-            <w:pPr>
-              <w:keepNext/>
-            </w:pPr>
-            <w:r>
-              <w:rPr>
-                <w:b w:val="0"/>
-                <w:sz w:val="20"/>
-              </w:rPr>
-              <w:t>Playwright esperó 30 segundos y no encontró el elemento.</w:t>
-            </w:r>
-          </w:p>
-        </w:tc>
-        <w:tc>
-          <w:tcPr>
-            <w:tcW w:type="dxa" w:w="3402"/>
-            <w:tcBorders>
-              <w:top w:val="single" w:sz="6" w:color="D0D7DE"/>
-              <w:left w:val="single" w:sz="6" w:color="D0D7DE"/>
-              <w:bottom w:val="single" w:sz="6" w:color="D0D7DE"/>
-              <w:right w:val="single" w:sz="6" w:color="D0D7DE"/>
-            </w:tcBorders>
-          </w:tcPr>
-          <w:p>
-            <w:pPr>
-              <w:keepNext/>
-            </w:pPr>
-            <w:r>
-              <w:rPr>
-                <w:b w:val="0"/>
-                <w:sz w:val="20"/>
-              </w:rPr>
-              <w:t>Revisa el localizador con Inspeccionar en Chrome.</w:t>
-            </w:r>
-          </w:p>
-        </w:tc>
-      </w:tr>
-      <w:tr>
-        <w:trPr>
-          <w:cantSplit/>
-        </w:trPr>
-        <w:tc>
-          <w:tcPr>
-            <w:tcW w:type="dxa" w:w="3175"/>
-            <w:shd w:val="clear" w:color="auto" w:fill="F2F5F9"/>
-            <w:tcBorders>
-              <w:top w:val="single" w:sz="6" w:color="D0D7DE"/>
-              <w:left w:val="single" w:sz="6" w:color="D0D7DE"/>
-              <w:bottom w:val="single" w:sz="6" w:color="D0D7DE"/>
-              <w:right w:val="single" w:sz="6" w:color="D0D7DE"/>
-            </w:tcBorders>
-          </w:tcPr>
-          <w:p>
-            <w:pPr>
-              <w:keepNext/>
-            </w:pPr>
-            <w:r>
-              <w:rPr>
-                <w:rFonts w:ascii="Consolas" w:hAnsi="Consolas" w:eastAsia="Consolas"/>
-                <w:color w:val="003D7A"/>
-                <w:sz w:val="20"/>
-              </w:rPr>
-              <w:t>strict mode violation ... resolved to 3 elements</w:t>
-            </w:r>
-          </w:p>
-        </w:tc>
-        <w:tc>
-          <w:tcPr>
-            <w:tcW w:type="dxa" w:w="3061"/>
-            <w:shd w:val="clear" w:color="auto" w:fill="F2F5F9"/>
-            <w:tcBorders>
-              <w:top w:val="single" w:sz="6" w:color="D0D7DE"/>
-              <w:left w:val="single" w:sz="6" w:color="D0D7DE"/>
-              <w:bottom w:val="single" w:sz="6" w:color="D0D7DE"/>
-              <w:right w:val="single" w:sz="6" w:color="D0D7DE"/>
-            </w:tcBorders>
-          </w:tcPr>
-          <w:p>
-            <w:pPr>
-              <w:keepNext/>
-            </w:pPr>
-            <w:r>
-              <w:rPr>
-                <w:b w:val="0"/>
-                <w:sz w:val="20"/>
-              </w:rPr>
-              <w:t>El localizador encontró varios elementos.</w:t>
-            </w:r>
-          </w:p>
-        </w:tc>
-        <w:tc>
-          <w:tcPr>
-            <w:tcW w:type="dxa" w:w="3402"/>
-            <w:shd w:val="clear" w:color="auto" w:fill="F2F5F9"/>
-            <w:tcBorders>
-              <w:top w:val="single" w:sz="6" w:color="D0D7DE"/>
-              <w:left w:val="single" w:sz="6" w:color="D0D7DE"/>
-              <w:bottom w:val="single" w:sz="6" w:color="D0D7DE"/>
-              <w:right w:val="single" w:sz="6" w:color="D0D7DE"/>
-            </w:tcBorders>
-          </w:tcPr>
-          <w:p>
-            <w:pPr>
-              <w:keepNext/>
-            </w:pPr>
-            <w:r>
-              <w:rPr>
-                <w:b w:val="0"/>
-                <w:sz w:val="20"/>
-              </w:rPr>
-              <w:t>Hazlo más específico, por ejemplo con data-test.</w:t>
+              <w:t>Mira el README, Problemas comunes.</w:t>
             </w:r>
           </w:p>
         </w:tc>
@@ -5369,7 +5155,7 @@
                 <w:color w:val="003D7A"/>
                 <w:sz w:val="20"/>
               </w:rPr>
-              <w:t>expected: &lt;...&gt; but was: &lt;...&gt;</w:t>
+              <w:t>unable to get local issuer certificate</w:t>
             </w:r>
           </w:p>
         </w:tc>
@@ -5389,7 +5175,158 @@
                 <w:b w:val="0"/>
                 <w:sz w:val="20"/>
               </w:rPr>
-              <w:t>La prueba corrió, pero el texto no es el esperado.</w:t>
+              <w:t>El proxy de la empresa bloquea la descarga.</w:t>
+            </w:r>
+          </w:p>
+        </w:tc>
+        <w:tc>
+          <w:tcPr>
+            <w:tcW w:type="dxa" w:w="3402"/>
+            <w:tcBorders>
+              <w:top w:val="single" w:sz="6" w:color="D0D7DE"/>
+              <w:left w:val="single" w:sz="6" w:color="D0D7DE"/>
+              <w:bottom w:val="single" w:sz="6" w:color="D0D7DE"/>
+              <w:right w:val="single" w:sz="6" w:color="D0D7DE"/>
+            </w:tcBorders>
+          </w:tcPr>
+          <w:p>
+            <w:r>
+              <w:rPr>
+                <w:rFonts w:ascii="Consolas" w:hAnsi="Consolas" w:eastAsia="Consolas"/>
+                <w:color w:val="003D7A"/>
+                <w:sz w:val="20"/>
+              </w:rPr>
+              <w:t>npm run instalar:navegador</w:t>
+            </w:r>
+            <w:r>
+              <w:rPr>
+                <w:b w:val="0"/>
+                <w:sz w:val="20"/>
+              </w:rPr>
+              <w:t>. Si no sale, avísame.</w:t>
+            </w:r>
+          </w:p>
+        </w:tc>
+      </w:tr>
+      <w:tr>
+        <w:trPr>
+          <w:cantSplit/>
+        </w:trPr>
+        <w:tc>
+          <w:tcPr>
+            <w:tcW w:type="dxa" w:w="3175"/>
+            <w:shd w:val="clear" w:color="auto" w:fill="F2F5F9"/>
+            <w:tcBorders>
+              <w:top w:val="single" w:sz="6" w:color="D0D7DE"/>
+              <w:left w:val="single" w:sz="6" w:color="D0D7DE"/>
+              <w:bottom w:val="single" w:sz="6" w:color="D0D7DE"/>
+              <w:right w:val="single" w:sz="6" w:color="D0D7DE"/>
+            </w:tcBorders>
+          </w:tcPr>
+          <w:p>
+            <w:r>
+              <w:rPr>
+                <w:rFonts w:ascii="Consolas" w:hAnsi="Consolas" w:eastAsia="Consolas"/>
+                <w:color w:val="003D7A"/>
+                <w:sz w:val="20"/>
+              </w:rPr>
+              <w:t>Executable doesn't exist at ...ms-playwright...</w:t>
+            </w:r>
+          </w:p>
+        </w:tc>
+        <w:tc>
+          <w:tcPr>
+            <w:tcW w:type="dxa" w:w="3061"/>
+            <w:shd w:val="clear" w:color="auto" w:fill="F2F5F9"/>
+            <w:tcBorders>
+              <w:top w:val="single" w:sz="6" w:color="D0D7DE"/>
+              <w:left w:val="single" w:sz="6" w:color="D0D7DE"/>
+              <w:bottom w:val="single" w:sz="6" w:color="D0D7DE"/>
+              <w:right w:val="single" w:sz="6" w:color="D0D7DE"/>
+            </w:tcBorders>
+          </w:tcPr>
+          <w:p>
+            <w:r>
+              <w:rPr>
+                <w:b w:val="0"/>
+                <w:sz w:val="20"/>
+              </w:rPr>
+              <w:t>El navegador no está instalado.</w:t>
+            </w:r>
+          </w:p>
+        </w:tc>
+        <w:tc>
+          <w:tcPr>
+            <w:tcW w:type="dxa" w:w="3402"/>
+            <w:shd w:val="clear" w:color="auto" w:fill="F2F5F9"/>
+            <w:tcBorders>
+              <w:top w:val="single" w:sz="6" w:color="D0D7DE"/>
+              <w:left w:val="single" w:sz="6" w:color="D0D7DE"/>
+              <w:bottom w:val="single" w:sz="6" w:color="D0D7DE"/>
+              <w:right w:val="single" w:sz="6" w:color="D0D7DE"/>
+            </w:tcBorders>
+          </w:tcPr>
+          <w:p>
+            <w:r>
+              <w:rPr>
+                <w:rFonts w:ascii="Consolas" w:hAnsi="Consolas" w:eastAsia="Consolas"/>
+                <w:color w:val="003D7A"/>
+                <w:sz w:val="20"/>
+              </w:rPr>
+              <w:t>npm run instalar:navegador</w:t>
+            </w:r>
+            <w:r>
+              <w:rPr>
+                <w:b w:val="0"/>
+                <w:sz w:val="20"/>
+              </w:rPr>
+              <w:t>.</w:t>
+            </w:r>
+          </w:p>
+        </w:tc>
+      </w:tr>
+      <w:tr>
+        <w:trPr>
+          <w:cantSplit/>
+        </w:trPr>
+        <w:tc>
+          <w:tcPr>
+            <w:tcW w:type="dxa" w:w="3175"/>
+            <w:tcBorders>
+              <w:top w:val="single" w:sz="6" w:color="D0D7DE"/>
+              <w:left w:val="single" w:sz="6" w:color="D0D7DE"/>
+              <w:bottom w:val="single" w:sz="6" w:color="D0D7DE"/>
+              <w:right w:val="single" w:sz="6" w:color="D0D7DE"/>
+            </w:tcBorders>
+          </w:tcPr>
+          <w:p>
+            <w:r>
+              <w:rPr>
+                <w:rFonts w:ascii="Consolas" w:hAnsi="Consolas" w:eastAsia="Consolas"/>
+                <w:color w:val="003D7A"/>
+                <w:sz w:val="20"/>
+              </w:rPr>
+              <w:t>element(s) not found</w:t>
+            </w:r>
+          </w:p>
+        </w:tc>
+        <w:tc>
+          <w:tcPr>
+            <w:tcW w:type="dxa" w:w="3061"/>
+            <w:tcBorders>
+              <w:top w:val="single" w:sz="6" w:color="D0D7DE"/>
+              <w:left w:val="single" w:sz="6" w:color="D0D7DE"/>
+              <w:bottom w:val="single" w:sz="6" w:color="D0D7DE"/>
+              <w:right w:val="single" w:sz="6" w:color="D0D7DE"/>
+            </w:tcBorders>
+          </w:tcPr>
+          <w:p>
+            <w:r>
+              <w:rPr>
+                <w:b w:val="0"/>
+                <w:sz w:val="20"/>
+              </w:rPr>
+              <w:t>Playwright esperó 5 segundos y no encontró el elemento.</w:t>
             </w:r>
           </w:p>
         </w:tc>
@@ -5409,7 +5346,157 @@
                 <w:b w:val="0"/>
                 <w:sz w:val="20"/>
               </w:rPr>
-              <w:t>Compara letra por letra: un punto o una mayúscula cuentan.</w:t>
+              <w:t>Revisa el localizador con Pick locator.</w:t>
+            </w:r>
+          </w:p>
+        </w:tc>
+      </w:tr>
+      <w:tr>
+        <w:trPr>
+          <w:cantSplit/>
+        </w:trPr>
+        <w:tc>
+          <w:tcPr>
+            <w:tcW w:type="dxa" w:w="3175"/>
+            <w:shd w:val="clear" w:color="auto" w:fill="F2F5F9"/>
+            <w:tcBorders>
+              <w:top w:val="single" w:sz="6" w:color="D0D7DE"/>
+              <w:left w:val="single" w:sz="6" w:color="D0D7DE"/>
+              <w:bottom w:val="single" w:sz="6" w:color="D0D7DE"/>
+              <w:right w:val="single" w:sz="6" w:color="D0D7DE"/>
+            </w:tcBorders>
+          </w:tcPr>
+          <w:p>
+            <w:r>
+              <w:rPr>
+                <w:rFonts w:ascii="Consolas" w:hAnsi="Consolas" w:eastAsia="Consolas"/>
+                <w:color w:val="003D7A"/>
+                <w:sz w:val="20"/>
+              </w:rPr>
+              <w:t>strict mode violation ... resolved to 3 elements</w:t>
+            </w:r>
+          </w:p>
+        </w:tc>
+        <w:tc>
+          <w:tcPr>
+            <w:tcW w:type="dxa" w:w="3061"/>
+            <w:shd w:val="clear" w:color="auto" w:fill="F2F5F9"/>
+            <w:tcBorders>
+              <w:top w:val="single" w:sz="6" w:color="D0D7DE"/>
+              <w:left w:val="single" w:sz="6" w:color="D0D7DE"/>
+              <w:bottom w:val="single" w:sz="6" w:color="D0D7DE"/>
+              <w:right w:val="single" w:sz="6" w:color="D0D7DE"/>
+            </w:tcBorders>
+          </w:tcPr>
+          <w:p>
+            <w:r>
+              <w:rPr>
+                <w:b w:val="0"/>
+                <w:sz w:val="20"/>
+              </w:rPr>
+              <w:t>El localizador encontró varios elementos.</w:t>
+            </w:r>
+          </w:p>
+        </w:tc>
+        <w:tc>
+          <w:tcPr>
+            <w:tcW w:type="dxa" w:w="3402"/>
+            <w:shd w:val="clear" w:color="auto" w:fill="F2F5F9"/>
+            <w:tcBorders>
+              <w:top w:val="single" w:sz="6" w:color="D0D7DE"/>
+              <w:left w:val="single" w:sz="6" w:color="D0D7DE"/>
+              <w:bottom w:val="single" w:sz="6" w:color="D0D7DE"/>
+              <w:right w:val="single" w:sz="6" w:color="D0D7DE"/>
+            </w:tcBorders>
+          </w:tcPr>
+          <w:p>
+            <w:r>
+              <w:rPr>
+                <w:b w:val="0"/>
+                <w:sz w:val="20"/>
+              </w:rPr>
+              <w:t>Hazlo más específico.</w:t>
+            </w:r>
+          </w:p>
+        </w:tc>
+      </w:tr>
+      <w:tr>
+        <w:trPr>
+          <w:cantSplit/>
+        </w:trPr>
+        <w:tc>
+          <w:tcPr>
+            <w:tcW w:type="dxa" w:w="3175"/>
+            <w:tcBorders>
+              <w:top w:val="single" w:sz="6" w:color="D0D7DE"/>
+              <w:left w:val="single" w:sz="6" w:color="D0D7DE"/>
+              <w:bottom w:val="single" w:sz="6" w:color="D0D7DE"/>
+              <w:right w:val="single" w:sz="6" w:color="D0D7DE"/>
+            </w:tcBorders>
+          </w:tcPr>
+          <w:p>
+            <w:r>
+              <w:rPr>
+                <w:rFonts w:ascii="Consolas" w:hAnsi="Consolas" w:eastAsia="Consolas"/>
+                <w:color w:val="003D7A"/>
+                <w:sz w:val="20"/>
+              </w:rPr>
+              <w:t>Expected: "Productos"</w:t>
+            </w:r>
+            <w:r>
+              <w:rPr>
+                <w:b w:val="0"/>
+                <w:sz w:val="20"/>
+              </w:rPr>
+              <w:t xml:space="preserve"> </w:t>
+            </w:r>
+            <w:r>
+              <w:rPr>
+                <w:rFonts w:ascii="Consolas" w:hAnsi="Consolas" w:eastAsia="Consolas"/>
+                <w:color w:val="003D7A"/>
+                <w:sz w:val="20"/>
+              </w:rPr>
+              <w:t>Received: "Products"</w:t>
+            </w:r>
+          </w:p>
+        </w:tc>
+        <w:tc>
+          <w:tcPr>
+            <w:tcW w:type="dxa" w:w="3061"/>
+            <w:tcBorders>
+              <w:top w:val="single" w:sz="6" w:color="D0D7DE"/>
+              <w:left w:val="single" w:sz="6" w:color="D0D7DE"/>
+              <w:bottom w:val="single" w:sz="6" w:color="D0D7DE"/>
+              <w:right w:val="single" w:sz="6" w:color="D0D7DE"/>
+            </w:tcBorders>
+          </w:tcPr>
+          <w:p>
+            <w:r>
+              <w:rPr>
+                <w:b w:val="0"/>
+                <w:sz w:val="20"/>
+              </w:rPr>
+              <w:t>El texto no es el esperado.</w:t>
+            </w:r>
+          </w:p>
+        </w:tc>
+        <w:tc>
+          <w:tcPr>
+            <w:tcW w:type="dxa" w:w="3402"/>
+            <w:tcBorders>
+              <w:top w:val="single" w:sz="6" w:color="D0D7DE"/>
+              <w:left w:val="single" w:sz="6" w:color="D0D7DE"/>
+              <w:bottom w:val="single" w:sz="6" w:color="D0D7DE"/>
+              <w:right w:val="single" w:sz="6" w:color="D0D7DE"/>
+            </w:tcBorders>
+          </w:tcPr>
+          <w:p>
+            <w:r>
+              <w:rPr>
+                <w:b w:val="0"/>
+                <w:sz w:val="20"/>
+              </w:rPr>
+              <w:t>Compara letra por letra.</w:t>
             </w:r>
           </w:p>
         </w:tc>
@@ -5419,14 +5506,6 @@
       <w:pPr>
         <w:spacing w:after="40"/>
       </w:pPr>
-    </w:p>
-    <w:p>
-      <w:r>
-        <w:rPr>
-          <w:b w:val="0"/>
-        </w:rPr>
-        <w:t>El error de strict mode no es un capricho. Si Playwright encuentra tres campos y tú le dices escribe aquí, no sabe en cuál. Prefiere avisarte a adivinar.</w:t>
-      </w:r>
     </w:p>
     <w:p>
       <w:pPr>
@@ -5442,7 +5521,7 @@
           <w:color w:val="003D7A"/>
           <w:sz w:val="36"/>
         </w:rPr>
-        <w:t>8. Palabras nuevas</w:t>
+        <w:t>10. Palabras nuevas</w:t>
       </w:r>
     </w:p>
     <w:tbl>
@@ -5462,7 +5541,7 @@
         </w:trPr>
         <w:tc>
           <w:tcPr>
-            <w:tcW w:type="dxa" w:w="2835"/>
+            <w:tcW w:type="dxa" w:w="2551"/>
             <w:shd w:val="clear" w:color="auto" w:fill="003D7A"/>
             <w:tcBorders>
               <w:top w:val="single" w:sz="6" w:color="D0D7DE"/>
@@ -5487,7 +5566,7 @@
         </w:tc>
         <w:tc>
           <w:tcPr>
-            <w:tcW w:type="dxa" w:w="6803"/>
+            <w:tcW w:type="dxa" w:w="7087"/>
             <w:shd w:val="clear" w:color="auto" w:fill="003D7A"/>
             <w:tcBorders>
               <w:top w:val="single" w:sz="6" w:color="D0D7DE"/>
@@ -5517,7 +5596,7 @@
         </w:trPr>
         <w:tc>
           <w:tcPr>
-            <w:tcW w:type="dxa" w:w="2835"/>
+            <w:tcW w:type="dxa" w:w="2551"/>
             <w:tcBorders>
               <w:top w:val="single" w:sz="6" w:color="D0D7DE"/>
               <w:left w:val="single" w:sz="6" w:color="D0D7DE"/>
@@ -5534,13 +5613,13 @@
                 <w:b w:val="0"/>
                 <w:sz w:val="20"/>
               </w:rPr>
-              <w:t>Framework de automatización</w:t>
+              <w:t>TypeScript</w:t>
             </w:r>
           </w:p>
         </w:tc>
         <w:tc>
           <w:tcPr>
-            <w:tcW w:type="dxa" w:w="6803"/>
+            <w:tcW w:type="dxa" w:w="7087"/>
             <w:tcBorders>
               <w:top w:val="single" w:sz="6" w:color="D0D7DE"/>
               <w:left w:val="single" w:sz="6" w:color="D0D7DE"/>
@@ -5557,7 +5636,7 @@
                 <w:b w:val="0"/>
                 <w:sz w:val="20"/>
               </w:rPr>
-              <w:t>Librería que maneja una aplicación por ti (Selenium, Playwright).</w:t>
+              <w:t>JavaScript con tipos. El lenguaje nativo de Playwright.</w:t>
             </w:r>
           </w:p>
         </w:tc>
@@ -5568,7 +5647,7 @@
         </w:trPr>
         <w:tc>
           <w:tcPr>
-            <w:tcW w:type="dxa" w:w="2835"/>
+            <w:tcW w:type="dxa" w:w="2551"/>
             <w:shd w:val="clear" w:color="auto" w:fill="F2F5F9"/>
             <w:tcBorders>
               <w:top w:val="single" w:sz="6" w:color="D0D7DE"/>
@@ -5586,13 +5665,13 @@
                 <w:b w:val="0"/>
                 <w:sz w:val="20"/>
               </w:rPr>
-              <w:t>Playwright</w:t>
+              <w:t>Node.js y npm</w:t>
             </w:r>
           </w:p>
         </w:tc>
         <w:tc>
           <w:tcPr>
-            <w:tcW w:type="dxa" w:w="6803"/>
+            <w:tcW w:type="dxa" w:w="7087"/>
             <w:shd w:val="clear" w:color="auto" w:fill="F2F5F9"/>
             <w:tcBorders>
               <w:top w:val="single" w:sz="6" w:color="D0D7DE"/>
@@ -5610,7 +5689,7 @@
                 <w:b w:val="0"/>
                 <w:sz w:val="20"/>
               </w:rPr>
-              <w:t>Framework de Microsoft para controlar navegadores desde código.</w:t>
+              <w:t>Node.js corre JavaScript fuera del navegador; npm instala librerías.</w:t>
             </w:r>
           </w:p>
         </w:tc>
@@ -5621,7 +5700,111 @@
         </w:trPr>
         <w:tc>
           <w:tcPr>
-            <w:tcW w:type="dxa" w:w="2835"/>
+            <w:tcW w:type="dxa" w:w="2551"/>
+            <w:tcBorders>
+              <w:top w:val="single" w:sz="6" w:color="D0D7DE"/>
+              <w:left w:val="single" w:sz="6" w:color="D0D7DE"/>
+              <w:bottom w:val="single" w:sz="6" w:color="D0D7DE"/>
+              <w:right w:val="single" w:sz="6" w:color="D0D7DE"/>
+            </w:tcBorders>
+          </w:tcPr>
+          <w:p>
+            <w:pPr>
+              <w:keepNext/>
+            </w:pPr>
+            <w:r>
+              <w:rPr>
+                <w:b w:val="0"/>
+                <w:sz w:val="20"/>
+              </w:rPr>
+              <w:t>node_modules</w:t>
+            </w:r>
+          </w:p>
+        </w:tc>
+        <w:tc>
+          <w:tcPr>
+            <w:tcW w:type="dxa" w:w="7087"/>
+            <w:tcBorders>
+              <w:top w:val="single" w:sz="6" w:color="D0D7DE"/>
+              <w:left w:val="single" w:sz="6" w:color="D0D7DE"/>
+              <w:bottom w:val="single" w:sz="6" w:color="D0D7DE"/>
+              <w:right w:val="single" w:sz="6" w:color="D0D7DE"/>
+            </w:tcBorders>
+          </w:tcPr>
+          <w:p>
+            <w:pPr>
+              <w:keepNext/>
+            </w:pPr>
+            <w:r>
+              <w:rPr>
+                <w:b w:val="0"/>
+                <w:sz w:val="20"/>
+              </w:rPr>
+              <w:t>Carpeta donde npm deja las librerías. No se sube a Git.</w:t>
+            </w:r>
+          </w:p>
+        </w:tc>
+      </w:tr>
+      <w:tr>
+        <w:trPr>
+          <w:cantSplit/>
+        </w:trPr>
+        <w:tc>
+          <w:tcPr>
+            <w:tcW w:type="dxa" w:w="2551"/>
+            <w:shd w:val="clear" w:color="auto" w:fill="F2F5F9"/>
+            <w:tcBorders>
+              <w:top w:val="single" w:sz="6" w:color="D0D7DE"/>
+              <w:left w:val="single" w:sz="6" w:color="D0D7DE"/>
+              <w:bottom w:val="single" w:sz="6" w:color="D0D7DE"/>
+              <w:right w:val="single" w:sz="6" w:color="D0D7DE"/>
+            </w:tcBorders>
+          </w:tcPr>
+          <w:p>
+            <w:pPr>
+              <w:keepNext/>
+            </w:pPr>
+            <w:r>
+              <w:rPr>
+                <w:b w:val="0"/>
+                <w:sz w:val="20"/>
+              </w:rPr>
+              <w:t>async y await</w:t>
+            </w:r>
+          </w:p>
+        </w:tc>
+        <w:tc>
+          <w:tcPr>
+            <w:tcW w:type="dxa" w:w="7087"/>
+            <w:shd w:val="clear" w:color="auto" w:fill="F2F5F9"/>
+            <w:tcBorders>
+              <w:top w:val="single" w:sz="6" w:color="D0D7DE"/>
+              <w:left w:val="single" w:sz="6" w:color="D0D7DE"/>
+              <w:bottom w:val="single" w:sz="6" w:color="D0D7DE"/>
+              <w:right w:val="single" w:sz="6" w:color="D0D7DE"/>
+            </w:tcBorders>
+          </w:tcPr>
+          <w:p>
+            <w:pPr>
+              <w:keepNext/>
+            </w:pPr>
+            <w:r>
+              <w:rPr>
+                <w:b w:val="0"/>
+                <w:sz w:val="20"/>
+              </w:rPr>
+              <w:t>Marcan una función que espera y la espera de cada acción.</w:t>
+            </w:r>
+          </w:p>
+        </w:tc>
+      </w:tr>
+      <w:tr>
+        <w:trPr>
+          <w:cantSplit/>
+        </w:trPr>
+        <w:tc>
+          <w:tcPr>
+            <w:tcW w:type="dxa" w:w="2551"/>
             <w:tcBorders>
               <w:top w:val="single" w:sz="6" w:color="D0D7DE"/>
               <w:left w:val="single" w:sz="6" w:color="D0D7DE"/>
@@ -5644,7 +5827,7 @@
         </w:tc>
         <w:tc>
           <w:tcPr>
-            <w:tcW w:type="dxa" w:w="6803"/>
+            <w:tcW w:type="dxa" w:w="7087"/>
             <w:tcBorders>
               <w:top w:val="single" w:sz="6" w:color="D0D7DE"/>
               <w:left w:val="single" w:sz="6" w:color="D0D7DE"/>
@@ -5672,7 +5855,7 @@
         </w:trPr>
         <w:tc>
           <w:tcPr>
-            <w:tcW w:type="dxa" w:w="2835"/>
+            <w:tcW w:type="dxa" w:w="2551"/>
             <w:shd w:val="clear" w:color="auto" w:fill="F2F5F9"/>
             <w:tcBorders>
               <w:top w:val="single" w:sz="6" w:color="D0D7DE"/>
@@ -5696,7 +5879,7 @@
         </w:tc>
         <w:tc>
           <w:tcPr>
-            <w:tcW w:type="dxa" w:w="6803"/>
+            <w:tcW w:type="dxa" w:w="7087"/>
             <w:shd w:val="clear" w:color="auto" w:fill="F2F5F9"/>
             <w:tcBorders>
               <w:top w:val="single" w:sz="6" w:color="D0D7DE"/>
@@ -5714,7 +5897,7 @@
                 <w:b w:val="0"/>
                 <w:sz w:val="20"/>
               </w:rPr>
-              <w:t>Clase que representa una pantalla: localizadores privados y métodos públicos.</w:t>
+              <w:t>Clase que representa una pantalla: localizadores y métodos.</w:t>
             </w:r>
           </w:p>
         </w:tc>
@@ -5725,7 +5908,7 @@
         </w:trPr>
         <w:tc>
           <w:tcPr>
-            <w:tcW w:type="dxa" w:w="2835"/>
+            <w:tcW w:type="dxa" w:w="2551"/>
             <w:tcBorders>
               <w:top w:val="single" w:sz="6" w:color="D0D7DE"/>
               <w:left w:val="single" w:sz="6" w:color="D0D7DE"/>
@@ -5742,13 +5925,13 @@
                 <w:b w:val="0"/>
                 <w:sz w:val="20"/>
               </w:rPr>
-              <w:t>POM</w:t>
+              <w:t>Aserción web-first</w:t>
             </w:r>
           </w:p>
         </w:tc>
         <w:tc>
           <w:tcPr>
-            <w:tcW w:type="dxa" w:w="6803"/>
+            <w:tcW w:type="dxa" w:w="7087"/>
             <w:tcBorders>
               <w:top w:val="single" w:sz="6" w:color="D0D7DE"/>
               <w:left w:val="single" w:sz="6" w:color="D0D7DE"/>
@@ -5765,7 +5948,7 @@
                 <w:b w:val="0"/>
                 <w:sz w:val="20"/>
               </w:rPr>
-              <w:t>Page Object Model. El patrón de tener un Page Object por pantalla.</w:t>
+              <w:t>Un expect que vuelve a mirar la página hasta que se cumple o se acaba el tiempo.</w:t>
             </w:r>
           </w:p>
         </w:tc>
@@ -5776,7 +5959,7 @@
         </w:trPr>
         <w:tc>
           <w:tcPr>
-            <w:tcW w:type="dxa" w:w="2835"/>
+            <w:tcW w:type="dxa" w:w="2551"/>
             <w:shd w:val="clear" w:color="auto" w:fill="F2F5F9"/>
             <w:tcBorders>
               <w:top w:val="single" w:sz="6" w:color="D0D7DE"/>
@@ -5800,7 +5983,7 @@
         </w:tc>
         <w:tc>
           <w:tcPr>
-            <w:tcW w:type="dxa" w:w="6803"/>
+            <w:tcW w:type="dxa" w:w="7087"/>
             <w:shd w:val="clear" w:color="auto" w:fill="F2F5F9"/>
             <w:tcBorders>
               <w:top w:val="single" w:sz="6" w:color="D0D7DE"/>
@@ -5829,7 +6012,7 @@
         </w:trPr>
         <w:tc>
           <w:tcPr>
-            <w:tcW w:type="dxa" w:w="2835"/>
+            <w:tcW w:type="dxa" w:w="2551"/>
             <w:tcBorders>
               <w:top w:val="single" w:sz="6" w:color="D0D7DE"/>
               <w:left w:val="single" w:sz="6" w:color="D0D7DE"/>
@@ -5846,13 +6029,13 @@
                 <w:b w:val="0"/>
                 <w:sz w:val="20"/>
               </w:rPr>
-              <w:t>Data driven</w:t>
+              <w:t>Traza</w:t>
             </w:r>
           </w:p>
         </w:tc>
         <w:tc>
           <w:tcPr>
-            <w:tcW w:type="dxa" w:w="6803"/>
+            <w:tcW w:type="dxa" w:w="7087"/>
             <w:tcBorders>
               <w:top w:val="single" w:sz="6" w:color="D0D7DE"/>
               <w:left w:val="single" w:sz="6" w:color="D0D7DE"/>
@@ -5869,7 +6052,7 @@
                 <w:b w:val="0"/>
                 <w:sz w:val="20"/>
               </w:rPr>
-              <w:t>Correr la misma prueba con varios datos distintos.</w:t>
+              <w:t>Grabación paso a paso de una prueba para ver qué pasó.</w:t>
             </w:r>
           </w:p>
         </w:tc>
@@ -5880,60 +6063,8 @@
         </w:trPr>
         <w:tc>
           <w:tcPr>
-            <w:tcW w:type="dxa" w:w="2835"/>
+            <w:tcW w:type="dxa" w:w="2551"/>
             <w:shd w:val="clear" w:color="auto" w:fill="F2F5F9"/>
-            <w:tcBorders>
-              <w:top w:val="single" w:sz="6" w:color="D0D7DE"/>
-              <w:left w:val="single" w:sz="6" w:color="D0D7DE"/>
-              <w:bottom w:val="single" w:sz="6" w:color="D0D7DE"/>
-              <w:right w:val="single" w:sz="6" w:color="D0D7DE"/>
-            </w:tcBorders>
-          </w:tcPr>
-          <w:p>
-            <w:pPr>
-              <w:keepNext/>
-            </w:pPr>
-            <w:r>
-              <w:rPr>
-                <w:b w:val="0"/>
-                <w:sz w:val="20"/>
-              </w:rPr>
-              <w:t>JUnit</w:t>
-            </w:r>
-          </w:p>
-        </w:tc>
-        <w:tc>
-          <w:tcPr>
-            <w:tcW w:type="dxa" w:w="6803"/>
-            <w:shd w:val="clear" w:color="auto" w:fill="F2F5F9"/>
-            <w:tcBorders>
-              <w:top w:val="single" w:sz="6" w:color="D0D7DE"/>
-              <w:left w:val="single" w:sz="6" w:color="D0D7DE"/>
-              <w:bottom w:val="single" w:sz="6" w:color="D0D7DE"/>
-              <w:right w:val="single" w:sz="6" w:color="D0D7DE"/>
-            </w:tcBorders>
-          </w:tcPr>
-          <w:p>
-            <w:pPr>
-              <w:keepNext/>
-            </w:pPr>
-            <w:r>
-              <w:rPr>
-                <w:b w:val="0"/>
-                <w:sz w:val="20"/>
-              </w:rPr>
-              <w:t>Librería de Java para escribir pruebas con @Test y compararlas con assertEquals.</w:t>
-            </w:r>
-          </w:p>
-        </w:tc>
-      </w:tr>
-      <w:tr>
-        <w:trPr>
-          <w:cantSplit/>
-        </w:trPr>
-        <w:tc>
-          <w:tcPr>
-            <w:tcW w:type="dxa" w:w="2835"/>
             <w:tcBorders>
               <w:top w:val="single" w:sz="6" w:color="D0D7DE"/>
               <w:left w:val="single" w:sz="6" w:color="D0D7DE"/>
@@ -5947,13 +6078,14 @@
                 <w:b w:val="0"/>
                 <w:sz w:val="20"/>
               </w:rPr>
-              <w:t>Strict mode</w:t>
+              <w:t>Data driven</w:t>
             </w:r>
           </w:p>
         </w:tc>
         <w:tc>
           <w:tcPr>
-            <w:tcW w:type="dxa" w:w="6803"/>
+            <w:tcW w:type="dxa" w:w="7087"/>
+            <w:shd w:val="clear" w:color="auto" w:fill="F2F5F9"/>
             <w:tcBorders>
               <w:top w:val="single" w:sz="6" w:color="D0D7DE"/>
               <w:left w:val="single" w:sz="6" w:color="D0D7DE"/>
@@ -5967,7 +6099,7 @@
                 <w:b w:val="0"/>
                 <w:sz w:val="20"/>
               </w:rPr>
-              <w:t>Regla de Playwright: un localizador que se usa para actuar debe encontrar un solo elemento.</w:t>
+              <w:t>Correr la misma prueba con varios datos distintos.</w:t>
             </w:r>
           </w:p>
         </w:tc>
@@ -5992,7 +6124,7 @@
           <w:color w:val="003D7A"/>
           <w:sz w:val="36"/>
         </w:rPr>
-        <w:t>9. Después de la clase</w:t>
+        <w:t>11. Después de la clase</w:t>
       </w:r>
     </w:p>
     <w:p>
@@ -6004,14 +6136,14 @@
         <w:rPr>
           <w:b w:val="0"/>
         </w:rPr>
-        <w:t xml:space="preserve">Corre el proyecto una vez más con </w:t>
+        <w:t xml:space="preserve">Corre </w:t>
       </w:r>
       <w:r>
         <w:rPr>
           <w:rFonts w:ascii="Consolas" w:hAnsi="Consolas" w:eastAsia="Consolas"/>
           <w:color w:val="003D7A"/>
         </w:rPr>
-        <w:t>-Dheadless=false</w:t>
+        <w:t>npm run test:visible</w:t>
       </w:r>
       <w:r>
         <w:rPr>
@@ -6036,7 +6168,7 @@
           <w:rFonts w:ascii="Consolas" w:hAnsi="Consolas" w:eastAsia="Consolas"/>
           <w:color w:val="003D7A"/>
         </w:rPr>
-        <w:t>LoginPage</w:t>
+        <w:t>LoginPage.ts</w:t>
       </w:r>
       <w:r>
         <w:rPr>
@@ -6049,13 +6181,25 @@
           <w:rFonts w:ascii="Consolas" w:hAnsi="Consolas" w:eastAsia="Consolas"/>
           <w:color w:val="003D7A"/>
         </w:rPr>
-        <w:t>LoginTest</w:t>
+        <w:t>login.spec.ts</w:t>
       </w:r>
       <w:r>
         <w:rPr>
           <w:b w:val="0"/>
         </w:rPr>
-        <w:t xml:space="preserve"> lado a lado y ubica qué método de la página usa cada línea de la prueba.</w:t>
+        <w:t xml:space="preserve"> lado a lado y ubica qué método usa cada línea de la prueba.</w:t>
+      </w:r>
+    </w:p>
+    <w:p>
+      <w:pPr>
+        <w:pStyle w:val="ListBullet"/>
+        <w:spacing w:after="60"/>
+      </w:pPr>
+      <w:r>
+        <w:rPr>
+          <w:b w:val="0"/>
+        </w:rPr>
+        <w:t>Prueba Pick locator en VS Code sobre el botón Add to cart de la mochila: lo vas a necesitar.</w:t>
       </w:r>
     </w:p>
     <w:p>
@@ -6085,18 +6229,6 @@
     </w:p>
     <w:p>
       <w:pPr>
-        <w:pStyle w:val="ListBullet"/>
-        <w:spacing w:after="60"/>
-      </w:pPr>
-      <w:r>
-        <w:rPr>
-          <w:b w:val="0"/>
-        </w:rPr>
-        <w:t>Responde las preguntas de repaso de la siguiente sección sin mirar las respuestas.</w:t>
-      </w:r>
-    </w:p>
-    <w:p>
-      <w:pPr>
         <w:keepNext/>
         <w:spacing w:before="240" w:after="160"/>
         <w:pBdr>
@@ -6109,105 +6241,141 @@
           <w:color w:val="003D7A"/>
           <w:sz w:val="36"/>
         </w:rPr>
-        <w:t>10. Preguntas de repaso</w:t>
+        <w:t>12. Preguntas de repaso</w:t>
       </w:r>
     </w:p>
     <w:p>
       <w:r>
         <w:rPr>
-          <w:b/>
+          <w:b w:val="0"/>
         </w:rPr>
-        <w:t>1.</w:t>
+        <w:t xml:space="preserve">1. ¿Qué hace </w:t>
+      </w:r>
+      <w:r>
+        <w:rPr>
+          <w:rFonts w:ascii="Consolas" w:hAnsi="Consolas" w:eastAsia="Consolas"/>
+          <w:color w:val="003D7A"/>
+        </w:rPr>
+        <w:t>await</w:t>
       </w:r>
       <w:r>
         <w:rPr>
           <w:b w:val="0"/>
         </w:rPr>
-        <w:t xml:space="preserve"> ¿Por qué los localizadores de LoginPage son private?</w:t>
+        <w:t xml:space="preserve"> y qué pasa si lo olvidas?</w:t>
       </w:r>
     </w:p>
     <w:p>
       <w:r>
         <w:rPr>
-          <w:b/>
+          <w:b w:val="0"/>
         </w:rPr>
-        <w:t>2.</w:t>
+        <w:t xml:space="preserve">2. ¿Por qué </w:t>
+      </w:r>
+      <w:r>
+        <w:rPr>
+          <w:rFonts w:ascii="Consolas" w:hAnsi="Consolas" w:eastAsia="Consolas"/>
+          <w:color w:val="003D7A"/>
+        </w:rPr>
+        <w:t>campoUsuario</w:t>
       </w:r>
       <w:r>
         <w:rPr>
           <w:b w:val="0"/>
         </w:rPr>
-        <w:t xml:space="preserve"> ¿Qué hace super(pagina) en el constructor de LoginPage?</w:t>
+        <w:t xml:space="preserve"> es </w:t>
+      </w:r>
+      <w:r>
+        <w:rPr>
+          <w:rFonts w:ascii="Consolas" w:hAnsi="Consolas" w:eastAsia="Consolas"/>
+          <w:color w:val="003D7A"/>
+        </w:rPr>
+        <w:t>private</w:t>
+      </w:r>
+      <w:r>
+        <w:rPr>
+          <w:b w:val="0"/>
+        </w:rPr>
+        <w:t xml:space="preserve"> y </w:t>
+      </w:r>
+      <w:r>
+        <w:rPr>
+          <w:rFonts w:ascii="Consolas" w:hAnsi="Consolas" w:eastAsia="Consolas"/>
+          <w:color w:val="003D7A"/>
+        </w:rPr>
+        <w:t>mensajeError</w:t>
+      </w:r>
+      <w:r>
+        <w:rPr>
+          <w:b w:val="0"/>
+        </w:rPr>
+        <w:t xml:space="preserve"> no?</w:t>
       </w:r>
     </w:p>
     <w:p>
       <w:r>
         <w:rPr>
-          <w:b/>
+          <w:b w:val="0"/>
         </w:rPr>
-        <w:t>3.</w:t>
+        <w:t>3. ¿Qué comando instala las librerías con las versiones exactas del proyecto?</w:t>
+      </w:r>
+    </w:p>
+    <w:p>
+      <w:r>
+        <w:rPr>
+          <w:b w:val="0"/>
+        </w:rPr>
+        <w:t>4. Quieres ver el navegador. ¿Qué comando usas?</w:t>
+      </w:r>
+    </w:p>
+    <w:p>
+      <w:r>
+        <w:rPr>
+          <w:b w:val="0"/>
+        </w:rPr>
+        <w:t xml:space="preserve">5. Agregas un cuarto caso a </w:t>
+      </w:r>
+      <w:r>
+        <w:rPr>
+          <w:rFonts w:ascii="Consolas" w:hAnsi="Consolas" w:eastAsia="Consolas"/>
+          <w:color w:val="003D7A"/>
+        </w:rPr>
+        <w:t>loginsInvalidos</w:t>
       </w:r>
       <w:r>
         <w:rPr>
           <w:b w:val="0"/>
         </w:rPr>
-        <w:t xml:space="preserve"> ¿Cuántas veces se abre el navegador si corres LoginTest completo?</w:t>
+        <w:t>. ¿Cuántas pruebas salen?</w:t>
       </w:r>
     </w:p>
     <w:p>
       <w:r>
         <w:rPr>
-          <w:b/>
+          <w:b w:val="0"/>
         </w:rPr>
-        <w:t>4.</w:t>
+        <w:t xml:space="preserve">6. ¿Cuánto espera </w:t>
+      </w:r>
+      <w:r>
+        <w:rPr>
+          <w:rFonts w:ascii="Consolas" w:hAnsi="Consolas" w:eastAsia="Consolas"/>
+          <w:color w:val="003D7A"/>
+        </w:rPr>
+        <w:t>toHaveText</w:t>
       </w:r>
       <w:r>
         <w:rPr>
           <w:b w:val="0"/>
         </w:rPr>
-        <w:t xml:space="preserve"> Quieres ver el navegador. ¿Qué comando usas?</w:t>
+        <w:t xml:space="preserve"> antes de fallar?</w:t>
       </w:r>
     </w:p>
     <w:p>
       <w:r>
         <w:rPr>
-          <w:b/>
-        </w:rPr>
-        <w:t>5.</w:t>
-      </w:r>
-      <w:r>
-        <w:rPr>
           <w:b w:val="0"/>
         </w:rPr>
-        <w:t xml:space="preserve"> Agregas una cuarta fila a @CsvSource. ¿Cuántos resultados da LoginTest?</w:t>
-      </w:r>
-    </w:p>
-    <w:p>
-      <w:r>
-        <w:rPr>
-          <w:b/>
-        </w:rPr>
-        <w:t>6.</w:t>
-      </w:r>
-      <w:r>
-        <w:rPr>
-          <w:b w:val="0"/>
-        </w:rPr>
-        <w:t xml:space="preserve"> ¿Qué pasa si en assertEquals("Products", productos.titulo()) el título no es Products?</w:t>
-      </w:r>
-    </w:p>
-    <w:p>
-      <w:r>
-        <w:rPr>
-          <w:b/>
-        </w:rPr>
-        <w:t>7.</w:t>
-      </w:r>
-      <w:r>
-        <w:rPr>
-          <w:b w:val="0"/>
-        </w:rPr>
-        <w:t xml:space="preserve"> En POM, ¿quién tiene los métodos que hacen las acciones? ¿Y en Screenplay?</w:t>
+        <w:t>7. En POM, ¿quién tiene los métodos que hacen las acciones? ¿Y en Screenplay?</w:t>
       </w:r>
     </w:p>
     <w:p>
@@ -6227,99 +6395,57 @@
     <w:p>
       <w:r>
         <w:rPr>
-          <w:b/>
-        </w:rPr>
-        <w:t>1.</w:t>
-      </w:r>
-      <w:r>
-        <w:rPr>
           <w:b w:val="0"/>
         </w:rPr>
-        <w:t xml:space="preserve"> Para que las pruebas no dependan de ellos. Si el HTML cambia, solo se corrige LoginPage.</w:t>
+        <w:t>1. Espera a que la acción termine antes de seguir. Si lo olvidas, la prueba no espera y puede pasar sin haber revisado nada.</w:t>
       </w:r>
     </w:p>
     <w:p>
       <w:r>
         <w:rPr>
-          <w:b/>
-        </w:rPr>
-        <w:t>2.</w:t>
-      </w:r>
-      <w:r>
-        <w:rPr>
           <w:b w:val="0"/>
         </w:rPr>
-        <w:t xml:space="preserve"> Llama al constructor de PaginaBase para que guarde la pestaña del navegador.</w:t>
+        <w:t>2. El campo solo se usa dentro de la página para escribir. El mensaje lo revisa la prueba con expect.</w:t>
       </w:r>
     </w:p>
     <w:p>
       <w:r>
         <w:rPr>
-          <w:b/>
-        </w:rPr>
-        <w:t>3.</w:t>
-      </w:r>
-      <w:r>
-        <w:rPr>
           <w:b w:val="0"/>
         </w:rPr>
-        <w:t xml:space="preserve"> Una sola vez, en @BeforeAll. Lo que se abre antes de cada prueba es una pestaña nueva.</w:t>
+        <w:t>3. npm ci</w:t>
       </w:r>
     </w:p>
     <w:p>
       <w:r>
         <w:rPr>
-          <w:b/>
-        </w:rPr>
-        <w:t>4.</w:t>
-      </w:r>
-      <w:r>
-        <w:rPr>
           <w:b w:val="0"/>
         </w:rPr>
-        <w:t xml:space="preserve"> gradle test -Dheadless=false</w:t>
+        <w:t>4. npm run test:visible (o Show browser en VS Code)</w:t>
       </w:r>
     </w:p>
     <w:p>
       <w:r>
         <w:rPr>
-          <w:b/>
-        </w:rPr>
-        <w:t>5.</w:t>
-      </w:r>
-      <w:r>
-        <w:rPr>
           <w:b w:val="0"/>
         </w:rPr>
-        <w:t xml:space="preserve"> Seis: las dos pruebas normales más cuatro ejecuciones de loginInvalido.</w:t>
+        <w:t>5. Seis: las dos normales más cuatro del for.</w:t>
       </w:r>
     </w:p>
     <w:p>
       <w:r>
         <w:rPr>
-          <w:b/>
-        </w:rPr>
-        <w:t>6.</w:t>
-      </w:r>
-      <w:r>
-        <w:rPr>
           <w:b w:val="0"/>
         </w:rPr>
-        <w:t xml:space="preserve"> La prueba falla (FAILED) y la consola muestra expected: &lt;Products&gt; but was: &lt;el texto que salió&gt;.</w:t>
+        <w:t>6. 5 segundos, mirando la página una y otra vez.</w:t>
       </w:r>
     </w:p>
     <w:p>
       <w:r>
         <w:rPr>
-          <w:b/>
-        </w:rPr>
-        <w:t>7.</w:t>
-      </w:r>
-      <w:r>
-        <w:rPr>
           <w:b w:val="0"/>
         </w:rPr>
-        <w:t xml:space="preserve"> En POM, la página. En Screenplay, las tareas que ejecuta el actor.</w:t>
+        <w:t>7. En POM, la página. En Screenplay, las tareas que ejecuta el actor.</w:t>
       </w:r>
     </w:p>
     <w:sectPr>

--- a/material-de-apoyo/Clase4_Guia_Estudio_Playwright_POM.docx
+++ b/material-de-apoyo/Clase4_Guia_Estudio_Playwright_POM.docx
@@ -4557,7 +4557,7 @@
                 <w:b w:val="0"/>
                 <w:sz w:val="20"/>
               </w:rPr>
-              <w:t>Un actor que ejecuta tareas (Task)</w:t>
+              <w:t>Un actor que ejecuta tareas (tasks/IniciarSesion)</w:t>
             </w:r>
           </w:p>
         </w:tc>
@@ -4633,7 +4633,7 @@
                 <w:b w:val="0"/>
                 <w:sz w:val="20"/>
               </w:rPr>
-              <w:t>En las clases de userinterfaces</w:t>
+              <w:t>En userinterfaces/PaginaLogin</w:t>
             </w:r>
           </w:p>
         </w:tc>
@@ -4708,7 +4708,7 @@
                 <w:b w:val="0"/>
                 <w:sz w:val="20"/>
               </w:rPr>
-              <w:t>Con preguntas (Question)</w:t>
+              <w:t>Con preguntas (questions/MensajeDeError)</w:t>
             </w:r>
           </w:p>
         </w:tc>
